--- a/courts/sixth-circuit/ohio/state/court-of-appeals/opening-brief/usage/OUTPUT-opening-brief.docx
+++ b/courts/sixth-circuit/ohio/state/court-of-appeals/opening-brief/usage/OUTPUT-opening-brief.docx
@@ -3735,7 +3735,7 @@
         <w:tab/>
       </w:r>
       <w:r>
-        <w:t xml:space="preserve">16</w:t>
+        <w:t xml:space="preserve">17</w:t>
       </w:r>
     </w:p>
     <w:p>
@@ -3854,7 +3854,7 @@
           <w:tab w:val="right" w:leader="dot" w:pos="9360"/>
         </w:tabs>
         <w:spacing w:before="192" w:after="0" w:line="276" w:lineRule="exact"/>
-        <w:ind w:left="360" w:right="1560" w:hanging="360"/>
+        <w:ind w:left="360" w:right="1440" w:hanging="360"/>
       </w:pPr>
       <w:r>
         <w:rPr>
@@ -4001,7 +4001,7 @@
         <w:tab/>
       </w:r>
       <w:r>
-        <w:t xml:space="preserve">9, 17, 18, 28, 31</w:t>
+        <w:t xml:space="preserve">17, 18, 28</w:t>
       </w:r>
     </w:p>
     <w:p>
@@ -4082,7 +4082,7 @@
         <w:tab/>
       </w:r>
       <w:r>
-        <w:t xml:space="preserve">20, 21, 30</w:t>
+        <w:t xml:space="preserve">21, 30</w:t>
       </w:r>
     </w:p>
     <w:p>
@@ -4552,7 +4552,7 @@
         <w:tab/>
       </w:r>
       <w:r>
-        <w:t xml:space="preserve">32</w:t>
+        <w:t xml:space="preserve">33</w:t>
       </w:r>
     </w:p>
     <w:p>
@@ -4846,7 +4846,7 @@
         <w:tab/>
       </w:r>
       <w:r>
-        <w:t xml:space="preserve">27, 35, 36</w:t>
+        <w:t xml:space="preserve">28, 35, 36</w:t>
       </w:r>
     </w:p>
     <w:p>
@@ -6234,7 +6234,7 @@
         <w:t xml:space="preserve"> </w:t>
       </w:r>
       <w:r>
-        <w:t xml:space="preserve">Affidavit of Kathleen Fry, attached to Plaintiffs’ MSJ at Exhibit 6 (alarm companies “confer with the clients’ local police dispatcher to determine which phone number they would like our clients’ alarm agents to use for alarm notification to the responding authorities . . . when a security alarm alerts, the alarm agent immediately calls the homeowner’s primary number to verify, followed by a homeowners secondary number to verify if applicable . . . the alarm agent calls the police only if the homeowner cannot be reached, or is reached and indicates danger . . . when the alarm agent calls the police, the agent simply notifies the police that an alarm has been triggered, that the homeowner cannot be reached, and any other relevant surrounding circumstances . . .”).</w:t>
+        <w:t xml:space="preserve">Affidavit of Kathleen Fry, attached to Plaintiffs’ MSJ at Exhibit 6 (alarm companies “confer with the clients’ local police dispatcher to determine which phone number they would like our clients’ alarm agents to use for alarm notification to the responding authorities . . . when a security alarm alerts, the alarm agent immediately calls the homeowner’s primary number to verify, followed by a homeowners secondary number to verify if applicable . . . the alarm agent calls the police only if the homeowner cannot be reached, or is reached and indicates danger . . . when the alarm agent calls the police, the agent simply notifies the police that an alarm has been triggered, that the homeowner cannot be reached, and any other relevant surrounding circumstances . . .”).</w:t>
       </w:r>
     </w:p>
     <w:p>
@@ -6298,7 +6298,7 @@
         <w:pStyle w:val="BodyText"/>
       </w:pPr>
       <w:r>
-        <w:t xml:space="preserve">Further, for no textually explicit, coherent, or explicable reason, the City charges twice as much to local businesses who defend themselves or inform the City of criminal activity through alarm-related information: “residential alarm users shall pay a non-refundable, non-transferable, user and location-specific biennial fee of $50 . . . Non-residential Alarm Users shall pay a non-refundable, non-transferable, user and location-specific biennial fee of $100.” Section 807</w:t>
+        <w:t xml:space="preserve">Further, for no textually explicit, coherent, or explicable reason, the City charges twice as much to local businesses who defend themselves or inform the City of criminal activity through alarm-related information: “residential alarm users shall pay a non-refundable, non-transferable, user and location-specific biennial fee of $50 . . . Non-residential Alarm Users shall pay a non-refundable, non-transferable, user and location-specific biennial fee of $100.” Section 807</w:t>
       </w:r>
       <w:r>
         <w:noBreakHyphen/>
@@ -6944,13 +6944,7 @@
         <w:t xml:space="preserve"> </w:t>
       </w:r>
       <w:r>
-        <w:t xml:space="preserve">Specifically, Judge Barrett</w:t>
-      </w:r>
-      <w:r>
-        <w:t xml:space="preserve"> </w:t>
-      </w:r>
-      <w:r>
-        <w:t xml:space="preserve">focused on the arbitrariness of the assessments, holding as follows:</w:t>
+        <w:t xml:space="preserve">Specifically, Judge Barrett focused on the arbitrariness of the assessments, holding as follows:</w:t>
       </w:r>
     </w:p>
     <w:p>
@@ -7012,7 +7006,7 @@
         <w:tab/>
       </w:r>
       <w:r>
-        <w:t xml:space="preserve">“There is no correlation between the cost of false alarms to the City and the amount of the alarm registration fee. This indicates that the alarm registration fee . . . is not a fee based on the costs associated with alarm usage.”</w:t>
+        <w:t xml:space="preserve">“There is no correlation between the cost of false alarms to the City and the amount of the alarm registration fee. This indicates that the alarm registration fee . . . is not a fee based on the costs associated with alarm usage.”</w:t>
       </w:r>
     </w:p>
     <w:p>
@@ -8022,7 +8016,7 @@
         <w:t xml:space="preserve">Expressions Hair Design v. Schneiderman</w:t>
       </w:r>
       <w:r>
-        <w:t xml:space="preserve">, 137 S. Ct. 1144, 1150–51 (2017)⁠(“The law tells merchants nothing about the amount they are allowed to collect from a cash or credit card payer . . . What the law does regulate is how sellers may communicate their prices. * * * In regulating the communication of prices rather than prices themselves, § 518 regulates speech.”).</w:t>
+        <w:t xml:space="preserve">, 137 S. Ct. 1144, 1150–51 (2017)⁠(“The law tells merchants nothing about the amount they are allowed to collect from a cash or credit card payer . . . What the law does regulate is how sellers may communicate their prices. * * * In regulating the communication of prices rather than prices themselves, § 518 regulates speech.”).</w:t>
       </w:r>
     </w:p>
     <w:p>
@@ -8090,7 +8084,7 @@
         <w:noBreakHyphen/>
       </w:r>
       <w:r>
-        <w:t xml:space="preserve">11 (1972)⁠(holding that “the right to petition extends to all departments of the Government” and “that it would be destructive of rights of association and of petition to hold that groups with common interests may not … use the channels and procedures of state and federal agencies and courts to advocate their causes and points of view . . .”);</w:t>
+        <w:t xml:space="preserve">11 (1972)⁠(holding that “the right to petition extends to all departments of the Government” and “that it would be destructive of rights of association and of petition to hold that groups with common interests may not … use the channels and procedures of state and federal agencies and courts to advocate their causes and points of view . . .”);</w:t>
       </w:r>
       <w:r>
         <w:t xml:space="preserve"> </w:t>
@@ -8137,7 +8131,7 @@
         <w:t xml:space="preserve">Whisman through Whisman v. Rinehart</w:t>
       </w:r>
       <w:r>
-        <w:t xml:space="preserve">, 119 F.3d 1303, 1313 (8th Cir. 1997)⁠(“Government action designed to prevent an individual from utilizing legal remedies may infringe upon the First Amendment right to petition . . .”);</w:t>
+        <w:t xml:space="preserve">, 119 F.3d 1303, 1313 (8th Cir. 1997)⁠(“Government action designed to prevent an individual from utilizing legal remedies may infringe upon the First Amendment right to petition . . .”);</w:t>
       </w:r>
       <w:r>
         <w:t xml:space="preserve"> </w:t>
@@ -8150,7 +8144,7 @@
         <w:t xml:space="preserve">Meyer v. Board of County Commissioners of Harper County, Oklahoma</w:t>
       </w:r>
       <w:r>
-        <w:t xml:space="preserve">, 482 F.3d 1232, 1243 (10th Cir. 2007) (“denying the ability to report physical assaults is an infringement of protected speech . . . we thus conclude that ‘filing a criminal complaint with law enforcement officials constitutes an exercise of the First Amendment right’ to petition the government for the redress of grievances”);</w:t>
+        <w:t xml:space="preserve">, 482 F.3d 1232, 1243 (10th Cir. 2007) (“denying the ability to report physical assaults is an infringement of protected speech . . . we thus conclude that ‘filing a criminal complaint with law enforcement officials constitutes an exercise of the First Amendment right’ to petition the government for the redress of grievances”);</w:t>
       </w:r>
       <w:r>
         <w:t xml:space="preserve"> </w:t>
@@ -8202,7 +8196,7 @@
         <w:t xml:space="preserve">Trustees of Village of Groton v. Pirro</w:t>
       </w:r>
       <w:r>
-        <w:t xml:space="preserve">, 58 N.Y.S.3d 614, at 621 (N.Y. App. Div. 2017)⁠(“constitutionally protected conduct is implicated” when a municipal ordinance “deters tenants from seeking police assistance,” and “the right to petition the government for redress of grievances . . . includes the right to make criminal complaints to the police”).</w:t>
+        <w:t xml:space="preserve">, 58 N.Y.S.3d 614, at 621 (N.Y. App. Div. 2017)⁠(“constitutionally protected conduct is implicated” when a municipal ordinance “deters tenants from seeking police assistance,” and “the right to petition the government for redress of grievances . . . includes the right to make criminal complaints to the police”).</w:t>
       </w:r>
     </w:p>
     <w:p>
@@ -8317,7 +8311,7 @@
         <w:pStyle w:val="XdQuoteOnly"/>
       </w:pPr>
       <w:r>
-        <w:t xml:space="preserve">That appellees remain free to employ other means to disseminate their ideas does not take their speech through petition circulators outside the bounds of First Amendment protection. Colorado’s prohibition of paid petition circulators restricts access to the most effective, fundamental, and perhaps economical avenue of political discourse . . . That it leaves open “more burdensome” avenues of communication, does not relieve its burden on First Amendment expression. The First Amendment protects appellees’ right not only to advocate their cause but also to select what they believe to be the most effective means for so doing.</w:t>
+        <w:t xml:space="preserve">That appellees remain free to employ other means to disseminate their ideas does not take their speech through petition circulators outside the bounds of First Amendment protection. Colorado’s prohibition of paid petition circulators restricts access to the most effective, fundamental, and perhaps economical avenue of political discourse . . . That it leaves open “more burdensome” avenues of communication, does not relieve its burden on First Amendment expression. The First Amendment protects appellees’ right not only to advocate their cause but also to select what they believe to be the most effective means for so doing.</w:t>
       </w:r>
     </w:p>
     <w:p>
@@ -8557,7 +8551,7 @@
         <w:pStyle w:val="XdQuoteLast"/>
       </w:pPr>
       <w:r>
-        <w:t xml:space="preserve">“[T]he Court has held that “‘laws favoring some speakers over others demand strict scrutiny when the legislature’s speaker preference reflects a content preference.’. . . The law here focuses on whether the caller is speaking about a particular topic. In</w:t>
+        <w:t xml:space="preserve">“[T]he Court has held that “‘laws favoring some speakers over others demand strict scrutiny when the legislature’s speaker preference reflects a content preference.’. . . The law here focuses on whether the caller is speaking about a particular topic. In</w:t>
       </w:r>
       <w:r>
         <w:t xml:space="preserve"> </w:t>
@@ -8570,7 +8564,7 @@
         <w:t xml:space="preserve">Sorrell</w:t>
       </w:r>
       <w:r>
-        <w:t xml:space="preserve">, this Court held that a law singling out pharmaceutical marketing for unfavorable treatment was content-based. So too here . . .The law here, like the Vermont law in</w:t>
+        <w:t xml:space="preserve">, this Court held that a law singling out pharmaceutical marketing for unfavorable treatment was content-based. So too here . . .The law here, like the Vermont law in</w:t>
       </w:r>
       <w:r>
         <w:t xml:space="preserve"> </w:t>
@@ -8596,7 +8590,7 @@
         <w:t xml:space="preserve">Ibid</w:t>
       </w:r>
       <w:r>
-        <w:t xml:space="preserve">. . .</w:t>
+        <w:t xml:space="preserve">. . .</w:t>
       </w:r>
     </w:p>
     <w:p>
@@ -8726,7 +8720,7 @@
         <w:noBreakHyphen/>
       </w:r>
       <w:r>
-        <w:t xml:space="preserve">1-A4(2)⁠(d). Second, the City concedes that alarms are “used” when “Alarm Businesses and/​or Alarm Users contact the Cincinnati Police Department in a variety of ways including but not limited to calling 911, calling other numbers . . . making face-to-face request, texting, emailing, faxing, and using other means….”</w:t>
+        <w:t xml:space="preserve">1-A4(2)⁠(d). Second, the City concedes that alarms are “used” when “Alarm Businesses and/​or Alarm Users contact the Cincinnati Police Department in a variety of ways including but not limited to calling 911, calling other numbers . . . making face-to-face request, texting, emailing, faxing, and using other means….”</w:t>
       </w:r>
       <w:r>
         <w:t xml:space="preserve"> </w:t>
@@ -8742,7 +8736,7 @@
         <w:t xml:space="preserve"> </w:t>
       </w:r>
       <w:r>
-        <w:t xml:space="preserve">Defendants’ Response to Plaintiffs’ Interrogatory No. 16, attached to Plaintiffs’ MSJ as Exhibit 5. Third, evidence confirms that an Alarm Business, only if unable to reach homeowners first, calls the City Police Department to inform it that an Alarm User’s alarm has alerted, alongside any surrounding circumstances. Declaration of Kathleen Frye, attached to Plaintiffs’ MSJ as Exhibit 6 (“[T]he alarm agent calls the police only if the homeowner cannot be reached, or is reached and indicates danger . . . when the alarm agent calls the police, the agent simply notifies the police that an alarm has been triggered, that the homeowner cannot be reached, and any other relevant surrounding circumstances . . . they simply pass the information on to the police, who then decide how to respond.”)</w:t>
+        <w:t xml:space="preserve">Defendants’ Response to Plaintiffs’ Interrogatory No. 16, attached to Plaintiffs’ MSJ as Exhibit 5. Third, evidence confirms that an Alarm Business, only if unable to reach homeowners first, calls the City Police Department to inform it that an Alarm User’s alarm has alerted, alongside any surrounding circumstances. Declaration of Kathleen Frye, attached to Plaintiffs’ MSJ as Exhibit 6 (“[T]he alarm agent calls the police only if the homeowner cannot be reached, or is reached and indicates danger . . . when the alarm agent calls the police, the agent simply notifies the police that an alarm has been triggered, that the homeowner cannot be reached, and any other relevant surrounding circumstances . . . they simply pass the information on to the police, who then decide how to respond.”)</w:t>
       </w:r>
     </w:p>
     <w:p>
@@ -9739,13 +9733,13 @@
         <w:t xml:space="preserve"> </w:t>
       </w:r>
       <w:r>
-        <w:t xml:space="preserve">https://www.cincinnati.com/​story/​news/2015/04/27/​city-police-cracking-false-alarms/26481375/ (City police themselves proposing this strategy: “city officials say police will stop responding to the worst offenders if they don’t pay up . . . that means the police will not respond to any further alarm notifications.”). Further, the city could simply “enforce the laws already on the books,” such as Section 807</w:t>
+        <w:t xml:space="preserve">https://​www.​cincinnati.​com/​story/​news/​2015/​04/​27/​city-​police-​cracking-​false-​alarms/​26481375/ (City police themselves proposing this strategy: “city officials say police will stop responding to the worst offenders if they don’t pay up . . . that means the police will not respond to any further alarm notifications.”). Further, the city could simply “enforce the laws already on the books,” such as Section 807</w:t>
       </w:r>
       <w:r>
         <w:noBreakHyphen/>
       </w:r>
       <w:r>
-        <w:t xml:space="preserve">13, which empowers the City to “terminate the registration . . . and any further requests for police or fire responses” in certain circumstances where the probability the alarm is a false alarm. Thus, prior restraints are not justified when the less restrictive means of disciplining, scrutinizing, or ignoring those who are actually inflicting the cost of false alarms on the City is available and apparently has yet to be explored by the City.</w:t>
+        <w:t xml:space="preserve">13, which empowers the City to “terminate the registration . . . and any further requests for police or fire responses” in certain circumstances where the probability the alarm is a false alarm. Thus, prior restraints are not justified when the less restrictive means of disciplining, scrutinizing, or ignoring those who are actually inflicting the cost of false alarms on the City is available and apparently has yet to be explored by the City.</w:t>
       </w:r>
     </w:p>
     <w:p>
@@ -9769,7 +9763,7 @@
         <w:pStyle w:val="BodyText"/>
       </w:pPr>
       <w:r>
-        <w:t xml:space="preserve">In addition, the ordinance even makes numerous exemptions for those most responsible for false alarm calls. See City’s Response to Plaintiffs’ Interrogatories, No. 10; attached to Plaintiffs’ MSJ as Exhibit 5; see also http://www.fox19.com/​story/29114852/​fox19-investigates-cincinnati-schools-untouchable-in-violating-citys-false-alarm-law (Cincinnati Public Schools, which is exempt, has accounted for over 3,000 of the false alarm calls to the City). Nevertheless, the city relies upon these high numbers of false alarm calls emanating from government property to justify its exactions on private homes and businesses, even though it then fails to recoup the cost of those false alarms from the worst offenders.</w:t>
+        <w:t xml:space="preserve">In addition, the ordinance even makes numerous exemptions for those most responsible for false alarm calls. See City’s Response to Plaintiffs’ Interrogatories, No. 10; attached to Plaintiffs’ MSJ as Exhibit 5; see also http://​www.​fox19.​com/​story/​29114852/​fox19-​investigates-​cincinnati-​schools-​untouchable-​in-​violating-​citys-​false-​alarm-​law (Cincinnati Public Schools, which is exempt, has accounted for over 3,000 of the false alarm calls to the City). Nevertheless, the city relies upon these high numbers of false alarm calls emanating from government property to justify its exactions on private homes and businesses, even though it then fails to recoup the cost of those false alarms from the worst offenders.</w:t>
       </w:r>
     </w:p>
     <w:p>
@@ -9826,13 +9820,238 @@
         <w:t xml:space="preserve">supra.</w:t>
       </w:r>
       <w:r>
-        <w:t xml:space="preserve">, at ¶ 9</w:t>
+        <w:t xml:space="preserve">, at ¶ 9-⁠11.</w:t>
+      </w:r>
+    </w:p>
+    <w:p>
+      <w:pPr>
+        <w:pStyle w:val="BodyText"/>
+      </w:pPr>
+      <w:r>
+        <w:t xml:space="preserve">Seventh, differential burdens on telephone calls based on what is being stated during that call or who is stating it have never been found to withstand scrutiny.</w:t>
+      </w:r>
+      <w:r>
+        <w:t xml:space="preserve"> </w:t>
+      </w:r>
+      <w:r>
+        <w:rPr>
+          <w:i/>
+          <w:iCs/>
+        </w:rPr>
+        <w:t xml:space="preserve">Barr</w:t>
+      </w:r>
+      <w:r>
+        <w:rPr>
+          <w:i/>
+          <w:iCs/>
+        </w:rPr>
+        <w:t xml:space="preserve"> </w:t>
+      </w:r>
+      <w:r>
+        <w:rPr>
+          <w:i/>
+          <w:iCs/>
+        </w:rPr>
+        <w:t xml:space="preserve">v. Am. Ass’n of Pol. Consultants, Inc</w:t>
+      </w:r>
+      <w:r>
+        <w:t xml:space="preserve">, 140 S. Ct. 2335, 2336, 2346–48 (2020)⁠(“the Government concedes that it has not sufficiently justified the differentiation between government-debt collection speech and other important categories of robocall speech, such as political speech, charitable fundraising, issue advocacy, commercial advertising, and the like”). Indeed, a monetary charge related to communication is not narrowly tailored when it “impermissibly targets a select segment of speakers” or “singles out a distinct form of speech.”</w:t>
+      </w:r>
+      <w:r>
+        <w:t xml:space="preserve"> </w:t>
+      </w:r>
+      <w:r>
+        <w:rPr>
+          <w:i/>
+          <w:iCs/>
+        </w:rPr>
+        <w:t xml:space="preserve">Lamar Advantage GP Co., LLC v. City of Cincinnati</w:t>
+      </w:r>
+      <w:r>
+        <w:t xml:space="preserve">, 114 N.E.3d 805, 814–15 (Ohio Com. Pl. 2018), citing</w:t>
+      </w:r>
+      <w:r>
+        <w:t xml:space="preserve"> </w:t>
+      </w:r>
+      <w:r>
+        <w:rPr>
+          <w:i/>
+          <w:iCs/>
+        </w:rPr>
+        <w:t xml:space="preserve">Minneapolis Star &amp; Tribune Co. v. Minnesota Comm’r of Revenue</w:t>
+      </w:r>
+      <w:r>
+        <w:t xml:space="preserve">, 460 U.S. 575, 585 (1983)⁠(“[a] power to tax differentially, as opposed to tax generally, gives a government a powerful weapon against the taxpayer selected”);</w:t>
+      </w:r>
+      <w:r>
+        <w:t xml:space="preserve"> </w:t>
+      </w:r>
+      <w:r>
+        <w:rPr>
+          <w:i/>
+          <w:iCs/>
+        </w:rPr>
+        <w:t xml:space="preserve">Grosjean v. American Press Co.</w:t>
+      </w:r>
+      <w:r>
+        <w:t xml:space="preserve">, 297 U.S. at 244 (1936).</w:t>
+      </w:r>
+    </w:p>
+    <w:p>
+      <w:pPr>
+        <w:pStyle w:val="BodyText"/>
+      </w:pPr>
+      <w:r>
+        <w:t xml:space="preserve">Eighth, the amount of the Assessments, $50 and $100 up-front, are not tailored to the reduction of false alarms, and the federal District Court - - the only Court to have ruled on the matter - - has already concluded exactly that. The amounts of monetary assessments that limit protected expression are subject to this same strict scrutiny analysis, i.e. an assessment is not narrowly tailored where it is unnecessarily imposed beforehand, greater than necessary, or otherwise uncorrelated to administrative costs associated with permitting: If the government seeks to impose a fee for the operation of a first amendment business, it must demonstrate that “the fees are necessary to cover the costs of the licensing system.”</w:t>
+      </w:r>
+      <w:r>
+        <w:t xml:space="preserve"> </w:t>
+      </w:r>
+      <w:r>
+        <w:rPr>
+          <w:i/>
+          <w:iCs/>
+        </w:rPr>
+        <w:t xml:space="preserve">Cascade News, Inc. v. City of Cleveland</w:t>
+      </w:r>
+      <w:r>
+        <w:t xml:space="preserve">, No. 1:92CV0758, 1992 WL 808790, at 3–9 (N.D. Ohio June 15, 1992), citing</w:t>
+      </w:r>
+      <w:r>
+        <w:t xml:space="preserve"> </w:t>
+      </w:r>
+      <w:r>
+        <w:rPr>
+          <w:i/>
+          <w:iCs/>
+        </w:rPr>
+        <w:t xml:space="preserve">Bayside Enterprises, Inc. v. Carson</w:t>
+      </w:r>
+      <w:r>
+        <w:t xml:space="preserve">, 450 F.Supp. 696, 705 (M.D.Fla.1978);</w:t>
+      </w:r>
+      <w:r>
+        <w:t xml:space="preserve"> </w:t>
+      </w:r>
+      <w:r>
+        <w:rPr>
+          <w:i/>
+          <w:iCs/>
+        </w:rPr>
+        <w:t xml:space="preserve">see also Am. Civil Liberties Union of Ill. v. White</w:t>
+      </w:r>
+      <w:r>
+        <w:t xml:space="preserve">, No. 09 C 7706, 2009 WL 5166231, at 1–5 (N.D. Ill. Dec. 23, 2009)⁠(it is the government’s “burden affirmatively to establish the fit between the Levy and cost of administering the activities covered by the act”);</w:t>
+      </w:r>
+      <w:r>
+        <w:t xml:space="preserve"> </w:t>
+      </w:r>
+      <w:r>
+        <w:rPr>
+          <w:i/>
+          <w:iCs/>
+        </w:rPr>
+        <w:t xml:space="preserve">Century Fed., Inc. v. City of Palo Alto</w:t>
+      </w:r>
+      <w:r>
+        <w:t xml:space="preserve">, 710 F. Supp. 1559, 1561–62 (N.D. Cal. 1988)⁠(only “fees to help defray the administrative cost of necessary licensing may be permissible”);</w:t>
+      </w:r>
+      <w:r>
+        <w:t xml:space="preserve"> </w:t>
+      </w:r>
+      <w:r>
+        <w:rPr>
+          <w:i/>
+          <w:iCs/>
+        </w:rPr>
+        <w:t xml:space="preserve">Fernandes v. Limmer</w:t>
+      </w:r>
+      <w:r>
+        <w:t xml:space="preserve">, 663 F.2d 619, 632–33 (5th Cir. 1981)⁠(“A licensing fee to be used in defraying administrative costs is permissible but only to the extent that the fees are necessary”);</w:t>
+      </w:r>
+      <w:r>
+        <w:t xml:space="preserve"> </w:t>
+      </w:r>
+      <w:r>
+        <w:rPr>
+          <w:i/>
+          <w:iCs/>
+        </w:rPr>
+        <w:t xml:space="preserve">Moffett v. Killian</w:t>
+      </w:r>
+      <w:r>
+        <w:t xml:space="preserve">, 360 F.Supp. 228, 231</w:t>
       </w:r>
       <w:r>
         <w:noBreakHyphen/>
       </w:r>
       <w:r>
-        <w:t xml:space="preserve">11.</w:t>
+        <w:t xml:space="preserve">32 (D.Conn.1973) (invalidating fee imposed for legislative lobbying when in excess of costs of administration);</w:t>
+      </w:r>
+      <w:r>
+        <w:t xml:space="preserve"> </w:t>
+      </w:r>
+      <w:r>
+        <w:rPr>
+          <w:i/>
+          <w:iCs/>
+        </w:rPr>
+        <w:t xml:space="preserve">NAACP v. City of Chester</w:t>
+      </w:r>
+      <w:r>
+        <w:t xml:space="preserve">, 253 F.Supp. 707 (E.D.Pa.1966) (invalidating $25.00 fee for use of a sound truck when defendant did not submit evidence justifying permit fee on the basis of administrative cost);</w:t>
+      </w:r>
+      <w:r>
+        <w:t xml:space="preserve"> </w:t>
+      </w:r>
+      <w:r>
+        <w:rPr>
+          <w:i/>
+          <w:iCs/>
+        </w:rPr>
+        <w:t xml:space="preserve">Sullivan v. City of Augusta</w:t>
+      </w:r>
+      <w:r>
+        <w:t xml:space="preserve">, 511 F.3d 16 (1st Cir.2007)⁠(“[i]t [was] a violation of the First Amendment to have charged [the plaintiff] more than the actual administrative expenses of the license, as set forth in the ordinance.”);</w:t>
+      </w:r>
+      <w:r>
+        <w:t xml:space="preserve"> </w:t>
+      </w:r>
+      <w:r>
+        <w:rPr>
+          <w:i/>
+          <w:iCs/>
+        </w:rPr>
+        <w:t xml:space="preserve">iMatter Utah v. Njord</w:t>
+      </w:r>
+      <w:r>
+        <w:t xml:space="preserve">, 774 F.3d 1258, 1261–72 (10th Cir. 2014)⁠( (“The cost of obtaining a permit must align with the cost borne by the government in hosting the permittee’s expressive activity,” but “[i]n this case, Utah has failed to show how the costs it imposes on applicants align with the actual expenses Utah incurs in hosting a parade,” even though government “must offer some evidence that this amount, and not some lesser amount, is necessary”);</w:t>
+      </w:r>
+      <w:r>
+        <w:t xml:space="preserve"> </w:t>
+      </w:r>
+      <w:r>
+        <w:rPr>
+          <w:i/>
+          <w:iCs/>
+        </w:rPr>
+        <w:t xml:space="preserve">Jacobsen v. Crivaro</w:t>
+      </w:r>
+      <w:r>
+        <w:t xml:space="preserve">, 851 F.2d 1067, 1071 (8th Cir. 1988)⁠(“ a governmental entity cannot profit by imposing a licensing fee on a First Amendment right”);</w:t>
+      </w:r>
+      <w:r>
+        <w:t xml:space="preserve"> </w:t>
+      </w:r>
+      <w:r>
+        <w:rPr>
+          <w:i/>
+          <w:iCs/>
+        </w:rPr>
+        <w:t xml:space="preserve">E. Connecticut Citizens Action Grp. v. Powers</w:t>
+      </w:r>
+      <w:r>
+        <w:t xml:space="preserve">, 723 F.2d 1050, 1055–57 (2d Cir. 1983)⁠(“no evidence that the administrative fee charged and to be charged to plaintiffs is equal to the cost incurred or to be incurred by defendants for processing plaintiffs’ request to use the property under DOT’s control. Absent such a showing, DOT’s administrative fee cannot be sustained”).</w:t>
       </w:r>
     </w:p>
     <w:p>
@@ -9840,73 +10059,76 @@
         <w:pStyle w:val="BodyText"/>
       </w:pPr>
       <w:r>
-        <w:t xml:space="preserve">Seventh, differential burdens on telephone calls based on what is being stated during that call or who is stating it have never been found to withstand scrutiny.</w:t>
-      </w:r>
-      <w:r>
-        <w:t xml:space="preserve"> </w:t>
-      </w:r>
-      <w:r>
-        <w:rPr>
-          <w:i/>
-          <w:iCs/>
-        </w:rPr>
-        <w:t xml:space="preserve">Barr</w:t>
-      </w:r>
-      <w:r>
-        <w:rPr>
-          <w:i/>
-          <w:iCs/>
-        </w:rPr>
-        <w:t xml:space="preserve"> </w:t>
-      </w:r>
-      <w:r>
-        <w:rPr>
-          <w:i/>
-          <w:iCs/>
-        </w:rPr>
-        <w:t xml:space="preserve">v. Am. Ass’n of Pol. Consultants, Inc</w:t>
-      </w:r>
-      <w:r>
-        <w:t xml:space="preserve">, 140 S. Ct. 2335, 2336, 2346–48 (2020)⁠(“the Government concedes that it has not sufficiently justified the differentiation between government-debt collection speech and other important categories of robocall speech, such as political speech, charitable fundraising, issue advocacy, commercial advertising, and the like”). Indeed, a monetary charge related to communication is not narrowly tailored when it “impermissibly targets a select segment of speakers” or “singles out a distinct form of speech.”</w:t>
-      </w:r>
-      <w:r>
-        <w:t xml:space="preserve"> </w:t>
-      </w:r>
-      <w:r>
-        <w:rPr>
-          <w:i/>
-          <w:iCs/>
-        </w:rPr>
-        <w:t xml:space="preserve">Lamar Advantage GP Co., LLC v. City of Cincinnati</w:t>
-      </w:r>
-      <w:r>
-        <w:t xml:space="preserve">, 114 N.E.3d 805, 814–15 (Ohio Com. Pl. 2018), citing</w:t>
-      </w:r>
-      <w:r>
-        <w:t xml:space="preserve"> </w:t>
-      </w:r>
-      <w:r>
-        <w:rPr>
-          <w:i/>
-          <w:iCs/>
-        </w:rPr>
-        <w:t xml:space="preserve">Minneapolis Star &amp; Tribune Co. v. Minnesota Comm’r of Revenue</w:t>
-      </w:r>
-      <w:r>
-        <w:t xml:space="preserve">, 460 U.S. 575, 585 (1983)⁠(“[a] power to tax differentially, as opposed to tax generally, gives a government a powerful weapon against the taxpayer selected”);</w:t>
-      </w:r>
-      <w:r>
-        <w:t xml:space="preserve"> </w:t>
-      </w:r>
-      <w:r>
-        <w:rPr>
-          <w:i/>
-          <w:iCs/>
-        </w:rPr>
-        <w:t xml:space="preserve">Grosjean v. American Press Co.</w:t>
-      </w:r>
-      <w:r>
-        <w:t xml:space="preserve">, 297 U.S. at 244 (1936).</w:t>
+        <w:t xml:space="preserve">Further, in</w:t>
+      </w:r>
+      <w:r>
+        <w:t xml:space="preserve"> </w:t>
+      </w:r>
+      <w:r>
+        <w:rPr>
+          <w:i/>
+          <w:iCs/>
+        </w:rPr>
+        <w:t xml:space="preserve">Murdock</w:t>
+      </w:r>
+      <w:r>
+        <w:t xml:space="preserve">, the Supreme Court concluded that the licensing fee was unconstitutional because the fee was “fixed in amount and unrelated to the scope of the activities of petitioners or to their realized revenues.”</w:t>
+      </w:r>
+      <w:r>
+        <w:t xml:space="preserve"> </w:t>
+      </w:r>
+      <w:r>
+        <w:rPr>
+          <w:i/>
+          <w:iCs/>
+        </w:rPr>
+        <w:t xml:space="preserve">Murdock</w:t>
+      </w:r>
+      <w:r>
+        <w:rPr>
+          <w:i/>
+          <w:iCs/>
+        </w:rPr>
+        <w:t xml:space="preserve"> </w:t>
+      </w:r>
+      <w:r>
+        <w:rPr>
+          <w:i/>
+          <w:iCs/>
+        </w:rPr>
+        <w:t xml:space="preserve">v. Pennsylvania</w:t>
+      </w:r>
+      <w:r>
+        <w:t xml:space="preserve">,</w:t>
+      </w:r>
+      <w:r>
+        <w:t xml:space="preserve"> </w:t>
+      </w:r>
+      <w:r>
+        <w:rPr>
+          <w:i/>
+          <w:iCs/>
+        </w:rPr>
+        <w:t xml:space="preserve">supra</w:t>
+      </w:r>
+      <w:r>
+        <w:t xml:space="preserve">. “Murdock</w:t>
+      </w:r>
+      <w:r>
+        <w:t xml:space="preserve"> </w:t>
+      </w:r>
+      <w:r>
+        <w:t xml:space="preserve">therefore turned not on the existence of the fee or on the financial ability of the plaintiffs to pay that fee, but rather on the fact that the fee stood between the plaintiffs and any exercise of their protected First Amendment activity.”</w:t>
+      </w:r>
+      <w:r>
+        <w:t xml:space="preserve"> </w:t>
+      </w:r>
+      <w:r>
+        <w:rPr>
+          <w:i/>
+          <w:iCs/>
+        </w:rPr>
+        <w:t xml:space="preserve">Id.</w:t>
       </w:r>
     </w:p>
     <w:p>
@@ -9914,223 +10136,58 @@
         <w:pStyle w:val="BodyText"/>
       </w:pPr>
       <w:r>
-        <w:t xml:space="preserve">Eighth, the amount of the Assessments, $50 and $100 up-front, are not tailored to the reduction of false alarms, and the federal District Court - - the only Court to have ruled on the matter - - has already concluded exactly that. The amounts of monetary assessments that limit protected expression are subject to this same strict scrutiny analysis, i.e. an assessment is not narrowly tailored where it is unnecessarily imposed beforehand, greater than necessary, or otherwise uncorrelated to administrative costs associated with permitting: If the government seeks to impose a fee for the operation of a first amendment business, it must demonstrate that “the fees are necessary to cover the costs of the licensing system.”</w:t>
-      </w:r>
-      <w:r>
-        <w:t xml:space="preserve"> </w:t>
-      </w:r>
-      <w:r>
-        <w:rPr>
-          <w:i/>
-          <w:iCs/>
-        </w:rPr>
-        <w:t xml:space="preserve">Cascade News, Inc. v. City of Cleveland</w:t>
-      </w:r>
-      <w:r>
-        <w:t xml:space="preserve">, No. 1:92CV0758, 1992 WL 808790, at 3–9 (N.D. Ohio June 15, 1992), citing</w:t>
-      </w:r>
-      <w:r>
-        <w:t xml:space="preserve"> </w:t>
-      </w:r>
-      <w:r>
-        <w:rPr>
-          <w:i/>
-          <w:iCs/>
-        </w:rPr>
-        <w:t xml:space="preserve">Bayside Enterprises, Inc. v. Carson</w:t>
-      </w:r>
-      <w:r>
-        <w:t xml:space="preserve">, 450 F.Supp. 696, 705 (M.D.Fla.1978);</w:t>
-      </w:r>
-      <w:r>
-        <w:t xml:space="preserve"> </w:t>
-      </w:r>
-      <w:r>
-        <w:rPr>
-          <w:i/>
-          <w:iCs/>
-        </w:rPr>
-        <w:t xml:space="preserve">see also Am. Civil Liberties Union of Ill. v. White</w:t>
-      </w:r>
-      <w:r>
-        <w:t xml:space="preserve">, No. 09 C 7706, 2009 WL 5166231, at 1–5 (N.D. Ill. Dec. 23, 2009)⁠(it is the government’s “burden affirmatively to establish the fit between the Levy and cost of administering the activities covered by the act”);</w:t>
-      </w:r>
-      <w:r>
-        <w:t xml:space="preserve"> </w:t>
-      </w:r>
-      <w:r>
-        <w:rPr>
-          <w:i/>
-          <w:iCs/>
-        </w:rPr>
-        <w:t xml:space="preserve">Century Fed., Inc. v. City of Palo Alto</w:t>
-      </w:r>
-      <w:r>
-        <w:t xml:space="preserve">, 710 F. Supp. 1559, 1561–62 (N.D. Cal. 1988)⁠(only “fees to help defray the administrative cost of necessary licensing may be permissible”);</w:t>
-      </w:r>
-      <w:r>
-        <w:t xml:space="preserve"> </w:t>
-      </w:r>
-      <w:r>
-        <w:rPr>
-          <w:i/>
-          <w:iCs/>
-        </w:rPr>
-        <w:t xml:space="preserve">Fernandes v. Limmer</w:t>
-      </w:r>
-      <w:r>
-        <w:t xml:space="preserve">, 663 F.2d 619, 632–33 (5th Cir. 1981)⁠(“A licensing fee to be used in defraying administrative costs is permissible but only to the extent that the fees are necessary”);</w:t>
-      </w:r>
-      <w:r>
-        <w:t xml:space="preserve"> </w:t>
-      </w:r>
-      <w:r>
-        <w:rPr>
-          <w:i/>
-          <w:iCs/>
-        </w:rPr>
-        <w:t xml:space="preserve">Moffett v. Killian</w:t>
-      </w:r>
-      <w:r>
-        <w:t xml:space="preserve">, 360 F.Supp. 228, 231</w:t>
+        <w:t xml:space="preserve">Here, the City has still failed to carry its burden of demonstrating why $50 and $100 prior assessments are necessary, as well as why non-residential assessments twice as high as residential assessments are justified. The City maintains no evidence justifying why the assessments amount to $50 and $100, and especially balks at explaining why the non-residential assessment is twice that of the residential assessment, why these assessments are flat amounts, or why they are non-transferable.</w:t>
+      </w:r>
+      <w:r>
+        <w:t xml:space="preserve"> </w:t>
+      </w:r>
+      <w:r>
+        <w:rPr>
+          <w:i/>
+          <w:iCs/>
+        </w:rPr>
+        <w:t xml:space="preserve">See</w:t>
+      </w:r>
+      <w:r>
+        <w:t xml:space="preserve"> </w:t>
+      </w:r>
+      <w:r>
+        <w:t xml:space="preserve">City’s Responses to Plaintiffs’ Interrogatories,</w:t>
+      </w:r>
+      <w:r>
+        <w:t xml:space="preserve"> </w:t>
+      </w:r>
+      <w:r>
+        <w:rPr>
+          <w:i/>
+          <w:iCs/>
+        </w:rPr>
+        <w:t xml:space="preserve">supra.</w:t>
+      </w:r>
+      <w:r>
+        <w:t xml:space="preserve">, at No. 24 (providing no evidence as to why each assessment is “necessary”) and No. 9 (stating only that “non-residential locations require, on the whole, more resources to investigate.”). And neither the $50 or $100 fee is narrowly tailored to achieve the City’s interests in recouping its costs because the City itself admits that alarm assessments and fines raise twice as much revenue as the City spends on security alarm-related administrative expenses, even if homeowners with such alarms could be viewed as somehow imposing those costs on the City. And this is without even taking into account the additional revenue derived from Alarm Business assessments, fines, false alarm assessments, and fines for failure to register alarms. Meanwhile, the plain text of the Alarm Ban ensures that, irrespective of whether a homeowner uses any City services associated with his alarm, he or she must pay the alarm fee that is flat, “non-refundable,” “non-transferable,” and “user and location specific.”</w:t>
+      </w:r>
+      <w:r>
+        <w:t xml:space="preserve"> </w:t>
+      </w:r>
+      <w:r>
+        <w:rPr>
+          <w:i/>
+          <w:iCs/>
+        </w:rPr>
+        <w:t xml:space="preserve">See</w:t>
+      </w:r>
+      <w:r>
+        <w:t xml:space="preserve"> </w:t>
+      </w:r>
+      <w:r>
+        <w:t xml:space="preserve">Section 807</w:t>
       </w:r>
       <w:r>
         <w:noBreakHyphen/>
       </w:r>
       <w:r>
-        <w:t xml:space="preserve">32 (D.Conn.1973) (invalidating fee imposed for legislative lobbying when in excess of costs of administration);</w:t>
-      </w:r>
-      <w:r>
-        <w:t xml:space="preserve"> </w:t>
-      </w:r>
-      <w:r>
-        <w:rPr>
-          <w:i/>
-          <w:iCs/>
-        </w:rPr>
-        <w:t xml:space="preserve">NAACP v. City of Chester</w:t>
-      </w:r>
-      <w:r>
-        <w:t xml:space="preserve">, 253 F.Supp. 707 (E.D.Pa.1966) (invalidating $25.00 fee for use of a sound truck when defendant did not submit evidence justifying permit fee on the basis of administrative cost);</w:t>
-      </w:r>
-      <w:r>
-        <w:t xml:space="preserve"> </w:t>
-      </w:r>
-      <w:r>
-        <w:rPr>
-          <w:i/>
-          <w:iCs/>
-        </w:rPr>
-        <w:t xml:space="preserve">Sullivan v. City of Augusta</w:t>
-      </w:r>
-      <w:r>
-        <w:t xml:space="preserve">, 511 F.3d 16 (1st Cir.2007)⁠(“[i]t [was] a violation of the First Amendment to have charged [the plaintiff] more than the actual administrative expenses of the license, as set forth in the ordinance.”);</w:t>
-      </w:r>
-      <w:r>
-        <w:t xml:space="preserve"> </w:t>
-      </w:r>
-      <w:r>
-        <w:rPr>
-          <w:i/>
-          <w:iCs/>
-        </w:rPr>
-        <w:t xml:space="preserve">iMatter Utah v. Njord</w:t>
-      </w:r>
-      <w:r>
-        <w:t xml:space="preserve">, 774 F.3d 1258, 1261–72 (10th Cir. 2014)⁠( (“The cost of obtaining a permit must align with the cost borne by the government in hosting the permittee’s expressive activity,” but “[i]n this case, Utah has failed to show how the costs it imposes on applicants align with the actual expenses Utah incurs in hosting a parade,” even though government “must offer some evidence that this amount, and not some lesser amount, is necessary”);</w:t>
-      </w:r>
-      <w:r>
-        <w:t xml:space="preserve"> </w:t>
-      </w:r>
-      <w:r>
-        <w:rPr>
-          <w:i/>
-          <w:iCs/>
-        </w:rPr>
-        <w:t xml:space="preserve">Jacobsen v. Crivaro</w:t>
-      </w:r>
-      <w:r>
-        <w:t xml:space="preserve">, 851 F.2d 1067, 1071 (8th Cir. 1988)⁠(“ a governmental entity cannot profit by imposing a licensing fee on a First Amendment right”);</w:t>
-      </w:r>
-      <w:r>
-        <w:t xml:space="preserve"> </w:t>
-      </w:r>
-      <w:r>
-        <w:rPr>
-          <w:i/>
-          <w:iCs/>
-        </w:rPr>
-        <w:t xml:space="preserve">E. Connecticut Citizens Action Grp. v. Powers</w:t>
-      </w:r>
-      <w:r>
-        <w:t xml:space="preserve">, 723 F.2d 1050, 1055–57 (2d Cir. 1983)⁠(“no evidence that the administrative fee charged and to be charged to plaintiffs is equal to the cost incurred or to be incurred by defendants for processing plaintiffs’ request to use the property under DOT’s control. Absent such a showing, DOT’s administrative fee cannot be sustained”).</w:t>
-      </w:r>
-    </w:p>
-    <w:p>
-      <w:pPr>
-        <w:pStyle w:val="BodyText"/>
-      </w:pPr>
-      <w:r>
-        <w:t xml:space="preserve">Further, in</w:t>
-      </w:r>
-      <w:r>
-        <w:t xml:space="preserve"> </w:t>
-      </w:r>
-      <w:r>
-        <w:rPr>
-          <w:i/>
-          <w:iCs/>
-        </w:rPr>
-        <w:t xml:space="preserve">Murdock</w:t>
-      </w:r>
-      <w:r>
-        <w:t xml:space="preserve">, the Supreme Court concluded that the licensing fee was unconstitutional because the fee was “fixed in amount and unrelated to the scope of the activities of petitioners or to their realized revenues.”</w:t>
-      </w:r>
-      <w:r>
-        <w:t xml:space="preserve"> </w:t>
-      </w:r>
-      <w:r>
-        <w:rPr>
-          <w:i/>
-          <w:iCs/>
-        </w:rPr>
-        <w:t xml:space="preserve">Murdock</w:t>
-      </w:r>
-      <w:r>
-        <w:rPr>
-          <w:i/>
-          <w:iCs/>
-        </w:rPr>
-        <w:t xml:space="preserve"> </w:t>
-      </w:r>
-      <w:r>
-        <w:rPr>
-          <w:i/>
-          <w:iCs/>
-        </w:rPr>
-        <w:t xml:space="preserve">v. Pennsylvania</w:t>
-      </w:r>
-      <w:r>
-        <w:t xml:space="preserve">,</w:t>
-      </w:r>
-      <w:r>
-        <w:t xml:space="preserve"> </w:t>
-      </w:r>
-      <w:r>
-        <w:rPr>
-          <w:i/>
-          <w:iCs/>
-        </w:rPr>
-        <w:t xml:space="preserve">supra</w:t>
-      </w:r>
-      <w:r>
-        <w:t xml:space="preserve">. “Murdock</w:t>
-      </w:r>
-      <w:r>
-        <w:t xml:space="preserve"> </w:t>
-      </w:r>
-      <w:r>
-        <w:t xml:space="preserve">therefore turned not on the existence of the fee or on the financial ability of the plaintiffs to pay that fee, but rather on the fact that the fee stood between the plaintiffs and any exercise of their protected First Amendment activity.”</w:t>
+        <w:t xml:space="preserve">1-A4(2)⁠(b). By contrast, when the alarm user is responsible for a “false alarm,” “false alarm fees” are imposed commensurate with the use of city services.</w:t>
       </w:r>
       <w:r>
         <w:t xml:space="preserve"> </w:t>
@@ -10142,13 +10199,25 @@
         </w:rPr>
         <w:t xml:space="preserve">Id.</w:t>
       </w:r>
-    </w:p>
-    <w:p>
-      <w:pPr>
-        <w:pStyle w:val="BodyText"/>
-      </w:pPr>
-      <w:r>
-        <w:t xml:space="preserve">Here, the City has still failed to carry its burden of demonstrating why $50 and $100 prior assessments are necessary, as well as why non-residential assessments twice as high as residential assessments are justified. The City maintains no evidence justifying why the assessments amount to $50 and $100, and especially balks at explaining why the non-residential assessment is twice that of the residential assessment, why these assessments are flat amounts, or why they are non-transferable.</w:t>
+      <w:r>
+        <w:t xml:space="preserve"> </w:t>
+      </w:r>
+      <w:r>
+        <w:t xml:space="preserve">Thus, the fees are not calibrated to the administrative costs to the City, and are impermissibly excessive.</w:t>
+      </w:r>
+    </w:p>
+    <w:p>
+      <w:pPr>
+        <w:pStyle w:val="BodyTextNote"/>
+      </w:pPr>
+      <w:r>
+        <w:t xml:space="preserve">In all of these respects the federal District Court - - the only court to have analyzed and opined on the matter - - has already determined the Alarm Ban’s Assessments to be impermissibly underinclusive and untailored, in concluding that “[t]he City does not respond any differently to a call from an alarm system than it does a call made directly to the fire or police department.”</w:t>
+      </w:r>
+      <w:r>
+        <w:rPr>
+          <w:rStyle w:val="FootnoteReference"/>
+        </w:rPr>
+        <w:footnoteReference w:id="15"/>
       </w:r>
       <w:r>
         <w:t xml:space="preserve"> </w:t>
@@ -10164,106 +10233,19 @@
         <w:t xml:space="preserve"> </w:t>
       </w:r>
       <w:r>
-        <w:t xml:space="preserve">City’s Responses to Plaintiffs’ Interrogatories,</w:t>
-      </w:r>
-      <w:r>
-        <w:t xml:space="preserve"> </w:t>
-      </w:r>
-      <w:r>
-        <w:rPr>
-          <w:i/>
-          <w:iCs/>
-        </w:rPr>
-        <w:t xml:space="preserve">supra.</w:t>
-      </w:r>
-      <w:r>
-        <w:t xml:space="preserve">, at No. 24 (providing no evidence as to why each assessment is “necessary”) and No. 9 (stating only that “non-residential locations require, on the whole, more resources to investigate.”). And neither the $50 or $100 fee is narrowly tailored to achieve the City’s interests in recouping its costs because the City itself admits that alarm assessments and fines raise twice as much revenue as the City spends on security alarm-related administrative expenses, even if homeowners with such alarms could be viewed as somehow imposing those costs on the City. And this is without even taking into account the additional revenue derived from Alarm Business assessments, fines, false alarm assessments, and fines for failure to register alarms. Meanwhile, the plain text of the Alarm Ban ensures that, irrespective of whether a homeowner uses any City services associated with his alarm, he or she must pay the alarm fee that is flat, “non-refundable,” “non-transferable,” and “user and location specific.”</w:t>
-      </w:r>
-      <w:r>
-        <w:t xml:space="preserve"> </w:t>
-      </w:r>
-      <w:r>
-        <w:rPr>
-          <w:i/>
-          <w:iCs/>
-        </w:rPr>
-        <w:t xml:space="preserve">See</w:t>
-      </w:r>
-      <w:r>
-        <w:t xml:space="preserve"> </w:t>
-      </w:r>
-      <w:r>
-        <w:t xml:space="preserve">Section 807</w:t>
-      </w:r>
-      <w:r>
-        <w:noBreakHyphen/>
-      </w:r>
-      <w:r>
-        <w:t xml:space="preserve">1-A4(2)⁠(b). By contrast, when the alarm user is responsible for a “false alarm,” “false alarm fees” are imposed commensurate with the use of city services.</w:t>
-      </w:r>
-      <w:r>
-        <w:t xml:space="preserve"> </w:t>
-      </w:r>
-      <w:r>
-        <w:rPr>
-          <w:i/>
-          <w:iCs/>
-        </w:rPr>
-        <w:t xml:space="preserve">Id.</w:t>
-      </w:r>
-      <w:r>
-        <w:t xml:space="preserve"> </w:t>
-      </w:r>
-      <w:r>
-        <w:t xml:space="preserve">Thus, the fees are not calibrated to the administrative costs to the City, and are impermissibly excessive.</w:t>
-      </w:r>
-    </w:p>
-    <w:p>
-      <w:pPr>
-        <w:pStyle w:val="BodyTextNote"/>
-      </w:pPr>
-      <w:r>
-        <w:t xml:space="preserve">In all of these respects the federal District Court - - the only court to have analyzed and opined on the matter - - has already determined the Alarm Ban’s Assessments to be impermissibly underinclusive and untailored, in concluding that “[t]he City does not respond any differently to a call from an alarm system than it does a call made directly to the fire or police department.”</w:t>
+        <w:t xml:space="preserve">Order of the Southern District of Ohio Remanding Case to State Court, attached to Plaintiffs’ MSJ as Exhibit 7.</w:t>
       </w:r>
       <w:r>
         <w:rPr>
           <w:rStyle w:val="FootnoteReference"/>
         </w:rPr>
-        <w:footnoteReference w:id="15"/>
-      </w:r>
-      <w:r>
-        <w:t xml:space="preserve"> </w:t>
-      </w:r>
-      <w:r>
-        <w:rPr>
-          <w:i/>
-          <w:iCs/>
-        </w:rPr>
-        <w:t xml:space="preserve">See</w:t>
-      </w:r>
-      <w:r>
-        <w:t xml:space="preserve"> </w:t>
-      </w:r>
-      <w:r>
-        <w:t xml:space="preserve">Order of the Southern District of Ohio Remanding Case to State Court, attached to Plaintiffs’ MSJ as Exhibit 7.</w:t>
-      </w:r>
-      <w:r>
-        <w:rPr>
-          <w:rStyle w:val="FootnoteReference"/>
-        </w:rPr>
         <w:footnoteReference w:id="16"/>
       </w:r>
       <w:r>
         <w:t xml:space="preserve"> </w:t>
       </w:r>
       <w:r>
-        <w:t xml:space="preserve">Judge Barrett</w:t>
-      </w:r>
-      <w:r>
-        <w:t xml:space="preserve"> </w:t>
-      </w:r>
-      <w:r>
-        <w:t xml:space="preserve">further concluded that “residents or non-residents are not receiving a service for the payment of the registration fee,” “The City’s alarm registration fee is based solely on status instead of the use of any city service,” “there is no correlation between the cost of false alarms to the City and the amount of the alarm registration fee [and] this indicates that the alarm registration fee . . . is not a fee based on the costs associated with alarm usage,” and homeowners’ funds are used for nothing other than “provid[ing] a general public benefit” since “fees which are collected annually are placed into the City’s general fund,” and “there is no evidence of a special fund to benefit the regulated [homeowners].”</w:t>
+        <w:t xml:space="preserve">Judge Barrett further concluded that “residents or non-residents are not receiving a service for the payment of the registration fee,” “The City’s alarm registration fee is based solely on status instead of the use of any city service,” “there is no correlation between the cost of false alarms to the City and the amount of the alarm registration fee [and] this indicates that the alarm registration fee . . . is not a fee based on the costs associated with alarm usage,” and homeowners’ funds are used for nothing other than “provid[ing] a general public benefit” since “fees which are collected annually are placed into the City’s general fund,” and “there is no evidence of a special fund to benefit the regulated [homeowners].”</w:t>
       </w:r>
       <w:r>
         <w:t xml:space="preserve"> </w:t>
@@ -10532,7 +10514,7 @@
         <w:pStyle w:val="XdQuoteOnly"/>
       </w:pPr>
       <w:r>
-        <w:t xml:space="preserve">The right to defend oneself has always been permitted in this nation. Further, this privilege has been recognized in both a civil and criminal context since about 1400 in England . . . This privilege also includes the right, under appropriate circumstances, to defend one’s family and property. The right of defense of self, property and family is a fundamental part of our concept of ordered liberty . . . Sir William Blackstone, an often-cited and well-recognized commentator in the area of personal rights . . . said: “And we have seen that these rights consist, primarily, in the free enjoyment of personal security, of personal liberty, and of private property. * * * To preserve these from violation, it is necessary that the constitution * * * be supported in its full vigor.</w:t>
+        <w:t xml:space="preserve">The right to defend oneself has always been permitted in this nation. Further, this privilege has been recognized in both a civil and criminal context since about 1400 in England . . . This privilege also includes the right, under appropriate circumstances, to defend one’s family and property. The right of defense of self, property and family is a fundamental part of our concept of ordered liberty . . . Sir William Blackstone, an often-cited and well-recognized commentator in the area of personal rights . . . said: “And we have seen that these rights consist, primarily, in the free enjoyment of personal security, of personal liberty, and of private property. * * * To preserve these from violation, it is necessary that the constitution * * * be supported in its full vigor.</w:t>
       </w:r>
     </w:p>
     <w:p>
@@ -10587,7 +10569,7 @@
         <w:t xml:space="preserve">District of Columbia v. Heller</w:t>
       </w:r>
       <w:r>
-        <w:t xml:space="preserve">, 554 U.S. 570 (2008)⁠(“Self-defense is a basic right, recognized by many legal systems from ancient times to the present. . . ‘the need for defense of self, family, and property is most acute’ in the home”). Thus, defending one’s home - - whether with a burglary alarm, firearm, security guard, or otherwise - - is a fundamental right, rather than a privilege for which homeowners must “purchase” from local government.</w:t>
+        <w:t xml:space="preserve">, 554 U.S. 570 (2008)⁠(“Self-defense is a basic right, recognized by many legal systems from ancient times to the present. . . ‘the need for defense of self, family, and property is most acute’ in the home”). Thus, defending one’s home - - whether with a burglary alarm, firearm, security guard, or otherwise - - is a fundamental right, rather than a privilege for which homeowners must “purchase” from local government.</w:t>
       </w:r>
       <w:r>
         <w:t xml:space="preserve"> </w:t>
@@ -10600,7 +10582,7 @@
         <w:t xml:space="preserve">See also City of Akron v. Williams</w:t>
       </w:r>
       <w:r>
-        <w:t xml:space="preserve">, 172 N.E.2d 28, 29–32 (Ohio Mun. 1960)⁠(“The Constitution of the State of Ohio grants to the people the right to defend life and property and to acquire and protect property . . . Certainly a person may protect his home and life by such means as are necessary to repel the assailant, even to the taking of life”);</w:t>
+        <w:t xml:space="preserve">, 172 N.E.2d 28, 29–32 (Ohio Mun. 1960)⁠(“The Constitution of the State of Ohio grants to the people the right to defend life and property and to acquire and protect property . . . Certainly a person may protect his home and life by such means as are necessary to repel the assailant, even to the taking of life”);</w:t>
       </w:r>
       <w:r>
         <w:t xml:space="preserve"> </w:t>
@@ -10613,7 +10595,7 @@
         <w:t xml:space="preserve">State v. Lyons</w:t>
       </w:r>
       <w:r>
-        <w:t xml:space="preserve">, No. 43513, 1981 WL 4668, at 3 (Ohio Ct. App. Dec. 3, 1981)⁠(“The right of self-defense is expressly guaranteed by the Ohio Constitution, in the First and Fourth Sections of the Bill of Rights . . . Obviously, the state may not require and does not intend that an individual succumb to his attacker and possibly forfeit his life rather than act in self-defense”);</w:t>
+        <w:t xml:space="preserve">, No. 43513, 1981 WL 4668, at 3 (Ohio Ct. App. Dec. 3, 1981)⁠(“The right of self-defense is expressly guaranteed by the Ohio Constitution, in the First and Fourth Sections of the Bill of Rights . . . Obviously, the state may not require and does not intend that an individual succumb to his attacker and possibly forfeit his life rather than act in self-defense”);</w:t>
       </w:r>
       <w:r>
         <w:t xml:space="preserve"> </w:t>
@@ -10647,7 +10629,7 @@
         <w:t xml:space="preserve">Horne v. Dept. of Agriculture</w:t>
       </w:r>
       <w:r>
-        <w:t xml:space="preserve">, 135 S.Ct. 2419, at 2430 (2015). For example, “the right to build on one’s own property . . . cannot remotely be described as a ‘government benefit.’”</w:t>
+        <w:t xml:space="preserve">, 135 S.Ct. 2419, at 2430 (2015). For example, “the right to build on one’s own property . . . cannot remotely be described as a ‘government benefit.’”</w:t>
       </w:r>
       <w:r>
         <w:t xml:space="preserve"> </w:t>
@@ -11204,7 +11186,7 @@
         <w:t xml:space="preserve">Id.</w:t>
       </w:r>
       <w:r>
-        <w:t xml:space="preserve">, at 615. “Mindful of the special vulnerability of land use permit applicants to extortionate demands for money . . . we hold that the government’s demand for property from land-use permit applicants must satisfy the requirements of Nollan</w:t>
+        <w:t xml:space="preserve">, at 615. “Mindful of the special vulnerability of land use permit applicants to extortionate demands for money . . . we hold that the government’s demand for property from land-use permit applicants must satisfy the requirements of Nollan</w:t>
       </w:r>
       <w:r>
         <w:t xml:space="preserve"> </w:t>
@@ -11213,10 +11195,7 @@
         <w:t xml:space="preserve">and Dolan</w:t>
       </w:r>
       <w:r>
-        <w:t xml:space="preserve"> </w:t>
-      </w:r>
-      <w:r>
-        <w:t xml:space="preserve">. . . even when its demand is for money.”</w:t>
+        <w:t xml:space="preserve"> . . . even when its demand is for money.”</w:t>
       </w:r>
       <w:r>
         <w:t xml:space="preserve"> </w:t>
@@ -11273,36 +11252,94 @@
         <w:noBreakHyphen/>
       </w:r>
       <w:r>
-        <w:t xml:space="preserve">6504, ¶¶ 1</w:t>
+        <w:t xml:space="preserve">6504, ¶¶ 1-⁠24 (exactions takings analysis applies to government “taking personal property, i.e., money, outright with no authority to do so”). In fact, for nearly twenty years, the Ohio Supreme Court has held that monetary exactions for land-use permits, whether characterized as “impact fees” or otherwise, are subject to considerable scrutiny, and cannot be arbitrary.</w:t>
+      </w:r>
+      <w:r>
+        <w:t xml:space="preserve"> </w:t>
+      </w:r>
+      <w:r>
+        <w:rPr>
+          <w:i/>
+          <w:iCs/>
+        </w:rPr>
+        <w:t xml:space="preserve">See Home Builders Association of Dayton &amp; Miami Valley v. Beavercreek</w:t>
+      </w:r>
+      <w:r>
+        <w:t xml:space="preserve">,</w:t>
+      </w:r>
+      <w:r>
+        <w:t xml:space="preserve"> </w:t>
+      </w:r>
+      <w:r>
+        <w:rPr>
+          <w:i/>
+          <w:iCs/>
+        </w:rPr>
+        <w:t xml:space="preserve">infra.</w:t>
+      </w:r>
+    </w:p>
+    <w:p>
+      <w:pPr>
+        <w:pStyle w:val="BodyText"/>
+      </w:pPr>
+      <w:r>
+        <w:t xml:space="preserve">And as a matter of independent state law, even if the City could impose a “user fee” on Cincinnati homeowners defending themselves, their homes, and families, the Alarm Ban Assessment is not a permissible means of doing so. “[A] municipality may require a license fee for a particular business or activity; however, the amount of such fee must bear a reasonable relation to the burden imposed, by the activity being licensed and by the licensing process itself, upon the governmental entity involved.”</w:t>
+      </w:r>
+      <w:r>
+        <w:t xml:space="preserve"> </w:t>
+      </w:r>
+      <w:r>
+        <w:rPr>
+          <w:i/>
+          <w:iCs/>
+        </w:rPr>
+        <w:t xml:space="preserve">AE Owner</w:t>
+      </w:r>
+      <w:r>
+        <w:rPr>
+          <w:i/>
+          <w:iCs/>
+        </w:rPr>
+        <w:t xml:space="preserve"> </w:t>
+      </w:r>
+      <w:r>
+        <w:rPr>
+          <w:i/>
+          <w:iCs/>
+        </w:rPr>
+        <w:t xml:space="preserve">L.L.C. v. City of E. Cleveland</w:t>
+      </w:r>
+      <w:r>
+        <w:t xml:space="preserve">, 2019-Ohio</w:t>
       </w:r>
       <w:r>
         <w:noBreakHyphen/>
       </w:r>
       <w:r>
-        <w:t xml:space="preserve">24 (exactions takings analysis applies to government “taking personal property, i.e., money, outright with no authority to do so”). In fact, for nearly twenty years, the Ohio Supreme Court has held that monetary exactions for land-use permits, whether characterized as “impact fees” or otherwise, are subject to considerable scrutiny, and cannot be arbitrary.</w:t>
-      </w:r>
-      <w:r>
-        <w:t xml:space="preserve"> </w:t>
-      </w:r>
-      <w:r>
-        <w:rPr>
-          <w:i/>
-          <w:iCs/>
-        </w:rPr>
-        <w:t xml:space="preserve">See Home Builders Association of Dayton &amp; Miami Valley v. Beavercreek</w:t>
-      </w:r>
-      <w:r>
-        <w:t xml:space="preserve">,</w:t>
-      </w:r>
-      <w:r>
-        <w:t xml:space="preserve"> </w:t>
-      </w:r>
-      <w:r>
-        <w:rPr>
-          <w:i/>
-          <w:iCs/>
-        </w:rPr>
-        <w:t xml:space="preserve">infra.</w:t>
+        <w:t xml:space="preserve">2220, ¶13 (“the proposed occupancy fee constitutes an illegal tax disguised as a fee”), citing</w:t>
+      </w:r>
+      <w:r>
+        <w:t xml:space="preserve"> </w:t>
+      </w:r>
+      <w:r>
+        <w:rPr>
+          <w:i/>
+          <w:iCs/>
+        </w:rPr>
+        <w:t xml:space="preserve">City of Richmond Heights v. LoConti</w:t>
+      </w:r>
+      <w:r>
+        <w:t xml:space="preserve">, 19 Ohio App. 2d 100, 101–16 (Ohio Ct. App. 1969)⁠( t]he ordinance…is unconstitutional as a licensing ordinance because it is wholly out of proportion to any burden imposed upon the municipality by the licensed activity, and because it discriminates against one form of activity which bears no greater relation to the evils sought to be prohibited than do other activities which are not licensed”). A fee that does not comport with this criterion is in fact a tax disguised as a license fee and is unconstitutional.</w:t>
+      </w:r>
+      <w:r>
+        <w:t xml:space="preserve"> </w:t>
+      </w:r>
+      <w:r>
+        <w:rPr>
+          <w:i/>
+          <w:iCs/>
+        </w:rPr>
+        <w:t xml:space="preserve">Id.</w:t>
       </w:r>
     </w:p>
     <w:p>
@@ -11310,7 +11347,15 @@
         <w:pStyle w:val="BodyText"/>
       </w:pPr>
       <w:r>
-        <w:t xml:space="preserve">And as a matter of independent state law, even if the City could impose a “user fee” on Cincinnati homeowners defending themselves, their homes, and families, the Alarm Ban Assessment is not a permissible means of doing so. “[A] municipality may require a license fee for a particular business or activity; however, the amount of such fee must bear a reasonable relation to the burden imposed, by the activity being licensed and by the licensing process itself, upon the governmental entity involved.”</w:t>
+        <w:t xml:space="preserve">Requiring payments of these Assessments as a precondition to defending one’s self, family, and home with a security alarm fails both takings scrutiny and state taxation scrutiny.</w:t>
+      </w:r>
+    </w:p>
+    <w:p>
+      <w:pPr>
+        <w:pStyle w:val="BodyText"/>
+      </w:pPr>
+      <w:r>
+        <w:t xml:space="preserve">First, an assessment for the purposes of “promoting the general welfare of the municipality” is not a valid user fee.</w:t>
       </w:r>
       <w:r>
         <w:t xml:space="preserve"> </w:t>
@@ -11343,20 +11388,7 @@
         <w:noBreakHyphen/>
       </w:r>
       <w:r>
-        <w:t xml:space="preserve">2220, ¶13 (“the proposed occupancy fee constitutes an illegal tax disguised as a fee”), citing</w:t>
-      </w:r>
-      <w:r>
-        <w:t xml:space="preserve"> </w:t>
-      </w:r>
-      <w:r>
-        <w:rPr>
-          <w:i/>
-          <w:iCs/>
-        </w:rPr>
-        <w:t xml:space="preserve">City of Richmond Heights v. LoConti</w:t>
-      </w:r>
-      <w:r>
-        <w:t xml:space="preserve">, 19 Ohio App. 2d 100, 101–16 (Ohio Ct. App. 1969)⁠( t]he ordinance…is unconstitutional as a licensing ordinance because it is wholly out of proportion to any burden imposed upon the municipality by the licensed activity, and because it discriminates against one form of activity which bears no greater relation to the evils sought to be prohibited than do other activities which are not licensed”). A fee that does not comport with this criterion is in fact a tax disguised as a license fee and is unconstitutional.</w:t>
+        <w:t xml:space="preserve">2220, ¶¶ 1-⁠24 (“the purpose of the occupancy fee increase was to provide services for the general welfare of the community . . . In actuality, East Cleveland’s proposed occupancy fee was intended to pay for services for the general health and well-being of the community rather than costs reasonably related to managing a specific operation”). “[I]t is difficult to imagine that an ordinance designed to protect and promote the public health, safety and welfare of an entire community could be characterized as anything but a tax.”</w:t>
       </w:r>
       <w:r>
         <w:t xml:space="preserve"> </w:t>
@@ -11368,13 +11400,176 @@
         </w:rPr>
         <w:t xml:space="preserve">Id.</w:t>
       </w:r>
+      <w:r>
+        <w:t xml:space="preserve">, citing</w:t>
+      </w:r>
+      <w:r>
+        <w:t xml:space="preserve"> </w:t>
+      </w:r>
+      <w:r>
+        <w:rPr>
+          <w:i/>
+          <w:iCs/>
+        </w:rPr>
+        <w:t xml:space="preserve">Drees</w:t>
+      </w:r>
+      <w:r>
+        <w:rPr>
+          <w:i/>
+          <w:iCs/>
+        </w:rPr>
+        <w:t xml:space="preserve"> </w:t>
+      </w:r>
+      <w:r>
+        <w:rPr>
+          <w:i/>
+          <w:iCs/>
+        </w:rPr>
+        <w:t xml:space="preserve">Co. v. Hamilton Twp.</w:t>
+      </w:r>
+      <w:r>
+        <w:t xml:space="preserve">, 132 Ohio St.3d 186, 2012-Ohio</w:t>
+      </w:r>
+      <w:r>
+        <w:noBreakHyphen/>
+      </w:r>
+      <w:r>
+        <w:t xml:space="preserve">2370.</w:t>
+      </w:r>
+    </w:p>
+    <w:p>
+      <w:pPr>
+        <w:pStyle w:val="BodyTextNote"/>
+      </w:pPr>
+      <w:r>
+        <w:t xml:space="preserve">Here, the District Court concluded that Homeowners’ funds are used “to provide a general public benefit.” Order of the Southern District of Ohio Remanding Case to State Court, at p. 5, attached to Plaintiffs’ MSJ as Exhibit 7.</w:t>
+      </w:r>
+      <w:r>
+        <w:rPr>
+          <w:rStyle w:val="FootnoteReference"/>
+        </w:rPr>
+        <w:footnoteReference w:id="21"/>
+      </w:r>
+      <w:r>
+        <w:t xml:space="preserve"> </w:t>
+      </w:r>
+      <w:r>
+        <w:t xml:space="preserve">And “[t]his indicates that the alarm registration fee is a tax for general revenue-raising purposes, and not a fee based on the costs associated with alarm usage.”</w:t>
+      </w:r>
+      <w:r>
+        <w:t xml:space="preserve"> </w:t>
+      </w:r>
+      <w:r>
+        <w:rPr>
+          <w:i/>
+          <w:iCs/>
+        </w:rPr>
+        <w:t xml:space="preserve">Id.</w:t>
+      </w:r>
+      <w:r>
+        <w:t xml:space="preserve">, at p. 6. Of course the District Court was correct, and there was no basis for the Court of Common Pleas to ignore it: deterrence of crime, whether through police services or private security, provides a general public benefit.</w:t>
+      </w:r>
+      <w:r>
+        <w:t xml:space="preserve"> </w:t>
+      </w:r>
+      <w:r>
+        <w:rPr>
+          <w:i/>
+          <w:iCs/>
+        </w:rPr>
+        <w:t xml:space="preserve">See</w:t>
+      </w:r>
+      <w:r>
+        <w:t xml:space="preserve"> </w:t>
+      </w:r>
+      <w:r>
+        <w:t xml:space="preserve">Verified Complaint, Paragraphs 30</w:t>
+      </w:r>
+      <w:r>
+        <w:noBreakHyphen/>
+      </w:r>
+      <w:r>
+        <w:t xml:space="preserve">33 (the City volunteers on its website that “[s]ecurity alarm systems serve as useful deterrents to crime”).</w:t>
+      </w:r>
+      <w:r>
+        <w:rPr>
+          <w:rStyle w:val="FootnoteReference"/>
+        </w:rPr>
+        <w:footnoteReference w:id="22"/>
+      </w:r>
+      <w:r>
+        <w:t xml:space="preserve"> </w:t>
+      </w:r>
+      <w:r>
+        <w:t xml:space="preserve">Simply put, prevention of burglary and other crimes is not solely a private benefit; it is also a public good.</w:t>
+      </w:r>
+      <w:r>
+        <w:t xml:space="preserve"> </w:t>
+      </w:r>
+      <w:r>
+        <w:rPr>
+          <w:i/>
+          <w:iCs/>
+        </w:rPr>
+        <w:t xml:space="preserve">Town of Castle Rock,</w:t>
+      </w:r>
+      <w:r>
+        <w:rPr>
+          <w:i/>
+          <w:iCs/>
+        </w:rPr>
+        <w:t xml:space="preserve"> </w:t>
+      </w:r>
+      <w:r>
+        <w:rPr>
+          <w:i/>
+          <w:iCs/>
+        </w:rPr>
+        <w:t xml:space="preserve">Colo. v. Gonzales</w:t>
+      </w:r>
+      <w:r>
+        <w:t xml:space="preserve">, 545 U.S. 748, 760–62 (2005)⁠(“criminal acts, ‘besides the injury [they do] to individuals, … strike at the very being of society . . .”). On this basis alone, the Alarm Assessment is not a user fee, and is instead an impermissible tax or exaction.</w:t>
+      </w:r>
     </w:p>
     <w:p>
       <w:pPr>
         <w:pStyle w:val="BodyText"/>
       </w:pPr>
       <w:r>
-        <w:t xml:space="preserve">Requiring payments of these Assessments as a precondition to defending one’s self, family, and home with a security alarm fails both takings scrutiny and state taxation scrutiny.</w:t>
+        <w:t xml:space="preserve">Second, an assessment that is placed into the general fund and is collected without legally-binding restrictions on its use is not a valid user-fee.</w:t>
+      </w:r>
+      <w:r>
+        <w:t xml:space="preserve"> </w:t>
+      </w:r>
+      <w:r>
+        <w:rPr>
+          <w:i/>
+          <w:iCs/>
+        </w:rPr>
+        <w:t xml:space="preserve">AE Owner</w:t>
+      </w:r>
+      <w:r>
+        <w:rPr>
+          <w:i/>
+          <w:iCs/>
+        </w:rPr>
+        <w:t xml:space="preserve"> </w:t>
+      </w:r>
+      <w:r>
+        <w:rPr>
+          <w:i/>
+          <w:iCs/>
+        </w:rPr>
+        <w:t xml:space="preserve">L.L.C. v. City of E. Cleveland</w:t>
+      </w:r>
+      <w:r>
+        <w:t xml:space="preserve">, 2019-Ohio</w:t>
+      </w:r>
+      <w:r>
+        <w:noBreakHyphen/>
+      </w:r>
+      <w:r>
+        <w:t xml:space="preserve">2220, ¶¶ 1-⁠24 (“The collected funds were placed in East Cleveland’s general fund and were used on any needed expenditure rather than allocated for limited or narrow purposes. The city’s general fund, which supports city operations as a whole, provided fire, police, EMS, and service department amenities to all residents.”).</w:t>
       </w:r>
     </w:p>
     <w:p>
@@ -11382,7 +11577,37 @@
         <w:pStyle w:val="BodyText"/>
       </w:pPr>
       <w:r>
-        <w:t xml:space="preserve">First, an assessment for the purposes of “promoting the general welfare of the municipality” is not a valid user fee.</w:t>
+        <w:t xml:space="preserve">Here, the District Court has already concluded that funds generated by the Alarm Assessment are placed into the general fund, and that their use is unrestricted. Order of District Court, at pp. 5</w:t>
+      </w:r>
+      <w:r>
+        <w:noBreakHyphen/>
+      </w:r>
+      <w:r>
+        <w:t xml:space="preserve">6 (“alarm registration fees, which are collected annually, are placed into the general fund,” and “there is no evidence of “a special fund to benefit the regulated entities or to defray the cost of regulation.”). Indeed, the City’s own public records display that all revenue from these assessments are placed into the City’s “General Funds Account,” rather than in an account established for alarm-related expenses.</w:t>
+      </w:r>
+      <w:r>
+        <w:t xml:space="preserve"> </w:t>
+      </w:r>
+      <w:r>
+        <w:rPr>
+          <w:i/>
+          <w:iCs/>
+        </w:rPr>
+        <w:t xml:space="preserve">See</w:t>
+      </w:r>
+      <w:r>
+        <w:t xml:space="preserve"> </w:t>
+      </w:r>
+      <w:r>
+        <w:t xml:space="preserve">Correspondence Displaying Overcollection of Home Security Exactions, attached to Plaintiffs’ Motion for Summary Judgment (“MSJ”) at Exhibit 3. And most pernicious, Section 807 contains no textual limit regarding how funds extracted from Plaintiffs, homeowners, and business-owners have been, are being, or will be used.</w:t>
+      </w:r>
+    </w:p>
+    <w:p>
+      <w:pPr>
+        <w:pStyle w:val="BodyText"/>
+      </w:pPr>
+      <w:r>
+        <w:t xml:space="preserve">Third, an assessment is not a valid user fee when the City fails to initially calibrate and then consistently recalibrate the amount assessed to individuals on the basis of the harm or cost they inflict on the City, or on the benefits provided to the individual.</w:t>
       </w:r>
       <w:r>
         <w:t xml:space="preserve"> </w:t>
@@ -11415,13 +11640,47 @@
         <w:noBreakHyphen/>
       </w:r>
       <w:r>
-        <w:t xml:space="preserve">2220, ¶¶ 1</w:t>
+        <w:t xml:space="preserve">2220, ¶¶ 1-⁠24 (“No cost analysis was completed by East Cleveland establishing the projected cost of inspection services. Therefore, the amount of the occupancy fee does not reflect the amount of money needed”).</w:t>
+      </w:r>
+    </w:p>
+    <w:p>
+      <w:pPr>
+        <w:pStyle w:val="BodyText"/>
+      </w:pPr>
+      <w:r>
+        <w:t xml:space="preserve">Additionally, applying takings analysis in</w:t>
+      </w:r>
+      <w:r>
+        <w:t xml:space="preserve"> </w:t>
+      </w:r>
+      <w:r>
+        <w:rPr>
+          <w:i/>
+          <w:iCs/>
+        </w:rPr>
+        <w:t xml:space="preserve">Dolan</w:t>
+      </w:r>
+      <w:r>
+        <w:t xml:space="preserve">, the Supreme Court relied upon the absence of “any special quantifiable burdens created by [the property use] that would justify the particular [exactions] which are not required from the public at large.”</w:t>
+      </w:r>
+      <w:r>
+        <w:t xml:space="preserve"> </w:t>
+      </w:r>
+      <w:r>
+        <w:rPr>
+          <w:i/>
+          <w:iCs/>
+        </w:rPr>
+        <w:t xml:space="preserve">Id.</w:t>
+      </w:r>
+      <w:r>
+        <w:t xml:space="preserve">, at 2316</w:t>
       </w:r>
       <w:r>
         <w:noBreakHyphen/>
       </w:r>
       <w:r>
-        <w:t xml:space="preserve">24 (“the purpose of the occupancy fee increase was to provide services for the general welfare of the community . . . In actuality, East Cleveland’s proposed occupancy fee was intended to pay for services for the general health and well-being of the community rather than costs reasonably related to managing a specific operation”). “[I]t is difficult to imagine that an ordinance designed to protect and promote the public health, safety and welfare of an entire community could be characterized as anything but a tax.”</w:t>
+        <w:t xml:space="preserve">17. The Court reached this conclusion because a “city must make some sort of individualized determination that the required [exaction] is related both in nature and extent to the impact of the proposed [use].”</w:t>
       </w:r>
       <w:r>
         <w:t xml:space="preserve"> </w:t>
@@ -11434,7 +11693,473 @@
         <w:t xml:space="preserve">Id.</w:t>
       </w:r>
       <w:r>
-        <w:t xml:space="preserve">, citing</w:t>
+        <w:t xml:space="preserve">, at 2320</w:t>
+      </w:r>
+      <w:r>
+        <w:noBreakHyphen/>
+      </w:r>
+      <w:r>
+        <w:t xml:space="preserve">21 (“the city has not met its burden. . . the city must make some effort to quantify its findings in support of the dedication for the pedestrian/​bicycle pathway beyond the conclusory statement that it could offset some of the traffic demand generated”);</w:t>
+      </w:r>
+      <w:r>
+        <w:t xml:space="preserve"> </w:t>
+      </w:r>
+      <w:r>
+        <w:rPr>
+          <w:i/>
+          <w:iCs/>
+        </w:rPr>
+        <w:t xml:space="preserve">see also Nollan</w:t>
+      </w:r>
+      <w:r>
+        <w:t xml:space="preserve">, 483 U.S., at 836–837 (explaining that “[t]he evident constitutional propriety” of prohibiting a land use “disappears … if the condition substituted for the prohibition utterly fails to further the end advanced as the justification for the prohibition”); and</w:t>
+      </w:r>
+      <w:r>
+        <w:t xml:space="preserve"> </w:t>
+      </w:r>
+      <w:r>
+        <w:rPr>
+          <w:i/>
+          <w:iCs/>
+        </w:rPr>
+        <w:t xml:space="preserve">Levin v. City &amp; Cty. of San Francisco</w:t>
+      </w:r>
+      <w:r>
+        <w:t xml:space="preserve">, 71 F. Supp. 3d 1072, 1074 (N.D. Cal. 2014)⁠(“The Court holds that the Ordinance effects an unconstitutional taking by conditioning property owners’ right to withdraw their property on a monetary exaction not sufficiently related to the impact of the withdrawal.”).</w:t>
+      </w:r>
+    </w:p>
+    <w:p>
+      <w:pPr>
+        <w:pStyle w:val="BodyText"/>
+      </w:pPr>
+      <w:r>
+        <w:t xml:space="preserve">Similarly, in analyzing whether an “impact fee” is impermissible the Ohio Supreme Court reviews the following factors: “1) was the assessment imposed to further regulatory measures to address a specified issue; 2) was the assessment used only for the narrow and specified purpose and not placed in the general fund; 3) was the assessment imposed by a government in return for a service it provides; and 4) was the assessment calculated and adjusted so that the amount of funds generated were in an amount sufficient to cover the expenses.”</w:t>
+      </w:r>
+      <w:r>
+        <w:t xml:space="preserve"> </w:t>
+      </w:r>
+      <w:r>
+        <w:rPr>
+          <w:i/>
+          <w:iCs/>
+        </w:rPr>
+        <w:t xml:space="preserve">State ex rel. Petroleum Underground Storage Tank Release Comp. Bd. v. Withrow</w:t>
+      </w:r>
+      <w:r>
+        <w:t xml:space="preserve">, 62 Ohio St.3d 111, 113, 116</w:t>
+      </w:r>
+      <w:r>
+        <w:noBreakHyphen/>
+      </w:r>
+      <w:r>
+        <w:t xml:space="preserve">117 (1991). Only “answers affirming the Withrow</w:t>
+      </w:r>
+      <w:r>
+        <w:t xml:space="preserve"> </w:t>
+      </w:r>
+      <w:r>
+        <w:t xml:space="preserve">factors indicate an assessment is a fee.”</w:t>
+      </w:r>
+      <w:r>
+        <w:t xml:space="preserve"> </w:t>
+      </w:r>
+      <w:r>
+        <w:rPr>
+          <w:i/>
+          <w:iCs/>
+        </w:rPr>
+        <w:t xml:space="preserve">AE Owner</w:t>
+      </w:r>
+      <w:r>
+        <w:rPr>
+          <w:i/>
+          <w:iCs/>
+        </w:rPr>
+        <w:t xml:space="preserve"> </w:t>
+      </w:r>
+      <w:r>
+        <w:rPr>
+          <w:i/>
+          <w:iCs/>
+        </w:rPr>
+        <w:t xml:space="preserve">L.L.C. v. City of E. Cleveland</w:t>
+      </w:r>
+      <w:r>
+        <w:t xml:space="preserve">, 2019-Ohio</w:t>
+      </w:r>
+      <w:r>
+        <w:noBreakHyphen/>
+      </w:r>
+      <w:r>
+        <w:t xml:space="preserve">2220, ¶¶ 1-⁠24 (“Application of the Withrow</w:t>
+      </w:r>
+      <w:r>
+        <w:t xml:space="preserve"> </w:t>
+      </w:r>
+      <w:r>
+        <w:t xml:space="preserve">factors and Am. Landfill analysis indicate East Cleveland’s occupancy fee is actually a tax”). Put otherwise, “there must be a nexus between the occupancy fee, the benefit designed to be provided from collection of that fee, as well as satisfaction of any other requirements identified in the relevant case law. Without establishing the conditions identified in the cited case law, a proposed fee is simply a tax disguised as a fee and will be found unconstitutional.”</w:t>
+      </w:r>
+      <w:r>
+        <w:t xml:space="preserve"> </w:t>
+      </w:r>
+      <w:r>
+        <w:rPr>
+          <w:i/>
+          <w:iCs/>
+        </w:rPr>
+        <w:t xml:space="preserve">Id.</w:t>
+      </w:r>
+      <w:r>
+        <w:t xml:space="preserve">, at ¶21.</w:t>
+      </w:r>
+    </w:p>
+    <w:p>
+      <w:pPr>
+        <w:pStyle w:val="BodyText"/>
+      </w:pPr>
+      <w:r>
+        <w:t xml:space="preserve">Here, the District Court analyzed these same factors in concluding that the Alarm Assessments are not valid user fees, since they mirror considerations relevant to Tax Injunction Act jurisdiction. It concluded that “residents or non-residents are not receiving a service for the payment of the registration fee,” since “the City does not respond any differently to a call from an alarm system than it does a call made directly to the fire or police department,” and that “there is no evidence of a special fund to benefit the regulated [homeowners].” Order of District Court, at pp. 5</w:t>
+      </w:r>
+      <w:r>
+        <w:noBreakHyphen/>
+      </w:r>
+      <w:r>
+        <w:t xml:space="preserve">6. Predicated on these findings, the District Court maintained little difficulty in reaching a conclusion at the heart of the analysis required by the foregoing binding state and federal precedent: “[t]here is no correlation between the cost of false alarms to the City and the amount of the alarm registration fee. This indicates that the alarm registration fee . . . is not a fee based on the costs associated with alarm usage.” Order of District Court, at pp. 5</w:t>
+      </w:r>
+      <w:r>
+        <w:noBreakHyphen/>
+      </w:r>
+      <w:r>
+        <w:t xml:space="preserve">6.</w:t>
+      </w:r>
+    </w:p>
+    <w:p>
+      <w:pPr>
+        <w:pStyle w:val="BodyText"/>
+      </w:pPr>
+      <w:r>
+        <w:t xml:space="preserve">And of course this is true: Section 807 contains to findings, the City undertakes no individualized analysis, there is no evidence in the text of Section 807 or in support of its enactment displaying an attempt to calibrate costs to collection of revenue, and the City extracts payment from those who defend themselves with alarms that, rather than relying on city services, “do not alert a governmental organization.”</w:t>
+      </w:r>
+    </w:p>
+    <w:p>
+      <w:pPr>
+        <w:pStyle w:val="BodyText"/>
+      </w:pPr>
+      <w:r>
+        <w:t xml:space="preserve">Further, summary judgment evidence displays that the City typically overcollects amounts well beyond what is necessary to accomplish the City’s administrative ends.</w:t>
+      </w:r>
+      <w:r>
+        <w:t xml:space="preserve"> </w:t>
+      </w:r>
+      <w:r>
+        <w:rPr>
+          <w:i/>
+          <w:iCs/>
+        </w:rPr>
+        <w:t xml:space="preserve">See</w:t>
+      </w:r>
+      <w:r>
+        <w:t xml:space="preserve"> </w:t>
+      </w:r>
+      <w:r>
+        <w:t xml:space="preserve">Exhibits 2 and 3 to Plaintiffs’ MSJ. The plain text of the Alarm Ban ensures that, irrespective of whether a homeowner uses any City services associated with his alarm, he or she must pay the alarm fee that is “non-refundable,” “non-transferable,” and “user and location specific.”</w:t>
+      </w:r>
+      <w:r>
+        <w:t xml:space="preserve"> </w:t>
+      </w:r>
+      <w:r>
+        <w:rPr>
+          <w:i/>
+          <w:iCs/>
+        </w:rPr>
+        <w:t xml:space="preserve">See</w:t>
+      </w:r>
+      <w:r>
+        <w:t xml:space="preserve"> </w:t>
+      </w:r>
+      <w:r>
+        <w:t xml:space="preserve">Section 807</w:t>
+      </w:r>
+      <w:r>
+        <w:noBreakHyphen/>
+      </w:r>
+      <w:r>
+        <w:t xml:space="preserve">1-A4(2)⁠(b). The Assessment are at a flat amount, irrespective of use, meaning that ultimately, as the District Court correctly concluded “[t]he City’s alarm registration fee is based solely on status instead of the use of any city service.” Order of District Court, at p. 5. And there is no plausible justification for calibrating the non-residential rate security alarm Assessment amount at twice the residential rate due to nothing more than conjecture on the size of some businesses as opposed to some homes (it cannot correct that both the $50 and $100 rates are sufficiently calibrated).</w:t>
+      </w:r>
+    </w:p>
+    <w:p>
+      <w:pPr>
+        <w:pStyle w:val="BodyText"/>
+      </w:pPr>
+      <w:r>
+        <w:t xml:space="preserve">Fourth, the Assessments are arbitrary and insufficiently calibrated because while the City claims that the Assessments are necessary to fund police services, the City forces the Assessments on all who protect themselves with security alarms, even those who (1) have already paid taxes to fund police services; or (2) use a security alarm that “which does not alert a governmental organization.” The City concedes that the same Cincinnati Police Department services for which it claims it can impose a monetary charge on Plaintiffs and their Proposed Classes received $146,601,670 from the General Fund, i.e. the tax payments of Plaintiffs and other Cincinnatians, in 2019. Bigham Affidavit, at Para. 6. Indeed, Ohio law is clear that policing is to be funded solely through taxation.</w:t>
+      </w:r>
+      <w:r>
+        <w:t xml:space="preserve"> </w:t>
+      </w:r>
+      <w:r>
+        <w:rPr>
+          <w:i/>
+          <w:iCs/>
+        </w:rPr>
+        <w:t xml:space="preserve">See</w:t>
+      </w:r>
+      <w:r>
+        <w:t xml:space="preserve"> </w:t>
+      </w:r>
+      <w:r>
+        <w:t xml:space="preserve">R.C. 5705.19.</w:t>
+      </w:r>
+      <w:r>
+        <w:t xml:space="preserve"> </w:t>
+      </w:r>
+      <w:r>
+        <w:rPr>
+          <w:i/>
+          <w:iCs/>
+        </w:rPr>
+        <w:t xml:space="preserve">Page v. City of Wyandotte, MI</w:t>
+      </w:r>
+      <w:r>
+        <w:t xml:space="preserve">, 666 F. App’x 390, 393 (6th Cir. 2016)⁠(“[M]unicipalities do not charge a fee-for-service to fund the police and fire departments; they impose levies, i.e., taxes. The franchise fees may be a clever way to surreptitiously increase the City’s coffers . . .”).</w:t>
+      </w:r>
+    </w:p>
+    <w:p>
+      <w:pPr>
+        <w:pStyle w:val="BodyText"/>
+      </w:pPr>
+      <w:r>
+        <w:t xml:space="preserve">Forcing Plaintiffs and others to pay duplicative additional monetary charges for policing they are unlikely to use due to their employment of alarms that do not alert government is arbitrary, duplicative, and a taking.</w:t>
+      </w:r>
+      <w:r>
+        <w:t xml:space="preserve"> </w:t>
+      </w:r>
+      <w:r>
+        <w:rPr>
+          <w:i/>
+          <w:iCs/>
+        </w:rPr>
+        <w:t xml:space="preserve">Webb’s Fabulous Pharmacies, Inc. v. Beckwith</w:t>
+      </w:r>
+      <w:r>
+        <w:t xml:space="preserve">, 449 U.S. 155 (1980)⁠(“the seizure of the interest earned was unrelated to any service provided by the Florida court system because a separate statute specified a percentage fee that the court clerk would receive to cover his expenses”);</w:t>
+      </w:r>
+      <w:r>
+        <w:t xml:space="preserve"> </w:t>
+      </w:r>
+      <w:r>
+        <w:rPr>
+          <w:i/>
+          <w:iCs/>
+        </w:rPr>
+        <w:t xml:space="preserve">Engelman v. Budish</w:t>
+      </w:r>
+      <w:r>
+        <w:t xml:space="preserve">, 2015-Ohio</w:t>
+      </w:r>
+      <w:r>
+        <w:noBreakHyphen/>
+      </w:r>
+      <w:r>
+        <w:t xml:space="preserve">1153, ¶¶ 18-⁠22, 31 N.E.3d 126, 132–33 (“duplication of charges for sewer connection” constituted a “taking”);</w:t>
+      </w:r>
+      <w:r>
+        <w:t xml:space="preserve"> </w:t>
+      </w:r>
+      <w:r>
+        <w:rPr>
+          <w:i/>
+          <w:iCs/>
+        </w:rPr>
+        <w:t xml:space="preserve">Cook Rd. Invests., L.L.C. v. Cuyahoga Cty. Bd. of Commrs.</w:t>
+      </w:r>
+      <w:r>
+        <w:t xml:space="preserve">, 2011-Ohio</w:t>
+      </w:r>
+      <w:r>
+        <w:noBreakHyphen/>
+      </w:r>
+      <w:r>
+        <w:t xml:space="preserve">2151, ¶23 (the taking of money through redundant monetary charges for the same governmental services is “arbitrary and unreasonable” and therefore “an unconstitutional taking of property”).</w:t>
+      </w:r>
+    </w:p>
+    <w:p>
+      <w:pPr>
+        <w:pStyle w:val="BodyText"/>
+      </w:pPr>
+      <w:r>
+        <w:t xml:space="preserve">Finally, there is no statutory or constitutional precedent for what the City attempts to accomplish here: attempting to charge for a core governmental function, much less an arbitrary amount unrelated to use in response to an exercise of a fundamental right, is literally unprecedented. While an Ohio city may of course issue a water bill commensurate with the amount of water used, police protection is a core governmental function, rather than a “proprietary” function upon which government can impose additional monetary charges. Examples of such proprietary functions include “[t]he establishment, maintenance, and operation of a utility, including, but not limited to, a light, gas, power, or heat plant, a railroad, a busline or other transit company, and airport, and a municipal water supply system.” R.C. 2744.01(G)⁠(2)⁠(c).</w:t>
+      </w:r>
+    </w:p>
+    <w:p>
+      <w:pPr>
+        <w:pStyle w:val="BodyTextNote"/>
+      </w:pPr>
+      <w:r>
+        <w:t xml:space="preserve">But police presence (which again, those with private security alarms are not even using or seeking to use here), including police response to potential crime, is not a “proprietary” function: it is a core governmental function for the performance of which additional monetary charges are impermissible.</w:t>
+      </w:r>
+      <w:r>
+        <w:t xml:space="preserve"> </w:t>
+      </w:r>
+      <w:r>
+        <w:rPr>
+          <w:i/>
+          <w:iCs/>
+        </w:rPr>
+        <w:t xml:space="preserve">See</w:t>
+      </w:r>
+      <w:r>
+        <w:t xml:space="preserve"> </w:t>
+      </w:r>
+      <w:r>
+        <w:t xml:space="preserve">R.C. 2744.01(C)⁠(2)⁠(a)⁠(defining the “provision * * * of police * * * services” as a “governmental function,” not a proprietary function);</w:t>
+      </w:r>
+      <w:r>
+        <w:rPr>
+          <w:rStyle w:val="FootnoteReference"/>
+        </w:rPr>
+        <w:footnoteReference w:id="23"/>
+      </w:r>
+      <w:r>
+        <w:t xml:space="preserve"> </w:t>
+      </w:r>
+      <w:r>
+        <w:rPr>
+          <w:i/>
+          <w:iCs/>
+        </w:rPr>
+        <w:t xml:space="preserve">McCloud v. Nimmer</w:t>
+      </w:r>
+      <w:r>
+        <w:t xml:space="preserve">, 72 Ohio App. 3d 533, 537 (1991)⁠(“governmental functions include the provision or nonprovision of police services or protection,” and “police services have always been considered a governmental, not a proprietary, function.”);</w:t>
+      </w:r>
+      <w:r>
+        <w:t xml:space="preserve"> </w:t>
+      </w:r>
+      <w:r>
+        <w:rPr>
+          <w:i/>
+          <w:iCs/>
+        </w:rPr>
+        <w:t xml:space="preserve">See also Parrett v. Trost</w:t>
+      </w:r>
+      <w:r>
+        <w:t xml:space="preserve">, No. CA99</w:t>
+      </w:r>
+      <w:r>
+        <w:noBreakHyphen/>
+      </w:r>
+      <w:r>
+        <w:t xml:space="preserve">06</w:t>
+      </w:r>
+      <w:r>
+        <w:noBreakHyphen/>
+      </w:r>
+      <w:r>
+        <w:t xml:space="preserve">058, 2000 WL 155515, at p. 3 (Ohio Ct. App. Feb. 7, 2000)⁠(City of Cincinnati insisting that “provision of police services” is a core governmental function rather than a proprietary function);</w:t>
+      </w:r>
+      <w:r>
+        <w:t xml:space="preserve"> </w:t>
+      </w:r>
+      <w:r>
+        <w:rPr>
+          <w:i/>
+          <w:iCs/>
+        </w:rPr>
+        <w:t xml:space="preserve">Carder v. Kettering</w:t>
+      </w:r>
+      <w:r>
+        <w:t xml:space="preserve">, 2004-Ohio</w:t>
+      </w:r>
+      <w:r>
+        <w:noBreakHyphen/>
+      </w:r>
+      <w:r>
+        <w:t xml:space="preserve">4260, ¶¶ 9-⁠14 (Police “dispatched to a robbery scene,” “responding to an emergency call,” “proceeding to a scene to aid in the search for a perpetrator,” and “police dispatches to inherently dangerous situations that demand a response on the part of a peace officer” are all core governmental functions);</w:t>
+      </w:r>
+      <w:r>
+        <w:t xml:space="preserve"> </w:t>
+      </w:r>
+      <w:r>
+        <w:rPr>
+          <w:i/>
+          <w:iCs/>
+        </w:rPr>
+        <w:t xml:space="preserve">Gabris v. Blake</w:t>
+      </w:r>
+      <w:r>
+        <w:t xml:space="preserve">, 9 Ohio St.2d 71 (1967)⁠(“the maintenance and operation of a police department by a municipality is a governmental function”);</w:t>
+      </w:r>
+      <w:r>
+        <w:t xml:space="preserve"> </w:t>
+      </w:r>
+      <w:r>
+        <w:rPr>
+          <w:i/>
+          <w:iCs/>
+        </w:rPr>
+        <w:t xml:space="preserve">Aldrich v. City of Youngstown</w:t>
+      </w:r>
+      <w:r>
+        <w:t xml:space="preserve">, 106 Ohio St. 342, 343–45 (1922)⁠(“maintenance, and operation of the police departments of a municipality are done in the exercise of governmental powers. . . The prevention of crime is a purely governmental function, undertaken for the benefit of the public at large. . . .”);</w:t>
+      </w:r>
+      <w:r>
+        <w:t xml:space="preserve"> </w:t>
+      </w:r>
+      <w:r>
+        <w:rPr>
+          <w:i/>
+          <w:iCs/>
+        </w:rPr>
+        <w:t xml:space="preserve">Maddox v. E. Cleveland</w:t>
+      </w:r>
+      <w:r>
+        <w:t xml:space="preserve">, 2012-Ohio</w:t>
+      </w:r>
+      <w:r>
+        <w:noBreakHyphen/>
+      </w:r>
+      <w:r>
+        <w:t xml:space="preserve">9, ¶ 20 (rejecting the notion that “the governmental function of police protection in this case morphed into a proprietary function”);</w:t>
+      </w:r>
+      <w:r>
+        <w:t xml:space="preserve"> </w:t>
+      </w:r>
+      <w:r>
+        <w:rPr>
+          <w:i/>
+          <w:iCs/>
+        </w:rPr>
+        <w:t xml:space="preserve">Lamar Advantage GP Co., LLC v. City of Cincinnati</w:t>
+      </w:r>
+      <w:r>
+        <w:t xml:space="preserve">, 114 N.E.3d 805, at 820 (Ohio Com. Pl. 2018)⁠(police services are “core or basic governmental services of a large municipality”), citing</w:t>
+      </w:r>
+      <w:r>
+        <w:t xml:space="preserve"> </w:t>
+      </w:r>
+      <w:r>
+        <w:rPr>
+          <w:i/>
+          <w:iCs/>
+        </w:rPr>
+        <w:t xml:space="preserve">Foley v. Connelie</w:t>
+      </w:r>
+      <w:r>
+        <w:t xml:space="preserve">, 435 U.S. 291, 297 (1978)⁠(“[a] discussion of the police function is essentially a description of one of the basic functions of government… The police function fulfills a most fundamental obligation of government to its constituency”);</w:t>
+      </w:r>
+      <w:r>
+        <w:t xml:space="preserve"> </w:t>
+      </w:r>
+      <w:r>
+        <w:rPr>
+          <w:i/>
+          <w:iCs/>
+        </w:rPr>
+        <w:t xml:space="preserve">Heck v. City of Freeport</w:t>
+      </w:r>
+      <w:r>
+        <w:t xml:space="preserve">, 985 F.2d 305, 309 (7th Cir. 1993)⁠(identifying the “basic services” of government as “police and fire protection . . .”);</w:t>
       </w:r>
       <w:r>
         <w:t xml:space="preserve"> </w:t>
@@ -11461,807 +12186,13 @@
         <w:t xml:space="preserve">Co. v. Hamilton Twp.</w:t>
       </w:r>
       <w:r>
-        <w:t xml:space="preserve">, 132 Ohio St.3d 186, 2012-Ohio</w:t>
+        <w:t xml:space="preserve">, 2012-Ohio</w:t>
       </w:r>
       <w:r>
         <w:noBreakHyphen/>
       </w:r>
       <w:r>
-        <w:t xml:space="preserve">2370.</w:t>
-      </w:r>
-    </w:p>
-    <w:p>
-      <w:pPr>
-        <w:pStyle w:val="BodyTextNote"/>
-      </w:pPr>
-      <w:r>
-        <w:t xml:space="preserve">Here, the District Court concluded that Homeowners’ funds are used “to provide a general public benefit.” Order of the Southern District of Ohio Remanding Case to State Court, at p. 5, attached to Plaintiffs’ MSJ as Exhibit 7.</w:t>
-      </w:r>
-      <w:r>
-        <w:rPr>
-          <w:rStyle w:val="FootnoteReference"/>
-        </w:rPr>
-        <w:footnoteReference w:id="21"/>
-      </w:r>
-      <w:r>
-        <w:t xml:space="preserve"> </w:t>
-      </w:r>
-      <w:r>
-        <w:t xml:space="preserve">And “[t]his indicates that the alarm registration fee is a tax for general revenue-raising purposes, and not a fee based on the costs associated with alarm usage.”</w:t>
-      </w:r>
-      <w:r>
-        <w:t xml:space="preserve"> </w:t>
-      </w:r>
-      <w:r>
-        <w:rPr>
-          <w:i/>
-          <w:iCs/>
-        </w:rPr>
-        <w:t xml:space="preserve">Id.</w:t>
-      </w:r>
-      <w:r>
-        <w:t xml:space="preserve">, at p. 6. Of course the District Court was correct, and there was no basis for the Court of Common Pleas to ignore it: deterrence of crime, whether through police services or private security, provides a general public benefit.</w:t>
-      </w:r>
-      <w:r>
-        <w:t xml:space="preserve"> </w:t>
-      </w:r>
-      <w:r>
-        <w:rPr>
-          <w:i/>
-          <w:iCs/>
-        </w:rPr>
-        <w:t xml:space="preserve">See</w:t>
-      </w:r>
-      <w:r>
-        <w:t xml:space="preserve"> </w:t>
-      </w:r>
-      <w:r>
-        <w:t xml:space="preserve">Verified Complaint, Paragraphs 30</w:t>
-      </w:r>
-      <w:r>
-        <w:noBreakHyphen/>
-      </w:r>
-      <w:r>
-        <w:t xml:space="preserve">33 (the City volunteers on its website that “[s]ecurity alarm systems serve as useful deterrents to crime”).</w:t>
-      </w:r>
-      <w:r>
-        <w:rPr>
-          <w:rStyle w:val="FootnoteReference"/>
-        </w:rPr>
-        <w:footnoteReference w:id="22"/>
-      </w:r>
-      <w:r>
-        <w:t xml:space="preserve"> </w:t>
-      </w:r>
-      <w:r>
-        <w:t xml:space="preserve">Simply put, prevention of burglary and other crimes is not solely a private benefit; it is also a public good.</w:t>
-      </w:r>
-      <w:r>
-        <w:t xml:space="preserve"> </w:t>
-      </w:r>
-      <w:r>
-        <w:rPr>
-          <w:i/>
-          <w:iCs/>
-        </w:rPr>
-        <w:t xml:space="preserve">Town of Castle Rock,</w:t>
-      </w:r>
-      <w:r>
-        <w:rPr>
-          <w:i/>
-          <w:iCs/>
-        </w:rPr>
-        <w:t xml:space="preserve"> </w:t>
-      </w:r>
-      <w:r>
-        <w:rPr>
-          <w:i/>
-          <w:iCs/>
-        </w:rPr>
-        <w:t xml:space="preserve">Colo. v. Gonzales</w:t>
-      </w:r>
-      <w:r>
-        <w:t xml:space="preserve">, 545 U.S. 748, 760–62 (2005)⁠(“criminal acts, ‘besides the injury [they do] to individuals, … strike at the very being of society . . .”). On this basis alone, the Alarm Assessment is not a user fee, and is instead an impermissible tax or exaction.</w:t>
-      </w:r>
-    </w:p>
-    <w:p>
-      <w:pPr>
-        <w:pStyle w:val="BodyText"/>
-      </w:pPr>
-      <w:r>
-        <w:t xml:space="preserve">Second, an assessment that is placed into the general fund and is collected without legally-binding restrictions on its use is not a valid user-fee.</w:t>
-      </w:r>
-      <w:r>
-        <w:t xml:space="preserve"> </w:t>
-      </w:r>
-      <w:r>
-        <w:rPr>
-          <w:i/>
-          <w:iCs/>
-        </w:rPr>
-        <w:t xml:space="preserve">AE Owner</w:t>
-      </w:r>
-      <w:r>
-        <w:rPr>
-          <w:i/>
-          <w:iCs/>
-        </w:rPr>
-        <w:t xml:space="preserve"> </w:t>
-      </w:r>
-      <w:r>
-        <w:rPr>
-          <w:i/>
-          <w:iCs/>
-        </w:rPr>
-        <w:t xml:space="preserve">L.L.C. v. City of E. Cleveland</w:t>
-      </w:r>
-      <w:r>
-        <w:t xml:space="preserve">, 2019-Ohio</w:t>
-      </w:r>
-      <w:r>
-        <w:noBreakHyphen/>
-      </w:r>
-      <w:r>
-        <w:t xml:space="preserve">2220, ¶¶ 1</w:t>
-      </w:r>
-      <w:r>
-        <w:noBreakHyphen/>
-      </w:r>
-      <w:r>
-        <w:t xml:space="preserve">24 (“The collected funds were placed in East Cleveland’s general fund and were used on any needed expenditure rather than allocated for limited or narrow purposes. The city’s general fund, which supports city operations as a whole, provided fire, police, EMS, and service department amenities to all residents.”).</w:t>
-      </w:r>
-    </w:p>
-    <w:p>
-      <w:pPr>
-        <w:pStyle w:val="BodyText"/>
-      </w:pPr>
-      <w:r>
-        <w:t xml:space="preserve">Here, the District Court has already concluded that funds generated by the Alarm Assessment are placed into the general fund, and that their use is unrestricted. Order of District Court, at pp. 5</w:t>
-      </w:r>
-      <w:r>
-        <w:noBreakHyphen/>
-      </w:r>
-      <w:r>
-        <w:t xml:space="preserve">6 (“alarm registration fees, which are collected annually, are placed into the general fund,” and “there is no evidence of “a special fund to benefit the regulated entities or to defray the cost of regulation.”). Indeed, the City’s own public records display that all revenue from these assessments are placed into the City’s “General Funds Account,” rather than in an account established for alarm-related expenses.</w:t>
-      </w:r>
-      <w:r>
-        <w:t xml:space="preserve"> </w:t>
-      </w:r>
-      <w:r>
-        <w:rPr>
-          <w:i/>
-          <w:iCs/>
-        </w:rPr>
-        <w:t xml:space="preserve">See</w:t>
-      </w:r>
-      <w:r>
-        <w:t xml:space="preserve"> </w:t>
-      </w:r>
-      <w:r>
-        <w:t xml:space="preserve">Correspondence Displaying Overcollection of Home Security Exactions, attached to Plaintiffs’ Motion for Summary Judgment (“MSJ”) at Exhibit 3. And most pernicious, Section 807 contains no textual limit regarding how funds extracted from Plaintiffs, homeowners, and business-owners have been, are being, or will be used.</w:t>
-      </w:r>
-    </w:p>
-    <w:p>
-      <w:pPr>
-        <w:pStyle w:val="BodyText"/>
-      </w:pPr>
-      <w:r>
-        <w:t xml:space="preserve">Third, an assessment is not a valid user fee when the City fails to initially calibrate and then consistently recalibrate the amount assessed to individuals on the basis of the harm or cost they inflict on the City, or on the benefits provided to the individual.</w:t>
-      </w:r>
-      <w:r>
-        <w:t xml:space="preserve"> </w:t>
-      </w:r>
-      <w:r>
-        <w:rPr>
-          <w:i/>
-          <w:iCs/>
-        </w:rPr>
-        <w:t xml:space="preserve">AE Owner</w:t>
-      </w:r>
-      <w:r>
-        <w:rPr>
-          <w:i/>
-          <w:iCs/>
-        </w:rPr>
-        <w:t xml:space="preserve"> </w:t>
-      </w:r>
-      <w:r>
-        <w:rPr>
-          <w:i/>
-          <w:iCs/>
-        </w:rPr>
-        <w:t xml:space="preserve">L.L.C. v. City of E. Cleveland</w:t>
-      </w:r>
-      <w:r>
-        <w:t xml:space="preserve">, 2019-Ohio</w:t>
-      </w:r>
-      <w:r>
-        <w:noBreakHyphen/>
-      </w:r>
-      <w:r>
-        <w:t xml:space="preserve">2220, ¶¶ 1</w:t>
-      </w:r>
-      <w:r>
-        <w:noBreakHyphen/>
-      </w:r>
-      <w:r>
-        <w:t xml:space="preserve">24 (“No cost analysis was completed by East Cleveland establishing the projected cost of inspection services. Therefore, the amount of the occupancy fee does not reflect the amount of money needed”).</w:t>
-      </w:r>
-    </w:p>
-    <w:p>
-      <w:pPr>
-        <w:pStyle w:val="BodyText"/>
-      </w:pPr>
-      <w:r>
-        <w:t xml:space="preserve">Additionally, applying takings analysis in</w:t>
-      </w:r>
-      <w:r>
-        <w:t xml:space="preserve"> </w:t>
-      </w:r>
-      <w:r>
-        <w:rPr>
-          <w:i/>
-          <w:iCs/>
-        </w:rPr>
-        <w:t xml:space="preserve">Dolan</w:t>
-      </w:r>
-      <w:r>
-        <w:t xml:space="preserve">, the Supreme Court relied upon the absence of “any special quantifiable burdens created by [the property use] that would justify the particular [exactions] which are not required from the public at large.”</w:t>
-      </w:r>
-      <w:r>
-        <w:t xml:space="preserve"> </w:t>
-      </w:r>
-      <w:r>
-        <w:rPr>
-          <w:i/>
-          <w:iCs/>
-        </w:rPr>
-        <w:t xml:space="preserve">Id.</w:t>
-      </w:r>
-      <w:r>
-        <w:t xml:space="preserve">, at 2316</w:t>
-      </w:r>
-      <w:r>
-        <w:noBreakHyphen/>
-      </w:r>
-      <w:r>
-        <w:t xml:space="preserve">17. The Court reached this conclusion because a “city must make some sort of individualized determination that the required [exaction] is related both in nature and extent to the impact of the proposed [use].”</w:t>
-      </w:r>
-      <w:r>
-        <w:t xml:space="preserve"> </w:t>
-      </w:r>
-      <w:r>
-        <w:rPr>
-          <w:i/>
-          <w:iCs/>
-        </w:rPr>
-        <w:t xml:space="preserve">Id.</w:t>
-      </w:r>
-      <w:r>
-        <w:t xml:space="preserve">, at 2320</w:t>
-      </w:r>
-      <w:r>
-        <w:noBreakHyphen/>
-      </w:r>
-      <w:r>
-        <w:t xml:space="preserve">21 (“the city has not met its burden. . . the city must make some effort to quantify its findings in support of the dedication for the pedestrian/​bicycle pathway beyond the conclusory statement that it could offset some of the traffic demand generated”);</w:t>
-      </w:r>
-      <w:r>
-        <w:t xml:space="preserve"> </w:t>
-      </w:r>
-      <w:r>
-        <w:rPr>
-          <w:i/>
-          <w:iCs/>
-        </w:rPr>
-        <w:t xml:space="preserve">see also Nollan</w:t>
-      </w:r>
-      <w:r>
-        <w:t xml:space="preserve">, 483 U.S., at 836–837 (explaining that “[t]he evident constitutional propriety” of prohibiting a land use “disappears … if the condition substituted for the prohibition utterly fails to further the end advanced as the justification for the prohibition”); and</w:t>
-      </w:r>
-      <w:r>
-        <w:t xml:space="preserve"> </w:t>
-      </w:r>
-      <w:r>
-        <w:rPr>
-          <w:i/>
-          <w:iCs/>
-        </w:rPr>
-        <w:t xml:space="preserve">Levin v. City &amp; Cty. of San Francisco</w:t>
-      </w:r>
-      <w:r>
-        <w:t xml:space="preserve">, 71 F. Supp. 3d 1072, 1074 (N.D. Cal. 2014)⁠(“The Court holds that the Ordinance effects an unconstitutional taking by conditioning property owners’ right to withdraw their property on a monetary exaction not sufficiently related to the impact of the withdrawal.”).</w:t>
-      </w:r>
-    </w:p>
-    <w:p>
-      <w:pPr>
-        <w:pStyle w:val="BodyText"/>
-      </w:pPr>
-      <w:r>
-        <w:t xml:space="preserve">Similarly, in analyzing whether an “impact fee” is impermissible the Ohio Supreme Court reviews the following factors: “1) was the assessment imposed to further regulatory measures to address a specified issue; 2) was the assessment used only for the narrow and specified purpose and not placed in the general fund; 3) was the assessment imposed by a government in return for a service it provides; and 4) was the assessment calculated and adjusted so that the amount of funds generated were in an amount sufficient to cover the expenses.”</w:t>
-      </w:r>
-      <w:r>
-        <w:t xml:space="preserve"> </w:t>
-      </w:r>
-      <w:r>
-        <w:rPr>
-          <w:i/>
-          <w:iCs/>
-        </w:rPr>
-        <w:t xml:space="preserve">State ex rel. Petroleum Underground Storage Tank Release Comp. Bd. v. Withrow</w:t>
-      </w:r>
-      <w:r>
-        <w:t xml:space="preserve">, 62 Ohio St.3d 111, 113, 116</w:t>
-      </w:r>
-      <w:r>
-        <w:noBreakHyphen/>
-      </w:r>
-      <w:r>
-        <w:t xml:space="preserve">117 (1991). Only “answers affirming the Withrow</w:t>
-      </w:r>
-      <w:r>
-        <w:t xml:space="preserve"> </w:t>
-      </w:r>
-      <w:r>
-        <w:t xml:space="preserve">factors indicate an assessment is a fee.”</w:t>
-      </w:r>
-      <w:r>
-        <w:t xml:space="preserve"> </w:t>
-      </w:r>
-      <w:r>
-        <w:rPr>
-          <w:i/>
-          <w:iCs/>
-        </w:rPr>
-        <w:t xml:space="preserve">AE Owner</w:t>
-      </w:r>
-      <w:r>
-        <w:rPr>
-          <w:i/>
-          <w:iCs/>
-        </w:rPr>
-        <w:t xml:space="preserve"> </w:t>
-      </w:r>
-      <w:r>
-        <w:rPr>
-          <w:i/>
-          <w:iCs/>
-        </w:rPr>
-        <w:t xml:space="preserve">L.L.C. v. City of E. Cleveland</w:t>
-      </w:r>
-      <w:r>
-        <w:t xml:space="preserve">, 2019-Ohio</w:t>
-      </w:r>
-      <w:r>
-        <w:noBreakHyphen/>
-      </w:r>
-      <w:r>
-        <w:t xml:space="preserve">2220, ¶¶ 1</w:t>
-      </w:r>
-      <w:r>
-        <w:noBreakHyphen/>
-      </w:r>
-      <w:r>
-        <w:t xml:space="preserve">24 (“Application of the Withrow</w:t>
-      </w:r>
-      <w:r>
-        <w:t xml:space="preserve"> </w:t>
-      </w:r>
-      <w:r>
-        <w:t xml:space="preserve">factors and Am. Landfill analysis indicate East Cleveland’s occupancy fee is actually a tax”). Put otherwise, “there must be a nexus between the occupancy fee, the benefit designed to be provided from collection of that fee, as well as satisfaction of any other requirements identified in the relevant case law. Without establishing the conditions identified in the cited case law, a proposed fee is simply a tax disguised as a fee and will be found unconstitutional.”</w:t>
-      </w:r>
-      <w:r>
-        <w:t xml:space="preserve"> </w:t>
-      </w:r>
-      <w:r>
-        <w:rPr>
-          <w:i/>
-          <w:iCs/>
-        </w:rPr>
-        <w:t xml:space="preserve">Id.</w:t>
-      </w:r>
-      <w:r>
-        <w:t xml:space="preserve">, at ¶21.</w:t>
-      </w:r>
-    </w:p>
-    <w:p>
-      <w:pPr>
-        <w:pStyle w:val="BodyText"/>
-      </w:pPr>
-      <w:r>
-        <w:t xml:space="preserve">Here, the District Court analyzed these same factors in concluding that the Alarm Assessments are not valid user fees, since they mirror considerations relevant to Tax Injunction Act jurisdiction. It concluded that “residents or non-residents are not receiving a service for the payment of the registration fee,” since “the City does not respond any differently to a call from an alarm system than it does a call made directly to the fire or police department,” and that “there is no evidence of a special fund to benefit the regulated [homeowners].” Order of District Court, at pp. 5</w:t>
-      </w:r>
-      <w:r>
-        <w:noBreakHyphen/>
-      </w:r>
-      <w:r>
-        <w:t xml:space="preserve">6. Predicated on these findings, the District Court maintained little difficulty in reaching a conclusion at the heart of the analysis required by the foregoing binding state and federal precedent: “[t]here is no correlation between the cost of false alarms to the City and the amount of the alarm registration fee. This indicates that the alarm registration fee . . . is not a fee based on the costs associated with alarm usage.” Order of District Court, at pp. 5</w:t>
-      </w:r>
-      <w:r>
-        <w:noBreakHyphen/>
-      </w:r>
-      <w:r>
-        <w:t xml:space="preserve">6.</w:t>
-      </w:r>
-    </w:p>
-    <w:p>
-      <w:pPr>
-        <w:pStyle w:val="BodyText"/>
-      </w:pPr>
-      <w:r>
-        <w:t xml:space="preserve">And of course this is true: Section 807 contains to findings, the City undertakes no individualized analysis, there is no evidence in the text of Section 807 or in support of its enactment displaying an attempt to calibrate costs to collection of revenue, and the City extracts payment from those who defend themselves with alarms that, rather than relying on city services, “do not alert a governmental organization.”</w:t>
-      </w:r>
-    </w:p>
-    <w:p>
-      <w:pPr>
-        <w:pStyle w:val="BodyText"/>
-      </w:pPr>
-      <w:r>
-        <w:t xml:space="preserve">Further, summary judgment evidence displays that the City typically overcollects amounts well beyond what is necessary to accomplish the City’s administrative ends.</w:t>
-      </w:r>
-      <w:r>
-        <w:t xml:space="preserve"> </w:t>
-      </w:r>
-      <w:r>
-        <w:rPr>
-          <w:i/>
-          <w:iCs/>
-        </w:rPr>
-        <w:t xml:space="preserve">See</w:t>
-      </w:r>
-      <w:r>
-        <w:t xml:space="preserve"> </w:t>
-      </w:r>
-      <w:r>
-        <w:t xml:space="preserve">Exhibits 2 and 3 to Plaintiffs’ MSJ. The plain text of the Alarm Ban ensures that, irrespective of whether a homeowner uses any City services associated with his alarm, he or she must pay the alarm fee that is “non-refundable,” “non-transferable,” and “user and location specific.”</w:t>
-      </w:r>
-      <w:r>
-        <w:t xml:space="preserve"> </w:t>
-      </w:r>
-      <w:r>
-        <w:rPr>
-          <w:i/>
-          <w:iCs/>
-        </w:rPr>
-        <w:t xml:space="preserve">See</w:t>
-      </w:r>
-      <w:r>
-        <w:t xml:space="preserve"> </w:t>
-      </w:r>
-      <w:r>
-        <w:t xml:space="preserve">Section 807</w:t>
-      </w:r>
-      <w:r>
-        <w:noBreakHyphen/>
-      </w:r>
-      <w:r>
-        <w:t xml:space="preserve">1-A4(2)⁠(b). The Assessment are at a flat amount, irrespective of use, meaning that ultimately, as the District Court correctly concluded “[t]he City’s alarm registration fee is based solely on status instead of the use of any city service.” Order of District Court, at p. 5. And there is no plausible justification for calibrating the non-residential rate security alarm Assessment amount at twice the residential rate due to nothing more than conjecture on the size of some businesses as opposed to some homes (it cannot correct that both the $50 and $100 rates are sufficiently calibrated).</w:t>
-      </w:r>
-    </w:p>
-    <w:p>
-      <w:pPr>
-        <w:pStyle w:val="BodyText"/>
-      </w:pPr>
-      <w:r>
-        <w:t xml:space="preserve">Fourth, the Assessments are arbitrary and insufficiently calibrated because while the City claims that the Assessments are necessary to fund police services, the City forces the Assessments on all who protect themselves with security alarms, even those who (1) have already paid taxes to fund police services; or (2) use a security alarm that “which does not alert a governmental organization.” The City concedes that the same Cincinnati Police Department services for which it claims it can impose a monetary charge on Plaintiffs and their Proposed Classes received $146,601,670 from the General Fund, i.e. the tax payments of Plaintiffs and other Cincinnatians, in 2019. Bigham Affidavit, at Para. 6. Indeed, Ohio law is clear that policing is to be funded solely through taxation.</w:t>
-      </w:r>
-      <w:r>
-        <w:t xml:space="preserve"> </w:t>
-      </w:r>
-      <w:r>
-        <w:rPr>
-          <w:i/>
-          <w:iCs/>
-        </w:rPr>
-        <w:t xml:space="preserve">See</w:t>
-      </w:r>
-      <w:r>
-        <w:t xml:space="preserve"> </w:t>
-      </w:r>
-      <w:r>
-        <w:t xml:space="preserve">R.C. 5705.19.</w:t>
-      </w:r>
-      <w:r>
-        <w:t xml:space="preserve"> </w:t>
-      </w:r>
-      <w:r>
-        <w:rPr>
-          <w:i/>
-          <w:iCs/>
-        </w:rPr>
-        <w:t xml:space="preserve">Page v. City of Wyandotte, MI</w:t>
-      </w:r>
-      <w:r>
-        <w:t xml:space="preserve">, 666 F. App’x 390, 393 (6th Cir. 2016)⁠(“[M]unicipalities do not charge a fee-for-service to fund the police and fire departments; they impose levies, i.e., taxes. The franchise fees may be a clever way to surreptitiously increase the City’s coffers . . .”).</w:t>
-      </w:r>
-    </w:p>
-    <w:p>
-      <w:pPr>
-        <w:pStyle w:val="BodyText"/>
-      </w:pPr>
-      <w:r>
-        <w:t xml:space="preserve">Forcing Plaintiffs and others to pay duplicative additional monetary charges for policing they are unlikely to use due to their employment of alarms that do not alert government is arbitrary, duplicative, and a taking.</w:t>
-      </w:r>
-      <w:r>
-        <w:t xml:space="preserve"> </w:t>
-      </w:r>
-      <w:r>
-        <w:rPr>
-          <w:i/>
-          <w:iCs/>
-        </w:rPr>
-        <w:t xml:space="preserve">Webb’s Fabulous Pharmacies, Inc. v. Beckwith</w:t>
-      </w:r>
-      <w:r>
-        <w:t xml:space="preserve">, 449 U.S. 155 (1980)⁠(“the seizure of the interest earned was unrelated to any service provided by the Florida court system because a separate statute specified a percentage fee that the court clerk would receive to cover his expenses”);</w:t>
-      </w:r>
-      <w:r>
-        <w:t xml:space="preserve"> </w:t>
-      </w:r>
-      <w:r>
-        <w:rPr>
-          <w:i/>
-          <w:iCs/>
-        </w:rPr>
-        <w:t xml:space="preserve">Engelman v. Budish</w:t>
-      </w:r>
-      <w:r>
-        <w:t xml:space="preserve">, 2015-Ohio</w:t>
-      </w:r>
-      <w:r>
-        <w:noBreakHyphen/>
-      </w:r>
-      <w:r>
-        <w:t xml:space="preserve">1153, ¶¶ 18</w:t>
-      </w:r>
-      <w:r>
-        <w:noBreakHyphen/>
-      </w:r>
-      <w:r>
-        <w:t xml:space="preserve">22, 31 N.E.3d 126, 132–33 (“duplication of charges for sewer connection” constituted a “taking”);</w:t>
-      </w:r>
-      <w:r>
-        <w:t xml:space="preserve"> </w:t>
-      </w:r>
-      <w:r>
-        <w:rPr>
-          <w:i/>
-          <w:iCs/>
-        </w:rPr>
-        <w:t xml:space="preserve">Cook Rd. Invests., L.L.C. v. Cuyahoga Cty. Bd. of Commrs.</w:t>
-      </w:r>
-      <w:r>
-        <w:t xml:space="preserve">, 2011-Ohio</w:t>
-      </w:r>
-      <w:r>
-        <w:noBreakHyphen/>
-      </w:r>
-      <w:r>
-        <w:t xml:space="preserve">2151, ¶23 (the taking of money through redundant monetary charges for the same governmental services is “arbitrary and unreasonable” and therefore “an unconstitutional taking of property”).</w:t>
-      </w:r>
-    </w:p>
-    <w:p>
-      <w:pPr>
-        <w:pStyle w:val="BodyText"/>
-      </w:pPr>
-      <w:r>
-        <w:t xml:space="preserve">Finally, there is no statutory or constitutional precedent for what the City attempts to accomplish here: attempting to charge for a core governmental function, much less an arbitrary amount unrelated to use in response to an exercise of a fundamental right, is literally unprecedented. While an Ohio city may of course issue a water bill commensurate with the amount of water used, police protection is a core governmental function, rather than a “proprietary” function upon which government can impose additional monetary charges. Examples of such proprietary functions include “[t]he establishment, maintenance, and operation of a utility, including, but not limited to, a light, gas, power, or heat plant, a railroad, a busline or other transit company, and airport, and a municipal water supply system.” R.C. 2744.01(G)⁠(2)⁠(c).</w:t>
-      </w:r>
-    </w:p>
-    <w:p>
-      <w:pPr>
-        <w:pStyle w:val="BodyTextNote"/>
-      </w:pPr>
-      <w:r>
-        <w:t xml:space="preserve">But police presence (which again, those with private security alarms are not even using or seeking to use here), including police response to potential crime, is not a “proprietary” function: it is a core governmental function for the performance of which additional monetary charges are impermissible.</w:t>
-      </w:r>
-      <w:r>
-        <w:t xml:space="preserve"> </w:t>
-      </w:r>
-      <w:r>
-        <w:rPr>
-          <w:i/>
-          <w:iCs/>
-        </w:rPr>
-        <w:t xml:space="preserve">See</w:t>
-      </w:r>
-      <w:r>
-        <w:t xml:space="preserve"> </w:t>
-      </w:r>
-      <w:r>
-        <w:t xml:space="preserve">R.C. 2744.01(C)⁠(2)⁠(a)⁠(defining the “provision * * * of police * * * services” as a “governmental function,” not a proprietary function);</w:t>
-      </w:r>
-      <w:r>
-        <w:rPr>
-          <w:rStyle w:val="FootnoteReference"/>
-        </w:rPr>
-        <w:footnoteReference w:id="23"/>
-      </w:r>
-      <w:r>
-        <w:t xml:space="preserve"> </w:t>
-      </w:r>
-      <w:r>
-        <w:rPr>
-          <w:i/>
-          <w:iCs/>
-        </w:rPr>
-        <w:t xml:space="preserve">McCloud v. Nimmer</w:t>
-      </w:r>
-      <w:r>
-        <w:t xml:space="preserve">, 72 Ohio App. 3d 533, 537 (1991)⁠(“governmental functions include the provision or nonprovision of police services or protection,” and “police services have always been considered a governmental, not a proprietary, function.”);</w:t>
-      </w:r>
-      <w:r>
-        <w:t xml:space="preserve"> </w:t>
-      </w:r>
-      <w:r>
-        <w:rPr>
-          <w:i/>
-          <w:iCs/>
-        </w:rPr>
-        <w:t xml:space="preserve">See also Parrett v. Trost</w:t>
-      </w:r>
-      <w:r>
-        <w:t xml:space="preserve">, No. CA99</w:t>
-      </w:r>
-      <w:r>
-        <w:noBreakHyphen/>
-      </w:r>
-      <w:r>
-        <w:t xml:space="preserve">06</w:t>
-      </w:r>
-      <w:r>
-        <w:noBreakHyphen/>
-      </w:r>
-      <w:r>
-        <w:t xml:space="preserve">058, 2000 WL 155515, at p. 3 (Ohio Ct. App. Feb. 7, 2000)⁠(City of Cincinnati insisting that “provision of police services” is a core governmental function rather than a proprietary function);</w:t>
-      </w:r>
-      <w:r>
-        <w:t xml:space="preserve"> </w:t>
-      </w:r>
-      <w:r>
-        <w:rPr>
-          <w:i/>
-          <w:iCs/>
-        </w:rPr>
-        <w:t xml:space="preserve">Carder v. Kettering</w:t>
-      </w:r>
-      <w:r>
-        <w:t xml:space="preserve">, 2004-Ohio</w:t>
-      </w:r>
-      <w:r>
-        <w:noBreakHyphen/>
-      </w:r>
-      <w:r>
-        <w:t xml:space="preserve">4260, ¶¶ 9</w:t>
-      </w:r>
-      <w:r>
-        <w:noBreakHyphen/>
-      </w:r>
-      <w:r>
-        <w:t xml:space="preserve">14 (Police “dispatched to a robbery scene,” “responding to an emergency call,” “proceeding to a scene to aid in the search for a perpetrator,” and “police dispatches to inherently dangerous situations that demand a response on the part of a peace officer” are all core governmental functions);</w:t>
-      </w:r>
-      <w:r>
-        <w:t xml:space="preserve"> </w:t>
-      </w:r>
-      <w:r>
-        <w:rPr>
-          <w:i/>
-          <w:iCs/>
-        </w:rPr>
-        <w:t xml:space="preserve">Gabris v. Blake</w:t>
-      </w:r>
-      <w:r>
-        <w:t xml:space="preserve">, 9 Ohio St.2d 71 (1967)⁠(“the maintenance and operation of a police department by a municipality is a governmental function”);</w:t>
-      </w:r>
-      <w:r>
-        <w:t xml:space="preserve"> </w:t>
-      </w:r>
-      <w:r>
-        <w:rPr>
-          <w:i/>
-          <w:iCs/>
-        </w:rPr>
-        <w:t xml:space="preserve">Aldrich v. City of Youngstown</w:t>
-      </w:r>
-      <w:r>
-        <w:t xml:space="preserve">, 106 Ohio St. 342, 343–45 (1922)⁠(“maintenance, and operation of the police departments of a municipality are done in the exercise of governmental powers. . . The prevention of crime is a purely governmental function, undertaken for the benefit of the public at large. . . .”);</w:t>
-      </w:r>
-      <w:r>
-        <w:t xml:space="preserve"> </w:t>
-      </w:r>
-      <w:r>
-        <w:rPr>
-          <w:i/>
-          <w:iCs/>
-        </w:rPr>
-        <w:t xml:space="preserve">Maddox v. E. Cleveland</w:t>
-      </w:r>
-      <w:r>
-        <w:t xml:space="preserve">, 2012-Ohio</w:t>
-      </w:r>
-      <w:r>
-        <w:noBreakHyphen/>
-      </w:r>
-      <w:r>
-        <w:t xml:space="preserve">9, ¶ 20 (rejecting the notion that “the governmental function of police protection in this case morphed into a proprietary function”);</w:t>
-      </w:r>
-      <w:r>
-        <w:t xml:space="preserve"> </w:t>
-      </w:r>
-      <w:r>
-        <w:rPr>
-          <w:i/>
-          <w:iCs/>
-        </w:rPr>
-        <w:t xml:space="preserve">Lamar Advantage GP Co., LLC v. City of Cincinnati</w:t>
-      </w:r>
-      <w:r>
-        <w:t xml:space="preserve">, 114 N.E.3d 805, at 820 (Ohio Com. Pl. 2018)⁠(police services are “core or basic governmental services of a large municipality”), citing</w:t>
-      </w:r>
-      <w:r>
-        <w:t xml:space="preserve"> </w:t>
-      </w:r>
-      <w:r>
-        <w:rPr>
-          <w:i/>
-          <w:iCs/>
-        </w:rPr>
-        <w:t xml:space="preserve">Foley v. Connelie</w:t>
-      </w:r>
-      <w:r>
-        <w:t xml:space="preserve">, 435 U.S. 291, 297 (1978)⁠(“[a] discussion of the police function is essentially a description of one of the basic functions of government… The police function fulfills a most fundamental obligation of government to its constituency”);</w:t>
-      </w:r>
-      <w:r>
-        <w:t xml:space="preserve"> </w:t>
-      </w:r>
-      <w:r>
-        <w:rPr>
-          <w:i/>
-          <w:iCs/>
-        </w:rPr>
-        <w:t xml:space="preserve">Heck v. City of Freeport</w:t>
-      </w:r>
-      <w:r>
-        <w:t xml:space="preserve">, 985 F.2d 305, 309 (7th Cir. 1993)⁠(identifying the “basic services” of government as “police and fire protection . . .”);</w:t>
-      </w:r>
-      <w:r>
-        <w:t xml:space="preserve"> </w:t>
-      </w:r>
-      <w:r>
-        <w:rPr>
-          <w:i/>
-          <w:iCs/>
-        </w:rPr>
-        <w:t xml:space="preserve">Drees</w:t>
-      </w:r>
-      <w:r>
-        <w:rPr>
-          <w:i/>
-          <w:iCs/>
-        </w:rPr>
-        <w:t xml:space="preserve"> </w:t>
-      </w:r>
-      <w:r>
-        <w:rPr>
-          <w:i/>
-          <w:iCs/>
-        </w:rPr>
-        <w:t xml:space="preserve">Co. v. Hamilton Twp.</w:t>
-      </w:r>
-      <w:r>
-        <w:t xml:space="preserve">, 2012-Ohio</w:t>
-      </w:r>
-      <w:r>
-        <w:noBreakHyphen/>
-      </w:r>
-      <w:r>
-        <w:t xml:space="preserve">2370, at ¶ 22</w:t>
-      </w:r>
-      <w:r>
-        <w:noBreakHyphen/>
-      </w:r>
-      <w:r>
-        <w:t xml:space="preserve">23, 31</w:t>
+        <w:t xml:space="preserve">2370, at ¶ 22-⁠23, 31</w:t>
       </w:r>
       <w:r>
         <w:noBreakHyphen/>
@@ -13304,7 +13235,7 @@
         <w:noBreakHyphen/>
       </w:r>
       <w:r>
-        <w:t xml:space="preserve">224, 67 Ohio St. 3d 391 (“Unlike the First Amendment to the United States Constitution, the Ohio constitutional provision expressly gives to each citizen not only the right to speak but, also, the right both to write and to publish sentiments on any subject . . . The Ohio Supreme Court has recognized the broad scope of the Ohio constitutional protection for the freedom of expression of sentiments”).</w:t>
+        <w:t xml:space="preserve">224, 67 Ohio St. 3d 391 (“Unlike the First Amendment to the United States Constitution, the Ohio constitutional provision expressly gives to each citizen not only the right to speak but, also, the right both to write and to publish sentiments on any subject . . . The Ohio Supreme Court has recognized the broad scope of the Ohio constitutional protection for the freedom of expression of sentiments”).</w:t>
       </w:r>
     </w:p>
   </w:footnote>
@@ -13479,7 +13410,7 @@
         <w:t xml:space="preserve"> </w:t>
       </w:r>
       <w:r>
-        <w:t xml:space="preserve">City of Cincinnati False Alarm Reduction Unit homepage, available online at https://www.cincinnati-oh.gov/​police/​special-events-regulations-auctions/​false-alarm-reduction-unit/. Last checked September 10, 2019.</w:t>
+        <w:t xml:space="preserve">City of Cincinnati False Alarm Reduction Unit homepage, available online at https://​www.​cincinnati-​oh.​gov/​police/​special-​events-​regulations-​auctions/​false-​alarm-​reduction-​unit/​. Last checked September 10, 2019.</w:t>
       </w:r>
     </w:p>
   </w:footnote>
@@ -13572,7 +13503,7 @@
         <w:t xml:space="preserve"> </w:t>
       </w:r>
       <w:r>
-        <w:t xml:space="preserve">City of Cincinnati False Alarm Reduction Unit homepage, available online at https://www.cincinnati-oh.gov/​police/​special-events-regulations-auctions/​false-alarm-reduction-unit/. Last checked September 10, 2019.</w:t>
+        <w:t xml:space="preserve">City of Cincinnati False Alarm Reduction Unit homepage, available online at https://​www.​cincinnati-​oh.​gov/​police/​special-​events-​regulations-​auctions/​false-​alarm-​reduction-​unit/​. Last checked September 10, 2019.</w:t>
       </w:r>
     </w:p>
   </w:footnote>
@@ -14333,6 +14264,7 @@
     <w:unhideWhenUsed/>
     <w:qFormat/>
     <w:pPr>
+      <w:keepLines/>
       <w:spacing w:before="0" w:after="120" w:line="276" w:lineRule="exact"/>
     </w:pPr>
     <w:rPr>
@@ -14583,6 +14515,33 @@
     <w:pPr>
       <w:spacing w:before="0" w:after="0" w:line="276" w:lineRule="exact"/>
       <w:ind w:left="2160" w:hanging="720"/>
+    </w:pPr>
+  </w:style>
+  <w:style w:type="paragraph" w:customStyle="1" w:styleId="XdQuoteList1">
+    <w:name w:val="Xd Quote List 1"/>
+    <w:basedOn w:val="Normal"/>
+    <w:qFormat/>
+    <w:pPr>
+      <w:spacing w:before="0" w:after="0" w:line="276" w:lineRule="exact"/>
+      <w:ind w:left="1440" w:right="720" w:hanging="720"/>
+    </w:pPr>
+  </w:style>
+  <w:style w:type="paragraph" w:customStyle="1" w:styleId="XdQuoteList2">
+    <w:name w:val="Xd Quote List 2"/>
+    <w:basedOn w:val="Normal"/>
+    <w:qFormat/>
+    <w:pPr>
+      <w:spacing w:before="0" w:after="0" w:line="276" w:lineRule="exact"/>
+      <w:ind w:left="2160" w:right="720" w:hanging="720"/>
+    </w:pPr>
+  </w:style>
+  <w:style w:type="paragraph" w:customStyle="1" w:styleId="XdQuoteList3">
+    <w:name w:val="Xd Quote List 3"/>
+    <w:basedOn w:val="Normal"/>
+    <w:qFormat/>
+    <w:pPr>
+      <w:spacing w:before="0" w:after="0" w:line="276" w:lineRule="exact"/>
+      <w:ind w:left="2880" w:right="720" w:hanging="720"/>
     </w:pPr>
   </w:style>
   <w:style w:type="paragraph" w:customStyle="1" w:styleId="XdList1">

--- a/courts/sixth-circuit/ohio/state/court-of-appeals/opening-brief/usage/OUTPUT-opening-brief.docx
+++ b/courts/sixth-circuit/ohio/state/court-of-appeals/opening-brief/usage/OUTPUT-opening-brief.docx
@@ -6234,7 +6234,7 @@
         <w:t xml:space="preserve"> </w:t>
       </w:r>
       <w:r>
-        <w:t xml:space="preserve">Affidavit of Kathleen Fry, attached to Plaintiffs’ MSJ at Exhibit 6 (alarm companies “confer with the clients’ local police dispatcher to determine which phone number they would like our clients’ alarm agents to use for alarm notification to the responding authorities . . . when a security alarm alerts, the alarm agent immediately calls the homeowner’s primary number to verify, followed by a homeowners secondary number to verify if applicable . . . the alarm agent calls the police only if the homeowner cannot be reached, or is reached and indicates danger . . . when the alarm agent calls the police, the agent simply notifies the police that an alarm has been triggered, that the homeowner cannot be reached, and any other relevant surrounding circumstances . . .”).</w:t>
+        <w:t xml:space="preserve">Affidavit of Kathleen Fry, attached to Plaintiffs’ MSJ at Exhibit 6 (alarm companies “confer with the clients’ local police dispatcher to determine which phone number they would like our clients’ alarm agents to use for alarm notification to the responding authorities ⁠. ⁠. ⁠. when a security alarm alerts, the alarm agent immediately calls the homeowner’s primary number to verify, followed by a homeowners secondary number to verify if applicable ⁠. ⁠. ⁠. the alarm agent calls the police only if the homeowner cannot be reached, or is reached and indicates danger ⁠. ⁠. ⁠. when the alarm agent calls the police, the agent simply notifies the police that an alarm has been triggered, that the homeowner cannot be reached, and any other relevant surrounding circumstances ⁠. ⁠. ⁠.”).</w:t>
       </w:r>
     </w:p>
     <w:p>
@@ -6298,7 +6298,7 @@
         <w:pStyle w:val="BodyText"/>
       </w:pPr>
       <w:r>
-        <w:t xml:space="preserve">Further, for no textually explicit, coherent, or explicable reason, the City charges twice as much to local businesses who defend themselves or inform the City of criminal activity through alarm-related information: “residential alarm users shall pay a non-refundable, non-transferable, user and location-specific biennial fee of $50 . . . Non-residential Alarm Users shall pay a non-refundable, non-transferable, user and location-specific biennial fee of $100.” Section 807</w:t>
+        <w:t xml:space="preserve">Further, for no textually explicit, coherent, or explicable reason, the City charges twice as much to local businesses who defend themselves or inform the City of criminal activity through alarm-related information: “residential alarm users shall pay a non-refundable, non-transferable, user and location-specific biennial fee of $50 ⁠. ⁠. ⁠. Non-residential Alarm Users shall pay a non-refundable, non-transferable, user and location-specific biennial fee of $100.” Section 807</w:t>
       </w:r>
       <w:r>
         <w:noBreakHyphen/>
@@ -7006,7 +7006,7 @@
         <w:tab/>
       </w:r>
       <w:r>
-        <w:t xml:space="preserve">“There is no correlation between the cost of false alarms to the City and the amount of the alarm registration fee. This indicates that the alarm registration fee . . . is not a fee based on the costs associated with alarm usage.”</w:t>
+        <w:t xml:space="preserve">“There is no correlation between the cost of false alarms to the City and the amount of the alarm registration fee. This indicates that the alarm registration fee ⁠. ⁠. ⁠. is not a fee based on the costs associated with alarm usage.”</w:t>
       </w:r>
     </w:p>
     <w:p>
@@ -8016,7 +8016,7 @@
         <w:t xml:space="preserve">Expressions Hair Design v. Schneiderman</w:t>
       </w:r>
       <w:r>
-        <w:t xml:space="preserve">, 137 S. Ct. 1144, 1150–51 (2017)⁠(“The law tells merchants nothing about the amount they are allowed to collect from a cash or credit card payer . . . What the law does regulate is how sellers may communicate their prices. * * * In regulating the communication of prices rather than prices themselves, § 518 regulates speech.”).</w:t>
+        <w:t xml:space="preserve">, 137 S. Ct. 1144, 1150–51 (2017)⁠(“The law tells merchants nothing about the amount they are allowed to collect from a cash or credit card payer ⁠. ⁠. ⁠. What the law does regulate is how sellers may communicate their prices. * * * In regulating the communication of prices rather than prices themselves, § 518 regulates speech.”).</w:t>
       </w:r>
     </w:p>
     <w:p>
@@ -8084,7 +8084,7 @@
         <w:noBreakHyphen/>
       </w:r>
       <w:r>
-        <w:t xml:space="preserve">11 (1972)⁠(holding that “the right to petition extends to all departments of the Government” and “that it would be destructive of rights of association and of petition to hold that groups with common interests may not … use the channels and procedures of state and federal agencies and courts to advocate their causes and points of view . . .”);</w:t>
+        <w:t xml:space="preserve">11 (1972)⁠(holding that “the right to petition extends to all departments of the Government” and “that it would be destructive of rights of association and of petition to hold that groups with common interests may not … use the channels and procedures of state and federal agencies and courts to advocate their causes and points of view ⁠. ⁠. ⁠.”);</w:t>
       </w:r>
       <w:r>
         <w:t xml:space="preserve"> </w:t>
@@ -8131,7 +8131,7 @@
         <w:t xml:space="preserve">Whisman through Whisman v. Rinehart</w:t>
       </w:r>
       <w:r>
-        <w:t xml:space="preserve">, 119 F.3d 1303, 1313 (8th Cir. 1997)⁠(“Government action designed to prevent an individual from utilizing legal remedies may infringe upon the First Amendment right to petition . . .”);</w:t>
+        <w:t xml:space="preserve">, 119 F.3d 1303, 1313 (8th Cir. 1997)⁠(“Government action designed to prevent an individual from utilizing legal remedies may infringe upon the First Amendment right to petition ⁠. ⁠. ⁠.”);</w:t>
       </w:r>
       <w:r>
         <w:t xml:space="preserve"> </w:t>
@@ -8144,7 +8144,7 @@
         <w:t xml:space="preserve">Meyer v. Board of County Commissioners of Harper County, Oklahoma</w:t>
       </w:r>
       <w:r>
-        <w:t xml:space="preserve">, 482 F.3d 1232, 1243 (10th Cir. 2007) (“denying the ability to report physical assaults is an infringement of protected speech . . . we thus conclude that ‘filing a criminal complaint with law enforcement officials constitutes an exercise of the First Amendment right’ to petition the government for the redress of grievances”);</w:t>
+        <w:t xml:space="preserve">, 482 F.3d 1232, 1243 (10th Cir. 2007) (“denying the ability to report physical assaults is an infringement of protected speech ⁠. ⁠. ⁠. we thus conclude that ‘filing a criminal complaint with law enforcement officials constitutes an exercise of the First Amendment right’ to petition the government for the redress of grievances”);</w:t>
       </w:r>
       <w:r>
         <w:t xml:space="preserve"> </w:t>
@@ -8196,7 +8196,7 @@
         <w:t xml:space="preserve">Trustees of Village of Groton v. Pirro</w:t>
       </w:r>
       <w:r>
-        <w:t xml:space="preserve">, 58 N.Y.S.3d 614, at 621 (N.Y. App. Div. 2017)⁠(“constitutionally protected conduct is implicated” when a municipal ordinance “deters tenants from seeking police assistance,” and “the right to petition the government for redress of grievances . . . includes the right to make criminal complaints to the police”).</w:t>
+        <w:t xml:space="preserve">, 58 N.Y.S.3d 614, at 621 (N.Y. App. Div. 2017)⁠(“constitutionally protected conduct is implicated” when a municipal ordinance “deters tenants from seeking police assistance,” and “the right to petition the government for redress of grievances ⁠. ⁠. ⁠. includes the right to make criminal complaints to the police”).</w:t>
       </w:r>
     </w:p>
     <w:p>
@@ -8311,7 +8311,7 @@
         <w:pStyle w:val="XdQuoteOnly"/>
       </w:pPr>
       <w:r>
-        <w:t xml:space="preserve">That appellees remain free to employ other means to disseminate their ideas does not take their speech through petition circulators outside the bounds of First Amendment protection. Colorado’s prohibition of paid petition circulators restricts access to the most effective, fundamental, and perhaps economical avenue of political discourse . . . That it leaves open “more burdensome” avenues of communication, does not relieve its burden on First Amendment expression. The First Amendment protects appellees’ right not only to advocate their cause but also to select what they believe to be the most effective means for so doing.</w:t>
+        <w:t xml:space="preserve">That appellees remain free to employ other means to disseminate their ideas does not take their speech through petition circulators outside the bounds of First Amendment protection. Colorado’s prohibition of paid petition circulators restricts access to the most effective, fundamental, and perhaps economical avenue of political discourse ⁠. ⁠. ⁠. That it leaves open “more burdensome” avenues of communication, does not relieve its burden on First Amendment expression. The First Amendment protects appellees’ right not only to advocate their cause but also to select what they believe to be the most effective means for so doing.</w:t>
       </w:r>
     </w:p>
     <w:p>
@@ -8551,7 +8551,7 @@
         <w:pStyle w:val="XdQuoteLast"/>
       </w:pPr>
       <w:r>
-        <w:t xml:space="preserve">“[T]he Court has held that “‘laws favoring some speakers over others demand strict scrutiny when the legislature’s speaker preference reflects a content preference.’. . . The law here focuses on whether the caller is speaking about a particular topic. In</w:t>
+        <w:t xml:space="preserve">“[T]he Court has held that “‘laws favoring some speakers over others demand strict scrutiny when the legislature’s speaker preference reflects a content preference.’. ⁠. ⁠. The law here focuses on whether the caller is speaking about a particular topic. In</w:t>
       </w:r>
       <w:r>
         <w:t xml:space="preserve"> </w:t>
@@ -8564,7 +8564,7 @@
         <w:t xml:space="preserve">Sorrell</w:t>
       </w:r>
       <w:r>
-        <w:t xml:space="preserve">, this Court held that a law singling out pharmaceutical marketing for unfavorable treatment was content-based. So too here . . .The law here, like the Vermont law in</w:t>
+        <w:t xml:space="preserve">, this Court held that a law singling out pharmaceutical marketing for unfavorable treatment was content-based. So too here ⁠. ⁠. ⁠.The law here, like the Vermont law in</w:t>
       </w:r>
       <w:r>
         <w:t xml:space="preserve"> </w:t>
@@ -8590,7 +8590,7 @@
         <w:t xml:space="preserve">Ibid</w:t>
       </w:r>
       <w:r>
-        <w:t xml:space="preserve">. . .</w:t>
+        <w:t xml:space="preserve">. ⁠. ⁠.</w:t>
       </w:r>
     </w:p>
     <w:p>
@@ -8720,7 +8720,7 @@
         <w:noBreakHyphen/>
       </w:r>
       <w:r>
-        <w:t xml:space="preserve">1-A4(2)⁠(d). Second, the City concedes that alarms are “used” when “Alarm Businesses and/​or Alarm Users contact the Cincinnati Police Department in a variety of ways including but not limited to calling 911, calling other numbers . . . making face-to-face request, texting, emailing, faxing, and using other means….”</w:t>
+        <w:t xml:space="preserve">1-A4(2)⁠(d). Second, the City concedes that alarms are “used” when “Alarm Businesses and/​or Alarm Users contact the Cincinnati Police Department in a variety of ways including but not limited to calling 911, calling other numbers ⁠. ⁠. ⁠. making face-to-face request, texting, emailing, faxing, and using other means….”</w:t>
       </w:r>
       <w:r>
         <w:t xml:space="preserve"> </w:t>
@@ -8736,7 +8736,7 @@
         <w:t xml:space="preserve"> </w:t>
       </w:r>
       <w:r>
-        <w:t xml:space="preserve">Defendants’ Response to Plaintiffs’ Interrogatory No. 16, attached to Plaintiffs’ MSJ as Exhibit 5. Third, evidence confirms that an Alarm Business, only if unable to reach homeowners first, calls the City Police Department to inform it that an Alarm User’s alarm has alerted, alongside any surrounding circumstances. Declaration of Kathleen Frye, attached to Plaintiffs’ MSJ as Exhibit 6 (“[T]he alarm agent calls the police only if the homeowner cannot be reached, or is reached and indicates danger . . . when the alarm agent calls the police, the agent simply notifies the police that an alarm has been triggered, that the homeowner cannot be reached, and any other relevant surrounding circumstances . . . they simply pass the information on to the police, who then decide how to respond.”)</w:t>
+        <w:t xml:space="preserve">Defendants’ Response to Plaintiffs’ Interrogatory No. 16, attached to Plaintiffs’ MSJ as Exhibit 5. Third, evidence confirms that an Alarm Business, only if unable to reach homeowners first, calls the City Police Department to inform it that an Alarm User’s alarm has alerted, alongside any surrounding circumstances. Declaration of Kathleen Frye, attached to Plaintiffs’ MSJ as Exhibit 6 (“[T]he alarm agent calls the police only if the homeowner cannot be reached, or is reached and indicates danger ⁠. ⁠. ⁠. when the alarm agent calls the police, the agent simply notifies the police that an alarm has been triggered, that the homeowner cannot be reached, and any other relevant surrounding circumstances ⁠. ⁠. ⁠. they simply pass the information on to the police, who then decide how to respond.”)</w:t>
       </w:r>
     </w:p>
     <w:p>
@@ -9733,13 +9733,13 @@
         <w:t xml:space="preserve"> </w:t>
       </w:r>
       <w:r>
-        <w:t xml:space="preserve">https://​www.​cincinnati.​com/​story/​news/​2015/​04/​27/​city-​police-​cracking-​false-​alarms/​26481375/ (City police themselves proposing this strategy: “city officials say police will stop responding to the worst offenders if they don’t pay up . . . that means the police will not respond to any further alarm notifications.”). Further, the city could simply “enforce the laws already on the books,” such as Section 807</w:t>
+        <w:t xml:space="preserve">https://​www.​cincinnati.​com/​story/​news/​2015/​04/​27/​city-​police-​cracking-​false-​alarms/​26481375/ (City police themselves proposing this strategy: “city officials say police will stop responding to the worst offenders if they don’t pay up ⁠. ⁠. ⁠. that means the police will not respond to any further alarm notifications.”). Further, the city could simply “enforce the laws already on the books,” such as Section 807</w:t>
       </w:r>
       <w:r>
         <w:noBreakHyphen/>
       </w:r>
       <w:r>
-        <w:t xml:space="preserve">13, which empowers the City to “terminate the registration . . . and any further requests for police or fire responses” in certain circumstances where the probability the alarm is a false alarm. Thus, prior restraints are not justified when the less restrictive means of disciplining, scrutinizing, or ignoring those who are actually inflicting the cost of false alarms on the City is available and apparently has yet to be explored by the City.</w:t>
+        <w:t xml:space="preserve">13, which empowers the City to “terminate the registration ⁠. ⁠. ⁠. and any further requests for police or fire responses” in certain circumstances where the probability the alarm is a false alarm. Thus, prior restraints are not justified when the less restrictive means of disciplining, scrutinizing, or ignoring those who are actually inflicting the cost of false alarms on the City is available and apparently has yet to be explored by the City.</w:t>
       </w:r>
     </w:p>
     <w:p>
@@ -10245,7 +10245,7 @@
         <w:t xml:space="preserve"> </w:t>
       </w:r>
       <w:r>
-        <w:t xml:space="preserve">Judge Barrett further concluded that “residents or non-residents are not receiving a service for the payment of the registration fee,” “The City’s alarm registration fee is based solely on status instead of the use of any city service,” “there is no correlation between the cost of false alarms to the City and the amount of the alarm registration fee [and] this indicates that the alarm registration fee . . . is not a fee based on the costs associated with alarm usage,” and homeowners’ funds are used for nothing other than “provid[ing] a general public benefit” since “fees which are collected annually are placed into the City’s general fund,” and “there is no evidence of a special fund to benefit the regulated [homeowners].”</w:t>
+        <w:t xml:space="preserve">Judge Barrett further concluded that “residents or non-residents are not receiving a service for the payment of the registration fee,” “The City’s alarm registration fee is based solely on status instead of the use of any city service,” “there is no correlation between the cost of false alarms to the City and the amount of the alarm registration fee [and] this indicates that the alarm registration fee ⁠. ⁠. ⁠. is not a fee based on the costs associated with alarm usage,” and homeowners’ funds are used for nothing other than “provid[ing] a general public benefit” since “fees which are collected annually are placed into the City’s general fund,” and “there is no evidence of a special fund to benefit the regulated [homeowners].”</w:t>
       </w:r>
       <w:r>
         <w:t xml:space="preserve"> </w:t>
@@ -10514,7 +10514,7 @@
         <w:pStyle w:val="XdQuoteOnly"/>
       </w:pPr>
       <w:r>
-        <w:t xml:space="preserve">The right to defend oneself has always been permitted in this nation. Further, this privilege has been recognized in both a civil and criminal context since about 1400 in England . . . This privilege also includes the right, under appropriate circumstances, to defend one’s family and property. The right of defense of self, property and family is a fundamental part of our concept of ordered liberty . . . Sir William Blackstone, an often-cited and well-recognized commentator in the area of personal rights . . . said: “And we have seen that these rights consist, primarily, in the free enjoyment of personal security, of personal liberty, and of private property. * * * To preserve these from violation, it is necessary that the constitution * * * be supported in its full vigor.</w:t>
+        <w:t xml:space="preserve">The right to defend oneself has always been permitted in this nation. Further, this privilege has been recognized in both a civil and criminal context since about 1400 in England ⁠. ⁠. ⁠. This privilege also includes the right, under appropriate circumstances, to defend one’s family and property. The right of defense of self, property and family is a fundamental part of our concept of ordered liberty ⁠. ⁠. ⁠. Sir William Blackstone, an often-cited and well-recognized commentator in the area of personal rights ⁠. ⁠. ⁠. said: “And we have seen that these rights consist, primarily, in the free enjoyment of personal security, of personal liberty, and of private property. * * * To preserve these from violation, it is necessary that the constitution * * * be supported in its full vigor.</w:t>
       </w:r>
     </w:p>
     <w:p>
@@ -10569,7 +10569,7 @@
         <w:t xml:space="preserve">District of Columbia v. Heller</w:t>
       </w:r>
       <w:r>
-        <w:t xml:space="preserve">, 554 U.S. 570 (2008)⁠(“Self-defense is a basic right, recognized by many legal systems from ancient times to the present. . . ‘the need for defense of self, family, and property is most acute’ in the home”). Thus, defending one’s home - - whether with a burglary alarm, firearm, security guard, or otherwise - - is a fundamental right, rather than a privilege for which homeowners must “purchase” from local government.</w:t>
+        <w:t xml:space="preserve">, 554 U.S. 570 (2008)⁠(“Self-defense is a basic right, recognized by many legal systems from ancient times to the present. ⁠. ⁠. ‘the need for defense of self, family, and property is most acute’ in the home”). Thus, defending one’s home - - whether with a burglary alarm, firearm, security guard, or otherwise - - is a fundamental right, rather than a privilege for which homeowners must “purchase” from local government.</w:t>
       </w:r>
       <w:r>
         <w:t xml:space="preserve"> </w:t>
@@ -10582,7 +10582,7 @@
         <w:t xml:space="preserve">See also City of Akron v. Williams</w:t>
       </w:r>
       <w:r>
-        <w:t xml:space="preserve">, 172 N.E.2d 28, 29–32 (Ohio Mun. 1960)⁠(“The Constitution of the State of Ohio grants to the people the right to defend life and property and to acquire and protect property . . . Certainly a person may protect his home and life by such means as are necessary to repel the assailant, even to the taking of life”);</w:t>
+        <w:t xml:space="preserve">, 172 N.E.2d 28, 29–32 (Ohio Mun. 1960)⁠(“The Constitution of the State of Ohio grants to the people the right to defend life and property and to acquire and protect property ⁠. ⁠. ⁠. Certainly a person may protect his home and life by such means as are necessary to repel the assailant, even to the taking of life”);</w:t>
       </w:r>
       <w:r>
         <w:t xml:space="preserve"> </w:t>
@@ -10595,7 +10595,7 @@
         <w:t xml:space="preserve">State v. Lyons</w:t>
       </w:r>
       <w:r>
-        <w:t xml:space="preserve">, No. 43513, 1981 WL 4668, at 3 (Ohio Ct. App. Dec. 3, 1981)⁠(“The right of self-defense is expressly guaranteed by the Ohio Constitution, in the First and Fourth Sections of the Bill of Rights . . . Obviously, the state may not require and does not intend that an individual succumb to his attacker and possibly forfeit his life rather than act in self-defense”);</w:t>
+        <w:t xml:space="preserve">, No. 43513, 1981 WL 4668, at 3 (Ohio Ct. App. Dec. 3, 1981)⁠(“The right of self-defense is expressly guaranteed by the Ohio Constitution, in the First and Fourth Sections of the Bill of Rights ⁠. ⁠. ⁠. Obviously, the state may not require and does not intend that an individual succumb to his attacker and possibly forfeit his life rather than act in self-defense”);</w:t>
       </w:r>
       <w:r>
         <w:t xml:space="preserve"> </w:t>
@@ -10629,7 +10629,7 @@
         <w:t xml:space="preserve">Horne v. Dept. of Agriculture</w:t>
       </w:r>
       <w:r>
-        <w:t xml:space="preserve">, 135 S.Ct. 2419, at 2430 (2015). For example, “the right to build on one’s own property . . . cannot remotely be described as a ‘government benefit.’”</w:t>
+        <w:t xml:space="preserve">, 135 S.Ct. 2419, at 2430 (2015). For example, “the right to build on one’s own property ⁠. ⁠. ⁠. cannot remotely be described as a ‘government benefit.’”</w:t>
       </w:r>
       <w:r>
         <w:t xml:space="preserve"> </w:t>
@@ -11186,7 +11186,7 @@
         <w:t xml:space="preserve">Id.</w:t>
       </w:r>
       <w:r>
-        <w:t xml:space="preserve">, at 615. “Mindful of the special vulnerability of land use permit applicants to extortionate demands for money . . . we hold that the government’s demand for property from land-use permit applicants must satisfy the requirements of Nollan</w:t>
+        <w:t xml:space="preserve">, at 615. “Mindful of the special vulnerability of land use permit applicants to extortionate demands for money ⁠. ⁠. ⁠. we hold that the government’s demand for property from land-use permit applicants must satisfy the requirements of Nollan</w:t>
       </w:r>
       <w:r>
         <w:t xml:space="preserve"> </w:t>
@@ -11195,7 +11195,7 @@
         <w:t xml:space="preserve">and Dolan</w:t>
       </w:r>
       <w:r>
-        <w:t xml:space="preserve"> . . . even when its demand is for money.”</w:t>
+        <w:t xml:space="preserve"> ⁠. ⁠. ⁠. even when its demand is for money.”</w:t>
       </w:r>
       <w:r>
         <w:t xml:space="preserve"> </w:t>
@@ -11388,7 +11388,7 @@
         <w:noBreakHyphen/>
       </w:r>
       <w:r>
-        <w:t xml:space="preserve">2220, ¶¶ 1-⁠24 (“the purpose of the occupancy fee increase was to provide services for the general welfare of the community . . . In actuality, East Cleveland’s proposed occupancy fee was intended to pay for services for the general health and well-being of the community rather than costs reasonably related to managing a specific operation”). “[I]t is difficult to imagine that an ordinance designed to protect and promote the public health, safety and welfare of an entire community could be characterized as anything but a tax.”</w:t>
+        <w:t xml:space="preserve">2220, ¶¶ 1-⁠24 (“the purpose of the occupancy fee increase was to provide services for the general welfare of the community ⁠. ⁠. ⁠. In actuality, East Cleveland’s proposed occupancy fee was intended to pay for services for the general health and well-being of the community rather than costs reasonably related to managing a specific operation”). “[I]t is difficult to imagine that an ordinance designed to protect and promote the public health, safety and welfare of an entire community could be characterized as anything but a tax.”</w:t>
       </w:r>
       <w:r>
         <w:t xml:space="preserve"> </w:t>
@@ -11528,7 +11528,7 @@
         <w:t xml:space="preserve">Colo. v. Gonzales</w:t>
       </w:r>
       <w:r>
-        <w:t xml:space="preserve">, 545 U.S. 748, 760–62 (2005)⁠(“criminal acts, ‘besides the injury [they do] to individuals, … strike at the very being of society . . .”). On this basis alone, the Alarm Assessment is not a user fee, and is instead an impermissible tax or exaction.</w:t>
+        <w:t xml:space="preserve">, 545 U.S. 748, 760–62 (2005)⁠(“criminal acts, ‘besides the injury [they do] to individuals, … strike at the very being of society ⁠. ⁠. ⁠.”). On this basis alone, the Alarm Assessment is not a user fee, and is instead an impermissible tax or exaction.</w:t>
       </w:r>
     </w:p>
     <w:p>
@@ -11699,7 +11699,7 @@
         <w:noBreakHyphen/>
       </w:r>
       <w:r>
-        <w:t xml:space="preserve">21 (“the city has not met its burden. . . the city must make some effort to quantify its findings in support of the dedication for the pedestrian/​bicycle pathway beyond the conclusory statement that it could offset some of the traffic demand generated”);</w:t>
+        <w:t xml:space="preserve">21 (“the city has not met its burden. ⁠. ⁠. the city must make some effort to quantify its findings in support of the dedication for the pedestrian/​bicycle pathway beyond the conclusory statement that it could offset some of the traffic demand generated”);</w:t>
       </w:r>
       <w:r>
         <w:t xml:space="preserve"> </w:t>
@@ -11824,7 +11824,7 @@
         <w:noBreakHyphen/>
       </w:r>
       <w:r>
-        <w:t xml:space="preserve">6. Predicated on these findings, the District Court maintained little difficulty in reaching a conclusion at the heart of the analysis required by the foregoing binding state and federal precedent: “[t]here is no correlation between the cost of false alarms to the City and the amount of the alarm registration fee. This indicates that the alarm registration fee . . . is not a fee based on the costs associated with alarm usage.” Order of District Court, at pp. 5</w:t>
+        <w:t xml:space="preserve">6. Predicated on these findings, the District Court maintained little difficulty in reaching a conclusion at the heart of the analysis required by the foregoing binding state and federal precedent: “[t]here is no correlation between the cost of false alarms to the City and the amount of the alarm registration fee. This indicates that the alarm registration fee ⁠. ⁠. ⁠. is not a fee based on the costs associated with alarm usage.” Order of District Court, at pp. 5</w:t>
       </w:r>
       <w:r>
         <w:noBreakHyphen/>
@@ -11921,7 +11921,7 @@
         <w:t xml:space="preserve">Page v. City of Wyandotte, MI</w:t>
       </w:r>
       <w:r>
-        <w:t xml:space="preserve">, 666 F. App’x 390, 393 (6th Cir. 2016)⁠(“[M]unicipalities do not charge a fee-for-service to fund the police and fire departments; they impose levies, i.e., taxes. The franchise fees may be a clever way to surreptitiously increase the City’s coffers . . .”).</w:t>
+        <w:t xml:space="preserve">, 666 F. App’x 390, 393 (6th Cir. 2016)⁠(“[M]unicipalities do not charge a fee-for-service to fund the police and fire departments; they impose levies, i.e., taxes. The franchise fees may be a clever way to surreptitiously increase the City’s coffers ⁠. ⁠. ⁠.”).</w:t>
       </w:r>
     </w:p>
     <w:p>
@@ -12101,7 +12101,7 @@
         <w:t xml:space="preserve">Aldrich v. City of Youngstown</w:t>
       </w:r>
       <w:r>
-        <w:t xml:space="preserve">, 106 Ohio St. 342, 343–45 (1922)⁠(“maintenance, and operation of the police departments of a municipality are done in the exercise of governmental powers. . . The prevention of crime is a purely governmental function, undertaken for the benefit of the public at large. . . .”);</w:t>
+        <w:t xml:space="preserve">, 106 Ohio St. 342, 343–45 (1922)⁠(“maintenance, and operation of the police departments of a municipality are done in the exercise of governmental powers. ⁠. ⁠. The prevention of crime is a purely governmental function, undertaken for the benefit of the public at large. ⁠. ⁠. ⁠.”);</w:t>
       </w:r>
       <w:r>
         <w:t xml:space="preserve"> </w:t>
@@ -12159,7 +12159,7 @@
         <w:t xml:space="preserve">Heck v. City of Freeport</w:t>
       </w:r>
       <w:r>
-        <w:t xml:space="preserve">, 985 F.2d 305, 309 (7th Cir. 1993)⁠(identifying the “basic services” of government as “police and fire protection . . .”);</w:t>
+        <w:t xml:space="preserve">, 985 F.2d 305, 309 (7th Cir. 1993)⁠(identifying the “basic services” of government as “police and fire protection ⁠. ⁠. ⁠.”);</w:t>
       </w:r>
       <w:r>
         <w:t xml:space="preserve"> </w:t>
@@ -13235,7 +13235,7 @@
         <w:noBreakHyphen/>
       </w:r>
       <w:r>
-        <w:t xml:space="preserve">224, 67 Ohio St. 3d 391 (“Unlike the First Amendment to the United States Constitution, the Ohio constitutional provision expressly gives to each citizen not only the right to speak but, also, the right both to write and to publish sentiments on any subject . . . The Ohio Supreme Court has recognized the broad scope of the Ohio constitutional protection for the freedom of expression of sentiments”).</w:t>
+        <w:t xml:space="preserve">224, 67 Ohio St. 3d 391 (“Unlike the First Amendment to the United States Constitution, the Ohio constitutional provision expressly gives to each citizen not only the right to speak but, also, the right both to write and to publish sentiments on any subject ⁠. ⁠. ⁠. The Ohio Supreme Court has recognized the broad scope of the Ohio constitutional protection for the freedom of expression of sentiments”).</w:t>
       </w:r>
     </w:p>
   </w:footnote>

--- a/courts/sixth-circuit/ohio/state/court-of-appeals/opening-brief/usage/OUTPUT-opening-brief.docx
+++ b/courts/sixth-circuit/ohio/state/court-of-appeals/opening-brief/usage/OUTPUT-opening-brief.docx
@@ -279,9 +279,7 @@
           <w:b/>
           <w:bCs/>
         </w:rPr>
-        <w:t xml:space="preserve">A180</w:t>
-        <w:noBreakHyphen/>
-        <w:t xml:space="preserve">4206</w:t>
+        <w:t xml:space="preserve">A180-⁠4206</w:t>
       </w:r>
     </w:p>
     <w:p>
@@ -421,9 +419,7 @@
         <w:t xml:space="preserve"> </w:t>
       </w:r>
       <w:r>
-        <w:t xml:space="preserve">A180</w:t>
-        <w:noBreakHyphen/>
-        <w:t xml:space="preserve">4206</w:t>
+        <w:t xml:space="preserve">A180-⁠4206</w:t>
       </w:r>
     </w:p>
     <w:p>
@@ -990,9 +986,7 @@
               <w:t xml:space="preserve"> </w:t>
             </w:r>
             <w:r>
-              <w:t xml:space="preserve">340</w:t>
-              <w:noBreakHyphen/>
-              <w:t xml:space="preserve">9817</w:t>
+              <w:t xml:space="preserve">340-⁠9817</w:t>
             </w:r>
           </w:p>
           <w:p>
@@ -1158,9 +1152,7 @@
               <w:t xml:space="preserve"> </w:t>
             </w:r>
             <w:r>
-              <w:t xml:space="preserve">943</w:t>
-              <w:noBreakHyphen/>
-              <w:t xml:space="preserve">6660</w:t>
+              <w:t xml:space="preserve">943-⁠6660</w:t>
             </w:r>
             <w:r>
               <w:t xml:space="preserve"> </w:t>
@@ -1182,9 +1174,7 @@
               <w:t xml:space="preserve"> </w:t>
             </w:r>
             <w:r>
-              <w:t xml:space="preserve">943</w:t>
-              <w:noBreakHyphen/>
-              <w:t xml:space="preserve">6669</w:t>
+              <w:t xml:space="preserve">943-⁠6669</w:t>
             </w:r>
             <w:r>
               <w:t xml:space="preserve"> </w:t>
@@ -4970,9 +4960,7 @@
         <w:t xml:space="preserve"> </w:t>
       </w:r>
       <w:r>
-        <w:t xml:space="preserve">2019-Ohio</w:t>
-        <w:noBreakHyphen/>
-        <w:t xml:space="preserve">2220</w:t>
+        <w:t xml:space="preserve">2019-Ohio-⁠2220</w:t>
       </w:r>
       <w:r>
         <w:t xml:space="preserve">   </w:t>
@@ -5240,9 +5228,7 @@
         <w:t xml:space="preserve"> </w:t>
       </w:r>
       <w:r>
-        <w:t xml:space="preserve">2012-Ohio</w:t>
-        <w:noBreakHyphen/>
-        <w:t xml:space="preserve">2370</w:t>
+        <w:t xml:space="preserve">2012-Ohio-⁠2370</w:t>
       </w:r>
       <w:r>
         <w:t xml:space="preserve">   </w:t>
@@ -6266,31 +6252,7 @@
         <w:t xml:space="preserve"> </w:t>
       </w:r>
       <w:r>
-        <w:t xml:space="preserve">Sections 807</w:t>
-      </w:r>
-      <w:r>
-        <w:noBreakHyphen/>
-      </w:r>
-      <w:r>
-        <w:t xml:space="preserve">1-A2; 807</w:t>
-      </w:r>
-      <w:r>
-        <w:noBreakHyphen/>
-      </w:r>
-      <w:r>
-        <w:t xml:space="preserve">1-A4(2)⁠(a); 807</w:t>
-      </w:r>
-      <w:r>
-        <w:noBreakHyphen/>
-      </w:r>
-      <w:r>
-        <w:t xml:space="preserve">1-L. Communicating the potential occurrence of an unlawful act or emergency does not result in any penalty unless that communication is made by the homeowner’s security alarm representative in reliance on a triggered alarm. Any homeowner who so communicates is fined $100 initially, and then $800. Section 807</w:t>
-      </w:r>
-      <w:r>
-        <w:noBreakHyphen/>
-      </w:r>
-      <w:r>
-        <w:t xml:space="preserve">1-A4(2)⁠(d).</w:t>
+        <w:t xml:space="preserve">Sections 807-⁠1-A2; 807-⁠1-A4(2)⁠(a); 807-⁠1-L. Communicating the potential occurrence of an unlawful act or emergency does not result in any penalty unless that communication is made by the homeowner’s security alarm representative in reliance on a triggered alarm. Any homeowner who so communicates is fined $100 initially, and then $800. Section 807-⁠1-A4(2)⁠(d).</w:t>
       </w:r>
     </w:p>
     <w:p>
@@ -6298,13 +6260,7 @@
         <w:pStyle w:val="BodyText"/>
       </w:pPr>
       <w:r>
-        <w:t xml:space="preserve">Further, for no textually explicit, coherent, or explicable reason, the City charges twice as much to local businesses who defend themselves or inform the City of criminal activity through alarm-related information: “residential alarm users shall pay a non-refundable, non-transferable, user and location-specific biennial fee of $50 ⁠. ⁠. ⁠. Non-residential Alarm Users shall pay a non-refundable, non-transferable, user and location-specific biennial fee of $100.” Section 807</w:t>
-      </w:r>
-      <w:r>
-        <w:noBreakHyphen/>
-      </w:r>
-      <w:r>
-        <w:t xml:space="preserve">1-A4(2)⁠(b) and (c).</w:t>
+        <w:t xml:space="preserve">Further, for no textually explicit, coherent, or explicable reason, the City charges twice as much to local businesses who defend themselves or inform the City of criminal activity through alarm-related information: “residential alarm users shall pay a non-refundable, non-transferable, user and location-specific biennial fee of $50 ⁠. ⁠. ⁠. Non-residential Alarm Users shall pay a non-refundable, non-transferable, user and location-specific biennial fee of $100.” Section 807-⁠1-A4(2)⁠(b) and (c).</w:t>
       </w:r>
     </w:p>
     <w:p>
@@ -6639,19 +6595,7 @@
         <w:pStyle w:val="BodyText"/>
       </w:pPr>
       <w:r>
-        <w:t xml:space="preserve">Plaintiff Andrew White reported evidence of crime at one of his Cincinnati homes and swiftly drew a fine of $100 from the City for doing so without first paying the City. Verified Complaint, Paragraphs 8</w:t>
-      </w:r>
-      <w:r>
-        <w:noBreakHyphen/>
-      </w:r>
-      <w:r>
-        <w:t xml:space="preserve">14, 43</w:t>
-      </w:r>
-      <w:r>
-        <w:noBreakHyphen/>
-      </w:r>
-      <w:r>
-        <w:t xml:space="preserve">45, Exhibit 2 to Complaint. The City informed him that the next communication and each communication thereafter reflecting the triggering of a security alarm, irrespective of the seriousness or validity of the crime reported, would cost him $800.</w:t>
+        <w:t xml:space="preserve">Plaintiff Andrew White reported evidence of crime at one of his Cincinnati homes and swiftly drew a fine of $100 from the City for doing so without first paying the City. Verified Complaint, Paragraphs 8-⁠14, 43-⁠45, Exhibit 2 to Complaint. The City informed him that the next communication and each communication thereafter reflecting the triggering of a security alarm, irrespective of the seriousness or validity of the crime reported, would cost him $800.</w:t>
       </w:r>
       <w:r>
         <w:t xml:space="preserve"> </w:t>
@@ -7311,13 +7255,7 @@
         <w:t xml:space="preserve">Thompson v. City of Oakwood</w:t>
       </w:r>
       <w:r>
-        <w:t xml:space="preserve">, 3:16-cv</w:t>
-      </w:r>
-      <w:r>
-        <w:noBreakHyphen/>
-      </w:r>
-      <w:r>
-        <w:t xml:space="preserve">169 (S.D. Ohio 2018), citing</w:t>
+        <w:t xml:space="preserve">, 3:16-cv-⁠169 (S.D. Ohio 2018), citing</w:t>
       </w:r>
       <w:r>
         <w:t xml:space="preserve"> </w:t>
@@ -8078,13 +8016,7 @@
         <w:t xml:space="preserve">v. Trucking Unlimited</w:t>
       </w:r>
       <w:r>
-        <w:t xml:space="preserve">, 404 U.S. 508, 510</w:t>
-      </w:r>
-      <w:r>
-        <w:noBreakHyphen/>
-      </w:r>
-      <w:r>
-        <w:t xml:space="preserve">11 (1972)⁠(holding that “the right to petition extends to all departments of the Government” and “that it would be destructive of rights of association and of petition to hold that groups with common interests may not … use the channels and procedures of state and federal agencies and courts to advocate their causes and points of view ⁠. ⁠. ⁠.”);</w:t>
+        <w:t xml:space="preserve">, 404 U.S. 508, 510-⁠11 (1972)⁠(holding that “the right to petition extends to all departments of the Government” and “that it would be destructive of rights of association and of petition to hold that groups with common interests may not … use the channels and procedures of state and federal agencies and courts to advocate their causes and points of view ⁠. ⁠. ⁠.”);</w:t>
       </w:r>
       <w:r>
         <w:t xml:space="preserve"> </w:t>
@@ -8696,31 +8628,7 @@
         <w:t xml:space="preserve"> </w:t>
       </w:r>
       <w:r>
-        <w:t xml:space="preserve">Sections 807</w:t>
-      </w:r>
-      <w:r>
-        <w:noBreakHyphen/>
-      </w:r>
-      <w:r>
-        <w:t xml:space="preserve">1-A2; 807</w:t>
-      </w:r>
-      <w:r>
-        <w:noBreakHyphen/>
-      </w:r>
-      <w:r>
-        <w:t xml:space="preserve">1-A4(2)⁠(a); 807</w:t>
-      </w:r>
-      <w:r>
-        <w:noBreakHyphen/>
-      </w:r>
-      <w:r>
-        <w:t xml:space="preserve">1-L; Section 807</w:t>
-      </w:r>
-      <w:r>
-        <w:noBreakHyphen/>
-      </w:r>
-      <w:r>
-        <w:t xml:space="preserve">1-A4(2)⁠(d). Second, the City concedes that alarms are “used” when “Alarm Businesses and/​or Alarm Users contact the Cincinnati Police Department in a variety of ways including but not limited to calling 911, calling other numbers ⁠. ⁠. ⁠. making face-to-face request, texting, emailing, faxing, and using other means….”</w:t>
+        <w:t xml:space="preserve">Sections 807-⁠1-A2; 807-⁠1-A4(2)⁠(a); 807-⁠1-L; Section 807-⁠1-A4(2)⁠(d). Second, the City concedes that alarms are “used” when “Alarm Businesses and/​or Alarm Users contact the Cincinnati Police Department in a variety of ways including but not limited to calling 911, calling other numbers ⁠. ⁠. ⁠. making face-to-face request, texting, emailing, faxing, and using other means….”</w:t>
       </w:r>
       <w:r>
         <w:t xml:space="preserve"> </w:t>
@@ -8752,13 +8660,7 @@
         <w:pStyle w:val="BodyText"/>
       </w:pPr>
       <w:r>
-        <w:t xml:space="preserve">Thus, “using” a home security alarm is accomplished through protected speech. Nevertheless, pursuant to the text of the ordinance, homeowners are fined $100 at first, and then $800, when they call to notify the police of a crime through their burglary alarm agent. Section 807</w:t>
-      </w:r>
-      <w:r>
-        <w:noBreakHyphen/>
-      </w:r>
-      <w:r>
-        <w:t xml:space="preserve">1-A4(2)⁠(d).</w:t>
+        <w:t xml:space="preserve">Thus, “using” a home security alarm is accomplished through protected speech. Nevertheless, pursuant to the text of the ordinance, homeowners are fined $100 at first, and then $800, when they call to notify the police of a crime through their burglary alarm agent. Section 807-⁠1-A4(2)⁠(d).</w:t>
       </w:r>
     </w:p>
     <w:p>
@@ -8782,31 +8684,7 @@
         <w:t xml:space="preserve"> </w:t>
       </w:r>
       <w:r>
-        <w:t xml:space="preserve">Sections 807</w:t>
-      </w:r>
-      <w:r>
-        <w:noBreakHyphen/>
-      </w:r>
-      <w:r>
-        <w:t xml:space="preserve">1-A2; 807</w:t>
-      </w:r>
-      <w:r>
-        <w:noBreakHyphen/>
-      </w:r>
-      <w:r>
-        <w:t xml:space="preserve">1-A4(2)⁠(a); 807</w:t>
-      </w:r>
-      <w:r>
-        <w:noBreakHyphen/>
-      </w:r>
-      <w:r>
-        <w:t xml:space="preserve">1-L. Communicating information relating to the crime of home break-ins arising from security alarms is singled out for special treatment, while no assessments apply to the reporting of other crimes. More globally, only speech reporting potential criminal conduct, as reflected by a triggered alarm, is singled-out, restrained, punished, and suppressed. Further, the restrictions are speaker-based: communicating the possible occurrence of an unlawful act or emergency does not result in any penalty unless it is done through the representative of one’s alarm company. If made through an alarm or alarm agent, the homeowner who so signals is fined $100. Section 807</w:t>
-      </w:r>
-      <w:r>
-        <w:noBreakHyphen/>
-      </w:r>
-      <w:r>
-        <w:t xml:space="preserve">1-A4(2)⁠(d). Meanwhile, identical speech reporting criminal conduct is invited when from speakers other than homeowners’ security alarm businesses or from those reporting the content reflecting potential criminal conduct not uncovered by a security alarm.</w:t>
+        <w:t xml:space="preserve">Sections 807-⁠1-A2; 807-⁠1-A4(2)⁠(a); 807-⁠1-L. Communicating information relating to the crime of home break-ins arising from security alarms is singled out for special treatment, while no assessments apply to the reporting of other crimes. More globally, only speech reporting potential criminal conduct, as reflected by a triggered alarm, is singled-out, restrained, punished, and suppressed. Further, the restrictions are speaker-based: communicating the possible occurrence of an unlawful act or emergency does not result in any penalty unless it is done through the representative of one’s alarm company. If made through an alarm or alarm agent, the homeowner who so signals is fined $100. Section 807-⁠1-A4(2)⁠(d). Meanwhile, identical speech reporting criminal conduct is invited when from speakers other than homeowners’ security alarm businesses or from those reporting the content reflecting potential criminal conduct not uncovered by a security alarm.</w:t>
       </w:r>
       <w:r>
         <w:t xml:space="preserve"> </w:t>
@@ -8822,13 +8700,7 @@
         <w:t xml:space="preserve"> </w:t>
       </w:r>
       <w:r>
-        <w:t xml:space="preserve">Verified Complaint, Paragraphs 30</w:t>
-      </w:r>
-      <w:r>
-        <w:noBreakHyphen/>
-      </w:r>
-      <w:r>
-        <w:t xml:space="preserve">33 (City police exclaiming “we want to hear from you!”). Neighbors and family members are not restrained from or punished after calling the police to communicate that “something doesn’t look right” at a home or business. And homeowners are free to suspend their lives and stand guard themselves all day, calling to report criminal conduct when they observe it. In continuing to emphasize how homeowners report that an alarm is triggered, who reports that an alarm is triggered, and the content of what is reported, the City reinforces the reality that its Alarm Ban and Alarm Assessments are content-based burdens on protected speech, and therefore subject to strict scrutiny. Indeed, the prior monetary charge and fines apply only to alarm-based communications, i.e. speech reporting potential criminal conduct as revealed by a triggered security alarm. Thus, the Alarm Assessment is selective, and it stands between a homeowner and his speech to the City through an alarm agent despite the City’s rightly-avowed emphasis on “advancing and encouraging innovative strategies to prevent crime.”</w:t>
+        <w:t xml:space="preserve">Verified Complaint, Paragraphs 30-⁠33 (City police exclaiming “we want to hear from you!”). Neighbors and family members are not restrained from or punished after calling the police to communicate that “something doesn’t look right” at a home or business. And homeowners are free to suspend their lives and stand guard themselves all day, calling to report criminal conduct when they observe it. In continuing to emphasize how homeowners report that an alarm is triggered, who reports that an alarm is triggered, and the content of what is reported, the City reinforces the reality that its Alarm Ban and Alarm Assessments are content-based burdens on protected speech, and therefore subject to strict scrutiny. Indeed, the prior monetary charge and fines apply only to alarm-based communications, i.e. speech reporting potential criminal conduct as revealed by a triggered security alarm. Thus, the Alarm Assessment is selective, and it stands between a homeowner and his speech to the City through an alarm agent despite the City’s rightly-avowed emphasis on “advancing and encouraging innovative strategies to prevent crime.”</w:t>
       </w:r>
       <w:r>
         <w:t xml:space="preserve"> </w:t>
@@ -9275,13 +9147,7 @@
         <w:t xml:space="preserve">Novak v. City of Parma</w:t>
       </w:r>
       <w:r>
-        <w:t xml:space="preserve">, No. 18</w:t>
-      </w:r>
-      <w:r>
-        <w:noBreakHyphen/>
-      </w:r>
-      <w:r>
-        <w:t xml:space="preserve">3373, 2019 WL 3403893, at 7 (6th Cir. July 29, 2019). Meanwhile, a “law that is content based” is also “subject to strict scrutiny.”</w:t>
+        <w:t xml:space="preserve">, No. 18-⁠3373, 2019 WL 3403893, at 7 (6th Cir. July 29, 2019). Meanwhile, a “law that is content based” is also “subject to strict scrutiny.”</w:t>
       </w:r>
       <w:r>
         <w:t xml:space="preserve"> </w:t>
@@ -9545,19 +9411,7 @@
         <w:pStyle w:val="BodyText"/>
       </w:pPr>
       <w:r>
-        <w:t xml:space="preserve">First, the City could recoup costs arising from false alarm calls through calibrating false alarm fines rather than punishing the innocent and important communications. In other words, the constitutionally-permissible means to curtail false alarms is to directly prohibit or penalize false alarms. Indeed, this Sixth Circuit has explained that this is how cities within the circuit already handle frivolous 9</w:t>
-      </w:r>
-      <w:r>
-        <w:noBreakHyphen/>
-      </w:r>
-      <w:r>
-        <w:t xml:space="preserve">1</w:t>
-      </w:r>
-      <w:r>
-        <w:noBreakHyphen/>
-      </w:r>
-      <w:r>
-        <w:t xml:space="preserve">1 calls:</w:t>
+        <w:t xml:space="preserve">First, the City could recoup costs arising from false alarm calls through calibrating false alarm fines rather than punishing the innocent and important communications. In other words, the constitutionally-permissible means to curtail false alarms is to directly prohibit or penalize false alarms. Indeed, this Sixth Circuit has explained that this is how cities within the circuit already handle frivolous 9-⁠1-⁠1 calls:</w:t>
       </w:r>
     </w:p>
     <w:p>
@@ -9733,13 +9587,7 @@
         <w:t xml:space="preserve"> </w:t>
       </w:r>
       <w:r>
-        <w:t xml:space="preserve">https://​www.​cincinnati.​com/​story/​news/​2015/​04/​27/​city-​police-​cracking-​false-​alarms/​26481375/ (City police themselves proposing this strategy: “city officials say police will stop responding to the worst offenders if they don’t pay up ⁠. ⁠. ⁠. that means the police will not respond to any further alarm notifications.”). Further, the city could simply “enforce the laws already on the books,” such as Section 807</w:t>
-      </w:r>
-      <w:r>
-        <w:noBreakHyphen/>
-      </w:r>
-      <w:r>
-        <w:t xml:space="preserve">13, which empowers the City to “terminate the registration ⁠. ⁠. ⁠. and any further requests for police or fire responses” in certain circumstances where the probability the alarm is a false alarm. Thus, prior restraints are not justified when the less restrictive means of disciplining, scrutinizing, or ignoring those who are actually inflicting the cost of false alarms on the City is available and apparently has yet to be explored by the City.</w:t>
+        <w:t xml:space="preserve">https://​www.​cincinnati.​com/​story/​news/​2015/​04/​27/​city-​police-​cracking-​false-​alarms/​26481375/ (City police themselves proposing this strategy: “city officials say police will stop responding to the worst offenders if they don’t pay up ⁠. ⁠. ⁠. that means the police will not respond to any further alarm notifications.”). Further, the city could simply “enforce the laws already on the books,” such as Section 807-⁠13, which empowers the City to “terminate the registration ⁠. ⁠. ⁠. and any further requests for police or fire responses” in certain circumstances where the probability the alarm is a false alarm. Thus, prior restraints are not justified when the less restrictive means of disciplining, scrutinizing, or ignoring those who are actually inflicting the cost of false alarms on the City is available and apparently has yet to be explored by the City.</w:t>
       </w:r>
     </w:p>
     <w:p>
@@ -9980,13 +9828,7 @@
         <w:t xml:space="preserve">Moffett v. Killian</w:t>
       </w:r>
       <w:r>
-        <w:t xml:space="preserve">, 360 F.Supp. 228, 231</w:t>
-      </w:r>
-      <w:r>
-        <w:noBreakHyphen/>
-      </w:r>
-      <w:r>
-        <w:t xml:space="preserve">32 (D.Conn.1973) (invalidating fee imposed for legislative lobbying when in excess of costs of administration);</w:t>
+        <w:t xml:space="preserve">, 360 F.Supp. 228, 231-⁠32 (D.Conn.1973) (invalidating fee imposed for legislative lobbying when in excess of costs of administration);</w:t>
       </w:r>
       <w:r>
         <w:t xml:space="preserve"> </w:t>
@@ -10181,13 +10023,7 @@
         <w:t xml:space="preserve"> </w:t>
       </w:r>
       <w:r>
-        <w:t xml:space="preserve">Section 807</w:t>
-      </w:r>
-      <w:r>
-        <w:noBreakHyphen/>
-      </w:r>
-      <w:r>
-        <w:t xml:space="preserve">1-A4(2)⁠(b). By contrast, when the alarm user is responsible for a “false alarm,” “false alarm fees” are imposed commensurate with the use of city services.</w:t>
+        <w:t xml:space="preserve">Section 807-⁠1-A4(2)⁠(b). By contrast, when the alarm user is responsible for a “false alarm,” “false alarm fees” are imposed commensurate with the use of city services.</w:t>
       </w:r>
       <w:r>
         <w:t xml:space="preserve"> </w:t>
@@ -10660,13 +10496,7 @@
         <w:t xml:space="preserve">Norwood v. Horney</w:t>
       </w:r>
       <w:r>
-        <w:t xml:space="preserve">, 110 Ohio St.3d 353, at 361</w:t>
-      </w:r>
-      <w:r>
-        <w:noBreakHyphen/>
-      </w:r>
-      <w:r>
-        <w:t xml:space="preserve">62 (2006) (internal citations omitted). Further, these “venerable rights associated with property” are not confined to the mere ownership of property: “[t]he rights related to property, i.e., to acquire, use, enjoy, and dispose of property, are among the most revered in our law and traditions.”</w:t>
+        <w:t xml:space="preserve">, 110 Ohio St.3d 353, at 361-⁠62 (2006) (internal citations omitted). Further, these “venerable rights associated with property” are not confined to the mere ownership of property: “[t]he rights related to property, i.e., to acquire, use, enjoy, and dispose of property, are among the most revered in our law and traditions.”</w:t>
       </w:r>
       <w:r>
         <w:t xml:space="preserve"> </w:t>
@@ -10698,13 +10528,7 @@
         <w:t xml:space="preserve"> </w:t>
       </w:r>
       <w:r>
-        <w:t xml:space="preserve">(N.D. Ohio, 17-CV</w:t>
-      </w:r>
-      <w:r>
-        <w:noBreakHyphen/>
-      </w:r>
-      <w:r>
-        <w:t xml:space="preserve">2321), citing</w:t>
+        <w:t xml:space="preserve">(N.D. Ohio, 17-CV-⁠2321), citing</w:t>
       </w:r>
       <w:r>
         <w:t xml:space="preserve"> </w:t>
@@ -10766,25 +10590,7 @@
         <w:t xml:space="preserve"> </w:t>
       </w:r>
       <w:r>
-        <w:t xml:space="preserve">Sections 807</w:t>
-      </w:r>
-      <w:r>
-        <w:noBreakHyphen/>
-      </w:r>
-      <w:r>
-        <w:t xml:space="preserve">1-A2; 807</w:t>
-      </w:r>
-      <w:r>
-        <w:noBreakHyphen/>
-      </w:r>
-      <w:r>
-        <w:t xml:space="preserve">1-A4(2)⁠(a); 807</w:t>
-      </w:r>
-      <w:r>
-        <w:noBreakHyphen/>
-      </w:r>
-      <w:r>
-        <w:t xml:space="preserve">1-L, forbidding, without payment of the Alarm Assessment, security alarms which merely “give[] a signal [of an unlawful act, or of an emergency], either visual, audible, or both only at the alarm site and which does not alert a governmental organization.”</w:t>
+        <w:t xml:space="preserve">Sections 807-⁠1-A2; 807-⁠1-A4(2)⁠(a); 807-⁠1-L, forbidding, without payment of the Alarm Assessment, security alarms which merely “give[] a signal [of an unlawful act, or of an emergency], either visual, audible, or both only at the alarm site and which does not alert a governmental organization.”</w:t>
       </w:r>
     </w:p>
     <w:p>
@@ -11246,13 +11052,7 @@
         <w:t xml:space="preserve">Koe-Krompecher v. City of Columbus</w:t>
       </w:r>
       <w:r>
-        <w:t xml:space="preserve">, 2005-Ohio</w:t>
-      </w:r>
-      <w:r>
-        <w:noBreakHyphen/>
-      </w:r>
-      <w:r>
-        <w:t xml:space="preserve">6504, ¶¶ 1-⁠24 (exactions takings analysis applies to government “taking personal property, i.e., money, outright with no authority to do so”). In fact, for nearly twenty years, the Ohio Supreme Court has held that monetary exactions for land-use permits, whether characterized as “impact fees” or otherwise, are subject to considerable scrutiny, and cannot be arbitrary.</w:t>
+        <w:t xml:space="preserve">, 2005-Ohio-⁠6504, ¶¶ 1-⁠24 (exactions takings analysis applies to government “taking personal property, i.e., money, outright with no authority to do so”). In fact, for nearly twenty years, the Ohio Supreme Court has held that monetary exactions for land-use permits, whether characterized as “impact fees” or otherwise, are subject to considerable scrutiny, and cannot be arbitrary.</w:t>
       </w:r>
       <w:r>
         <w:t xml:space="preserve"> </w:t>
@@ -11310,13 +11110,7 @@
         <w:t xml:space="preserve">L.L.C. v. City of E. Cleveland</w:t>
       </w:r>
       <w:r>
-        <w:t xml:space="preserve">, 2019-Ohio</w:t>
-      </w:r>
-      <w:r>
-        <w:noBreakHyphen/>
-      </w:r>
-      <w:r>
-        <w:t xml:space="preserve">2220, ¶13 (“the proposed occupancy fee constitutes an illegal tax disguised as a fee”), citing</w:t>
+        <w:t xml:space="preserve">, 2019-Ohio-⁠2220, ¶13 (“the proposed occupancy fee constitutes an illegal tax disguised as a fee”), citing</w:t>
       </w:r>
       <w:r>
         <w:t xml:space="preserve"> </w:t>
@@ -11382,13 +11176,7 @@
         <w:t xml:space="preserve">L.L.C. v. City of E. Cleveland</w:t>
       </w:r>
       <w:r>
-        <w:t xml:space="preserve">, 2019-Ohio</w:t>
-      </w:r>
-      <w:r>
-        <w:noBreakHyphen/>
-      </w:r>
-      <w:r>
-        <w:t xml:space="preserve">2220, ¶¶ 1-⁠24 (“the purpose of the occupancy fee increase was to provide services for the general welfare of the community ⁠. ⁠. ⁠. In actuality, East Cleveland’s proposed occupancy fee was intended to pay for services for the general health and well-being of the community rather than costs reasonably related to managing a specific operation”). “[I]t is difficult to imagine that an ordinance designed to protect and promote the public health, safety and welfare of an entire community could be characterized as anything but a tax.”</w:t>
+        <w:t xml:space="preserve">, 2019-Ohio-⁠2220, ¶¶ 1-⁠24 (“the purpose of the occupancy fee increase was to provide services for the general welfare of the community ⁠. ⁠. ⁠. In actuality, East Cleveland’s proposed occupancy fee was intended to pay for services for the general health and well-being of the community rather than costs reasonably related to managing a specific operation”). “[I]t is difficult to imagine that an ordinance designed to protect and promote the public health, safety and welfare of an entire community could be characterized as anything but a tax.”</w:t>
       </w:r>
       <w:r>
         <w:t xml:space="preserve"> </w:t>
@@ -11428,13 +11216,7 @@
         <w:t xml:space="preserve">Co. v. Hamilton Twp.</w:t>
       </w:r>
       <w:r>
-        <w:t xml:space="preserve">, 132 Ohio St.3d 186, 2012-Ohio</w:t>
-      </w:r>
-      <w:r>
-        <w:noBreakHyphen/>
-      </w:r>
-      <w:r>
-        <w:t xml:space="preserve">2370.</w:t>
+        <w:t xml:space="preserve">, 132 Ohio St.3d 186, 2012-Ohio-⁠2370.</w:t>
       </w:r>
     </w:p>
     <w:p>
@@ -11483,13 +11265,7 @@
         <w:t xml:space="preserve"> </w:t>
       </w:r>
       <w:r>
-        <w:t xml:space="preserve">Verified Complaint, Paragraphs 30</w:t>
-      </w:r>
-      <w:r>
-        <w:noBreakHyphen/>
-      </w:r>
-      <w:r>
-        <w:t xml:space="preserve">33 (the City volunteers on its website that “[s]ecurity alarm systems serve as useful deterrents to crime”).</w:t>
+        <w:t xml:space="preserve">Verified Complaint, Paragraphs 30-⁠33 (the City volunteers on its website that “[s]ecurity alarm systems serve as useful deterrents to crime”).</w:t>
       </w:r>
       <w:r>
         <w:rPr>
@@ -11563,13 +11339,7 @@
         <w:t xml:space="preserve">L.L.C. v. City of E. Cleveland</w:t>
       </w:r>
       <w:r>
-        <w:t xml:space="preserve">, 2019-Ohio</w:t>
-      </w:r>
-      <w:r>
-        <w:noBreakHyphen/>
-      </w:r>
-      <w:r>
-        <w:t xml:space="preserve">2220, ¶¶ 1-⁠24 (“The collected funds were placed in East Cleveland’s general fund and were used on any needed expenditure rather than allocated for limited or narrow purposes. The city’s general fund, which supports city operations as a whole, provided fire, police, EMS, and service department amenities to all residents.”).</w:t>
+        <w:t xml:space="preserve">, 2019-Ohio-⁠2220, ¶¶ 1-⁠24 (“The collected funds were placed in East Cleveland’s general fund and were used on any needed expenditure rather than allocated for limited or narrow purposes. The city’s general fund, which supports city operations as a whole, provided fire, police, EMS, and service department amenities to all residents.”).</w:t>
       </w:r>
     </w:p>
     <w:p>
@@ -11577,13 +11347,7 @@
         <w:pStyle w:val="BodyText"/>
       </w:pPr>
       <w:r>
-        <w:t xml:space="preserve">Here, the District Court has already concluded that funds generated by the Alarm Assessment are placed into the general fund, and that their use is unrestricted. Order of District Court, at pp. 5</w:t>
-      </w:r>
-      <w:r>
-        <w:noBreakHyphen/>
-      </w:r>
-      <w:r>
-        <w:t xml:space="preserve">6 (“alarm registration fees, which are collected annually, are placed into the general fund,” and “there is no evidence of “a special fund to benefit the regulated entities or to defray the cost of regulation.”). Indeed, the City’s own public records display that all revenue from these assessments are placed into the City’s “General Funds Account,” rather than in an account established for alarm-related expenses.</w:t>
+        <w:t xml:space="preserve">Here, the District Court has already concluded that funds generated by the Alarm Assessment are placed into the general fund, and that their use is unrestricted. Order of District Court, at pp. 5-⁠6 (“alarm registration fees, which are collected annually, are placed into the general fund,” and “there is no evidence of “a special fund to benefit the regulated entities or to defray the cost of regulation.”). Indeed, the City’s own public records display that all revenue from these assessments are placed into the City’s “General Funds Account,” rather than in an account established for alarm-related expenses.</w:t>
       </w:r>
       <w:r>
         <w:t xml:space="preserve"> </w:t>
@@ -11634,13 +11398,7 @@
         <w:t xml:space="preserve">L.L.C. v. City of E. Cleveland</w:t>
       </w:r>
       <w:r>
-        <w:t xml:space="preserve">, 2019-Ohio</w:t>
-      </w:r>
-      <w:r>
-        <w:noBreakHyphen/>
-      </w:r>
-      <w:r>
-        <w:t xml:space="preserve">2220, ¶¶ 1-⁠24 (“No cost analysis was completed by East Cleveland establishing the projected cost of inspection services. Therefore, the amount of the occupancy fee does not reflect the amount of money needed”).</w:t>
+        <w:t xml:space="preserve">, 2019-Ohio-⁠2220, ¶¶ 1-⁠24 (“No cost analysis was completed by East Cleveland establishing the projected cost of inspection services. Therefore, the amount of the occupancy fee does not reflect the amount of money needed”).</w:t>
       </w:r>
     </w:p>
     <w:p>
@@ -11674,13 +11432,7 @@
         <w:t xml:space="preserve">Id.</w:t>
       </w:r>
       <w:r>
-        <w:t xml:space="preserve">, at 2316</w:t>
-      </w:r>
-      <w:r>
-        <w:noBreakHyphen/>
-      </w:r>
-      <w:r>
-        <w:t xml:space="preserve">17. The Court reached this conclusion because a “city must make some sort of individualized determination that the required [exaction] is related both in nature and extent to the impact of the proposed [use].”</w:t>
+        <w:t xml:space="preserve">, at 2316-⁠17. The Court reached this conclusion because a “city must make some sort of individualized determination that the required [exaction] is related both in nature and extent to the impact of the proposed [use].”</w:t>
       </w:r>
       <w:r>
         <w:t xml:space="preserve"> </w:t>
@@ -11693,13 +11445,7 @@
         <w:t xml:space="preserve">Id.</w:t>
       </w:r>
       <w:r>
-        <w:t xml:space="preserve">, at 2320</w:t>
-      </w:r>
-      <w:r>
-        <w:noBreakHyphen/>
-      </w:r>
-      <w:r>
-        <w:t xml:space="preserve">21 (“the city has not met its burden. ⁠. ⁠. the city must make some effort to quantify its findings in support of the dedication for the pedestrian/​bicycle pathway beyond the conclusory statement that it could offset some of the traffic demand generated”);</w:t>
+        <w:t xml:space="preserve">, at 2320-⁠21 (“the city has not met its burden. ⁠. ⁠. the city must make some effort to quantify its findings in support of the dedication for the pedestrian/​bicycle pathway beyond the conclusory statement that it could offset some of the traffic demand generated”);</w:t>
       </w:r>
       <w:r>
         <w:t xml:space="preserve"> </w:t>
@@ -11746,13 +11492,7 @@
         <w:t xml:space="preserve">State ex rel. Petroleum Underground Storage Tank Release Comp. Bd. v. Withrow</w:t>
       </w:r>
       <w:r>
-        <w:t xml:space="preserve">, 62 Ohio St.3d 111, 113, 116</w:t>
-      </w:r>
-      <w:r>
-        <w:noBreakHyphen/>
-      </w:r>
-      <w:r>
-        <w:t xml:space="preserve">117 (1991). Only “answers affirming the Withrow</w:t>
+        <w:t xml:space="preserve">, 62 Ohio St.3d 111, 113, 116-⁠117 (1991). Only “answers affirming the Withrow</w:t>
       </w:r>
       <w:r>
         <w:t xml:space="preserve"> </w:t>
@@ -11785,13 +11525,7 @@
         <w:t xml:space="preserve">L.L.C. v. City of E. Cleveland</w:t>
       </w:r>
       <w:r>
-        <w:t xml:space="preserve">, 2019-Ohio</w:t>
-      </w:r>
-      <w:r>
-        <w:noBreakHyphen/>
-      </w:r>
-      <w:r>
-        <w:t xml:space="preserve">2220, ¶¶ 1-⁠24 (“Application of the Withrow</w:t>
+        <w:t xml:space="preserve">, 2019-Ohio-⁠2220, ¶¶ 1-⁠24 (“Application of the Withrow</w:t>
       </w:r>
       <w:r>
         <w:t xml:space="preserve"> </w:t>
@@ -11818,19 +11552,7 @@
         <w:pStyle w:val="BodyText"/>
       </w:pPr>
       <w:r>
-        <w:t xml:space="preserve">Here, the District Court analyzed these same factors in concluding that the Alarm Assessments are not valid user fees, since they mirror considerations relevant to Tax Injunction Act jurisdiction. It concluded that “residents or non-residents are not receiving a service for the payment of the registration fee,” since “the City does not respond any differently to a call from an alarm system than it does a call made directly to the fire or police department,” and that “there is no evidence of a special fund to benefit the regulated [homeowners].” Order of District Court, at pp. 5</w:t>
-      </w:r>
-      <w:r>
-        <w:noBreakHyphen/>
-      </w:r>
-      <w:r>
-        <w:t xml:space="preserve">6. Predicated on these findings, the District Court maintained little difficulty in reaching a conclusion at the heart of the analysis required by the foregoing binding state and federal precedent: “[t]here is no correlation between the cost of false alarms to the City and the amount of the alarm registration fee. This indicates that the alarm registration fee ⁠. ⁠. ⁠. is not a fee based on the costs associated with alarm usage.” Order of District Court, at pp. 5</w:t>
-      </w:r>
-      <w:r>
-        <w:noBreakHyphen/>
-      </w:r>
-      <w:r>
-        <w:t xml:space="preserve">6.</w:t>
+        <w:t xml:space="preserve">Here, the District Court analyzed these same factors in concluding that the Alarm Assessments are not valid user fees, since they mirror considerations relevant to Tax Injunction Act jurisdiction. It concluded that “residents or non-residents are not receiving a service for the payment of the registration fee,” since “the City does not respond any differently to a call from an alarm system than it does a call made directly to the fire or police department,” and that “there is no evidence of a special fund to benefit the regulated [homeowners].” Order of District Court, at pp. 5-⁠6. Predicated on these findings, the District Court maintained little difficulty in reaching a conclusion at the heart of the analysis required by the foregoing binding state and federal precedent: “[t]here is no correlation between the cost of false alarms to the City and the amount of the alarm registration fee. This indicates that the alarm registration fee ⁠. ⁠. ⁠. is not a fee based on the costs associated with alarm usage.” Order of District Court, at pp. 5-⁠6.</w:t>
       </w:r>
     </w:p>
     <w:p>
@@ -11878,13 +11600,7 @@
         <w:t xml:space="preserve"> </w:t>
       </w:r>
       <w:r>
-        <w:t xml:space="preserve">Section 807</w:t>
-      </w:r>
-      <w:r>
-        <w:noBreakHyphen/>
-      </w:r>
-      <w:r>
-        <w:t xml:space="preserve">1-A4(2)⁠(b). The Assessment are at a flat amount, irrespective of use, meaning that ultimately, as the District Court correctly concluded “[t]he City’s alarm registration fee is based solely on status instead of the use of any city service.” Order of District Court, at p. 5. And there is no plausible justification for calibrating the non-residential rate security alarm Assessment amount at twice the residential rate due to nothing more than conjecture on the size of some businesses as opposed to some homes (it cannot correct that both the $50 and $100 rates are sufficiently calibrated).</w:t>
+        <w:t xml:space="preserve">Section 807-⁠1-A4(2)⁠(b). The Assessment are at a flat amount, irrespective of use, meaning that ultimately, as the District Court correctly concluded “[t]he City’s alarm registration fee is based solely on status instead of the use of any city service.” Order of District Court, at p. 5. And there is no plausible justification for calibrating the non-residential rate security alarm Assessment amount at twice the residential rate due to nothing more than conjecture on the size of some businesses as opposed to some homes (it cannot correct that both the $50 and $100 rates are sufficiently calibrated).</w:t>
       </w:r>
     </w:p>
     <w:p>
@@ -11955,13 +11671,7 @@
         <w:t xml:space="preserve">Engelman v. Budish</w:t>
       </w:r>
       <w:r>
-        <w:t xml:space="preserve">, 2015-Ohio</w:t>
-      </w:r>
-      <w:r>
-        <w:noBreakHyphen/>
-      </w:r>
-      <w:r>
-        <w:t xml:space="preserve">1153, ¶¶ 18-⁠22, 31 N.E.3d 126, 132–33 (“duplication of charges for sewer connection” constituted a “taking”);</w:t>
+        <w:t xml:space="preserve">, 2015-Ohio-⁠1153, ¶¶ 18-⁠22, 31 N.E.3d 126, 132–33 (“duplication of charges for sewer connection” constituted a “taking”);</w:t>
       </w:r>
       <w:r>
         <w:t xml:space="preserve"> </w:t>
@@ -11974,13 +11684,7 @@
         <w:t xml:space="preserve">Cook Rd. Invests., L.L.C. v. Cuyahoga Cty. Bd. of Commrs.</w:t>
       </w:r>
       <w:r>
-        <w:t xml:space="preserve">, 2011-Ohio</w:t>
-      </w:r>
-      <w:r>
-        <w:noBreakHyphen/>
-      </w:r>
-      <w:r>
-        <w:t xml:space="preserve">2151, ¶23 (the taking of money through redundant monetary charges for the same governmental services is “arbitrary and unreasonable” and therefore “an unconstitutional taking of property”).</w:t>
+        <w:t xml:space="preserve">, 2011-Ohio-⁠2151, ¶23 (the taking of money through redundant monetary charges for the same governmental services is “arbitrary and unreasonable” and therefore “an unconstitutional taking of property”).</w:t>
       </w:r>
     </w:p>
     <w:p>
@@ -12044,19 +11748,7 @@
         <w:t xml:space="preserve">See also Parrett v. Trost</w:t>
       </w:r>
       <w:r>
-        <w:t xml:space="preserve">, No. CA99</w:t>
-      </w:r>
-      <w:r>
-        <w:noBreakHyphen/>
-      </w:r>
-      <w:r>
-        <w:t xml:space="preserve">06</w:t>
-      </w:r>
-      <w:r>
-        <w:noBreakHyphen/>
-      </w:r>
-      <w:r>
-        <w:t xml:space="preserve">058, 2000 WL 155515, at p. 3 (Ohio Ct. App. Feb. 7, 2000)⁠(City of Cincinnati insisting that “provision of police services” is a core governmental function rather than a proprietary function);</w:t>
+        <w:t xml:space="preserve">, No. CA99-⁠06-⁠058, 2000 WL 155515, at p. 3 (Ohio Ct. App. Feb. 7, 2000)⁠(City of Cincinnati insisting that “provision of police services” is a core governmental function rather than a proprietary function);</w:t>
       </w:r>
       <w:r>
         <w:t xml:space="preserve"> </w:t>
@@ -12069,13 +11761,7 @@
         <w:t xml:space="preserve">Carder v. Kettering</w:t>
       </w:r>
       <w:r>
-        <w:t xml:space="preserve">, 2004-Ohio</w:t>
-      </w:r>
-      <w:r>
-        <w:noBreakHyphen/>
-      </w:r>
-      <w:r>
-        <w:t xml:space="preserve">4260, ¶¶ 9-⁠14 (Police “dispatched to a robbery scene,” “responding to an emergency call,” “proceeding to a scene to aid in the search for a perpetrator,” and “police dispatches to inherently dangerous situations that demand a response on the part of a peace officer” are all core governmental functions);</w:t>
+        <w:t xml:space="preserve">, 2004-Ohio-⁠4260, ¶¶ 9-⁠14 (Police “dispatched to a robbery scene,” “responding to an emergency call,” “proceeding to a scene to aid in the search for a perpetrator,” and “police dispatches to inherently dangerous situations that demand a response on the part of a peace officer” are all core governmental functions);</w:t>
       </w:r>
       <w:r>
         <w:t xml:space="preserve"> </w:t>
@@ -12114,13 +11800,7 @@
         <w:t xml:space="preserve">Maddox v. E. Cleveland</w:t>
       </w:r>
       <w:r>
-        <w:t xml:space="preserve">, 2012-Ohio</w:t>
-      </w:r>
-      <w:r>
-        <w:noBreakHyphen/>
-      </w:r>
-      <w:r>
-        <w:t xml:space="preserve">9, ¶ 20 (rejecting the notion that “the governmental function of police protection in this case morphed into a proprietary function”);</w:t>
+        <w:t xml:space="preserve">, 2012-Ohio-⁠9, ¶ 20 (rejecting the notion that “the governmental function of police protection in this case morphed into a proprietary function”);</w:t>
       </w:r>
       <w:r>
         <w:t xml:space="preserve"> </w:t>
@@ -12186,19 +11866,7 @@
         <w:t xml:space="preserve">Co. v. Hamilton Twp.</w:t>
       </w:r>
       <w:r>
-        <w:t xml:space="preserve">, 2012-Ohio</w:t>
-      </w:r>
-      <w:r>
-        <w:noBreakHyphen/>
-      </w:r>
-      <w:r>
-        <w:t xml:space="preserve">2370, at ¶ 22-⁠23, 31</w:t>
-      </w:r>
-      <w:r>
-        <w:noBreakHyphen/>
-      </w:r>
-      <w:r>
-        <w:t xml:space="preserve">32 (“…the fact that the revenue is earmarked for police protection, fire protection, road improvement, and parks that benefit the entire community is the key factor. The assessments raise revenue for the public’s benefit. All members of the community will benefit from improved roadways and parks, as well as from consistent levels of police and fire protection”)⁠(emphasis added).</w:t>
+        <w:t xml:space="preserve">, 2012-Ohio-⁠2370, at ¶ 22-⁠23, 31-⁠32 (“…the fact that the revenue is earmarked for police protection, fire protection, road improvement, and parks that benefit the entire community is the key factor. The assessments raise revenue for the public’s benefit. All members of the community will benefit from improved roadways and parks, as well as from consistent levels of police and fire protection”)⁠(emphasis added).</w:t>
       </w:r>
     </w:p>
     <w:p>
@@ -12505,9 +12173,7 @@
               <w:t xml:space="preserve"> </w:t>
             </w:r>
             <w:r>
-              <w:t xml:space="preserve">340</w:t>
-              <w:noBreakHyphen/>
-              <w:t xml:space="preserve">9817</w:t>
+              <w:t xml:space="preserve">340-⁠9817</w:t>
             </w:r>
           </w:p>
           <w:p>
@@ -12651,9 +12317,7 @@
               <w:t xml:space="preserve"> </w:t>
             </w:r>
             <w:r>
-              <w:t xml:space="preserve">943</w:t>
-              <w:noBreakHyphen/>
-              <w:t xml:space="preserve">6660</w:t>
+              <w:t xml:space="preserve">943-⁠6660</w:t>
             </w:r>
           </w:p>
           <w:p>
@@ -13173,19 +12837,7 @@
         <w:t xml:space="preserve"> </w:t>
       </w:r>
       <w:r>
-        <w:t xml:space="preserve">White v. City of Cincinnati, Case No. 18-CV</w:t>
-      </w:r>
-      <w:r>
-        <w:noBreakHyphen/>
-      </w:r>
-      <w:r>
-        <w:t xml:space="preserve">533 (S.D. Ohio 2019), Doc. 9, PageID 184</w:t>
-      </w:r>
-      <w:r>
-        <w:noBreakHyphen/>
-      </w:r>
-      <w:r>
-        <w:t xml:space="preserve">185.</w:t>
+        <w:t xml:space="preserve">White v. City of Cincinnati, Case No. 18-CV-⁠533 (S.D. Ohio 2019), Doc. 9, PageID 184-⁠185.</w:t>
       </w:r>
     </w:p>
   </w:footnote>
@@ -13223,19 +12875,7 @@
         <w:t xml:space="preserve"> </w:t>
       </w:r>
       <w:r>
-        <w:t xml:space="preserve">See inter alia, McIntyre v. Ohio Elections Comm’n, No. 90AP</w:t>
-      </w:r>
-      <w:r>
-        <w:noBreakHyphen/>
-      </w:r>
-      <w:r>
-        <w:t xml:space="preserve">1221, 1992 WL 230505, at 6 (Ohio Ct. App. Apr. 7, 1992), aff’d sub nom. McIntyre v. Ohio Elections Comm., 1993-Ohio</w:t>
-      </w:r>
-      <w:r>
-        <w:noBreakHyphen/>
-      </w:r>
-      <w:r>
-        <w:t xml:space="preserve">224, 67 Ohio St. 3d 391 (“Unlike the First Amendment to the United States Constitution, the Ohio constitutional provision expressly gives to each citizen not only the right to speak but, also, the right both to write and to publish sentiments on any subject ⁠. ⁠. ⁠. The Ohio Supreme Court has recognized the broad scope of the Ohio constitutional protection for the freedom of expression of sentiments”).</w:t>
+        <w:t xml:space="preserve">See inter alia, McIntyre v. Ohio Elections Comm’n, No. 90AP-⁠1221, 1992 WL 230505, at 6 (Ohio Ct. App. Apr. 7, 1992), aff’d sub nom. McIntyre v. Ohio Elections Comm., 1993-Ohio-⁠224, 67 Ohio St. 3d 391 (“Unlike the First Amendment to the United States Constitution, the Ohio constitutional provision expressly gives to each citizen not only the right to speak but, also, the right both to write and to publish sentiments on any subject ⁠. ⁠. ⁠. The Ohio Supreme Court has recognized the broad scope of the Ohio constitutional protection for the freedom of expression of sentiments”).</w:t>
       </w:r>
     </w:p>
   </w:footnote>
@@ -13266,13 +12906,7 @@
         <w:t xml:space="preserve"> </w:t>
       </w:r>
       <w:r>
-        <w:t xml:space="preserve">the Supreme Court declared that “[f]reedom of speech … [must be] available to all, not merely to those who can pay their own way,” that “[a] state may not impose a charge for the enjoyment of a right granted by the federal constitution,” and that “the power to tax the exercise of a [constitutional] privilege is the power to control or suppress its enjoyment.” “Thus, any effort by a government to impose a tax upon the means or instruments used to engage exclusively in First Amendment rights, as well as doing so by targeting a small segment of the population, presents a very real potential to destroy, i.e., to stifle, the meaningful and effective exercise of such rights.” Lamar Advantage, infra., at 816</w:t>
-      </w:r>
-      <w:r>
-        <w:noBreakHyphen/>
-      </w:r>
-      <w:r>
-        <w:t xml:space="preserve">818. Thus, it is not significant to this Court’s analysis that the Alarm Ban “merely” imposes a monetary charge as a prerequisite to otherwise-protected communication rather than imposing a death sentence in response to communication.</w:t>
+        <w:t xml:space="preserve">the Supreme Court declared that “[f]reedom of speech … [must be] available to all, not merely to those who can pay their own way,” that “[a] state may not impose a charge for the enjoyment of a right granted by the federal constitution,” and that “the power to tax the exercise of a [constitutional] privilege is the power to control or suppress its enjoyment.” “Thus, any effort by a government to impose a tax upon the means or instruments used to engage exclusively in First Amendment rights, as well as doing so by targeting a small segment of the population, presents a very real potential to destroy, i.e., to stifle, the meaningful and effective exercise of such rights.” Lamar Advantage, infra., at 816-⁠818. Thus, it is not significant to this Court’s analysis that the Alarm Ban “merely” imposes a monetary charge as a prerequisite to otherwise-protected communication rather than imposing a death sentence in response to communication.</w:t>
       </w:r>
     </w:p>
   </w:footnote>
@@ -13335,19 +12969,7 @@
         <w:t xml:space="preserve"> </w:t>
       </w:r>
       <w:r>
-        <w:t xml:space="preserve">White v. City of Cincinnati, Case No. 18-CV</w:t>
-      </w:r>
-      <w:r>
-        <w:noBreakHyphen/>
-      </w:r>
-      <w:r>
-        <w:t xml:space="preserve">533 (S.D. Ohio 2019), Doc. 9, PageID 184</w:t>
-      </w:r>
-      <w:r>
-        <w:noBreakHyphen/>
-      </w:r>
-      <w:r>
-        <w:t xml:space="preserve">185.</w:t>
+        <w:t xml:space="preserve">White v. City of Cincinnati, Case No. 18-CV-⁠533 (S.D. Ohio 2019), Doc. 9, PageID 184-⁠185.</w:t>
       </w:r>
     </w:p>
   </w:footnote>
@@ -13472,19 +13094,7 @@
         <w:t xml:space="preserve"> </w:t>
       </w:r>
       <w:r>
-        <w:t xml:space="preserve">White v. City of Cincinnati, Case No. 18-CV</w:t>
-      </w:r>
-      <w:r>
-        <w:noBreakHyphen/>
-      </w:r>
-      <w:r>
-        <w:t xml:space="preserve">533 (S.D. Ohio 2019), Doc. 9, PageID 184</w:t>
-      </w:r>
-      <w:r>
-        <w:noBreakHyphen/>
-      </w:r>
-      <w:r>
-        <w:t xml:space="preserve">185.</w:t>
+        <w:t xml:space="preserve">White v. City of Cincinnati, Case No. 18-CV-⁠533 (S.D. Ohio 2019), Doc. 9, PageID 184-⁠185.</w:t>
       </w:r>
     </w:p>
   </w:footnote>
@@ -14265,7 +13875,7 @@
     <w:qFormat/>
     <w:pPr>
       <w:keepLines/>
-      <w:spacing w:before="0" w:after="120" w:line="276" w:lineRule="exact"/>
+      <w:spacing w:before="26" w:after="120" w:line="276" w:lineRule="exact"/>
     </w:pPr>
     <w:rPr>
       <w:sz w:val="24"/>
